--- a/11.spring/spring AI/Spring AI.docx
+++ b/11.spring/spring AI/Spring AI.docx
@@ -445,7 +445,7 @@
                 <v:shape id="_x0000_i1025" type="#_x0000_t75" style="width:115.5pt;height:112.5pt" o:ole="">
                   <v:imagedata r:id="rId8" o:title=""/>
                 </v:shape>
-                <o:OLEObject Type="Embed" ProgID="PBrush" ShapeID="_x0000_i1025" DrawAspect="Content" ObjectID="_1846746980" r:id="rId9"/>
+                <o:OLEObject Type="Embed" ProgID="PBrush" ShapeID="_x0000_i1025" DrawAspect="Content" ObjectID="_1849764762" r:id="rId9"/>
               </w:object>
             </w:r>
           </w:p>
@@ -5064,7 +5064,7 @@
                 <v:shape id="_x0000_i1026" type="#_x0000_t75" style="width:5in;height:103.5pt" o:ole="">
                   <v:imagedata r:id="rId18" o:title=""/>
                 </v:shape>
-                <o:OLEObject Type="Embed" ProgID="PBrush" ShapeID="_x0000_i1026" DrawAspect="Content" ObjectID="_1846746981" r:id="rId19"/>
+                <o:OLEObject Type="Embed" ProgID="PBrush" ShapeID="_x0000_i1026" DrawAspect="Content" ObjectID="_1849764763" r:id="rId19"/>
               </w:object>
             </w:r>
           </w:p>
@@ -27640,6 +27640,15 @@
             </w:r>
           </w:p>
           <w:p/>
+          <w:p>
+            <w:pPr>
+              <w:pStyle w:val="1violet"/>
+            </w:pPr>
+            <w:r>
+              <w:t>When user asked a query , incoming prompt is converted to vector and then it will be searched in vector db</w:t>
+            </w:r>
+          </w:p>
+          <w:p/>
         </w:tc>
       </w:tr>
     </w:tbl>
@@ -27696,8 +27705,6 @@
       <w:r>
         <w:t>, but if u want LLM to remember the data, we should send some past chats along with prompt</w:t>
       </w:r>
-      <w:bookmarkStart w:id="0" w:name="_GoBack"/>
-      <w:bookmarkEnd w:id="0"/>
     </w:p>
     <w:p>
       <w:pPr>
@@ -27944,6 +27951,7 @@
         <w:pStyle w:val="1violet"/>
       </w:pPr>
       <w:r>
+        <w:lastRenderedPageBreak/>
         <w:t>Will be stored in memory like H2</w:t>
       </w:r>
     </w:p>
@@ -27955,7 +27963,6 @@
         </w:rPr>
       </w:pPr>
       <w:r>
-        <w:lastRenderedPageBreak/>
         <w:t xml:space="preserve">VectorStoreAdvisor- this is used </w:t>
       </w:r>
       <w:r>
@@ -28045,6 +28052,7 @@
       <w:r>
         <w:rPr>
           <w:noProof/>
+          <w:lang w:val="en-IN"/>
         </w:rPr>
         <w:drawing>
           <wp:inline distT="0" distB="0" distL="0" distR="0" wp14:anchorId="0AD1D6B9" wp14:editId="0E29FB67">
@@ -28090,6 +28098,7 @@
       <w:r>
         <w:rPr>
           <w:noProof/>
+          <w:lang w:val="en-IN"/>
         </w:rPr>
         <w:drawing>
           <wp:inline distT="0" distB="0" distL="0" distR="0" wp14:anchorId="410ECDD9" wp14:editId="58DCD352">
@@ -28133,6 +28142,6354 @@
         <w:pStyle w:val="h1-orange"/>
       </w:pPr>
       <w:r>
+        <w:t>RAG</w:t>
+      </w:r>
+    </w:p>
+    <w:p>
+      <w:pPr>
+        <w:pStyle w:val="1violet"/>
+      </w:pPr>
+      <w:r>
+        <w:t>RAG= retrival , augmentation, generation</w:t>
+      </w:r>
+    </w:p>
+    <w:p>
+      <w:pPr>
+        <w:pStyle w:val="1violet"/>
+      </w:pPr>
+      <w:r>
+        <w:t>If we have private data, when u want LLM to answer based on some private data, then use RAG</w:t>
+      </w:r>
+    </w:p>
+    <w:p>
+      <w:pPr>
+        <w:pStyle w:val="1violet"/>
+      </w:pPr>
+      <w:r>
+        <w:t>For small scenarios, If we want to give some context to LLM we can pass a system message</w:t>
+      </w:r>
+      <w:r>
+        <w:t xml:space="preserve"> , if that system message is too long then if we pass that long sys msg then it will consume more tokens</w:t>
+      </w:r>
+    </w:p>
+    <w:p>
+      <w:pPr>
+        <w:pStyle w:val="1violet"/>
+      </w:pPr>
+      <w:r>
+        <w:t>So in this case prefer RAG</w:t>
+      </w:r>
+    </w:p>
+    <w:p>
+      <w:pPr>
+        <w:pStyle w:val="1lightpink"/>
+      </w:pPr>
+      <w:r>
+        <w:t>In RAG</w:t>
+      </w:r>
+      <w:r>
+        <w:t>, all the data is mantainied in the vector db</w:t>
+      </w:r>
+      <w:r>
+        <w:t xml:space="preserve"> means dev</w:t>
+      </w:r>
+      <w:r>
+        <w:t>eloper</w:t>
+      </w:r>
+      <w:r>
+        <w:t xml:space="preserve"> needs to push the doc </w:t>
+      </w:r>
+      <w:r>
+        <w:t>in</w:t>
+      </w:r>
+      <w:r>
+        <w:t>to vector db</w:t>
+      </w:r>
+      <w:r>
+        <w:t xml:space="preserve">, </w:t>
+      </w:r>
+      <w:r>
+        <w:t xml:space="preserve">while searching we should </w:t>
+      </w:r>
+      <w:r>
+        <w:t xml:space="preserve">go and fetch only relevant </w:t>
+      </w:r>
+      <w:r>
+        <w:t>info/passages</w:t>
+      </w:r>
+      <w:r>
+        <w:t xml:space="preserve">, </w:t>
+      </w:r>
+    </w:p>
+    <w:p>
+      <w:pPr>
+        <w:pStyle w:val="1lightpink"/>
+      </w:pPr>
+      <w:r>
+        <w:t xml:space="preserve">those relevant passages will be sent to LLM along with prompt </w:t>
+      </w:r>
+      <w:r>
+        <w:t>(augmentation), then LLM will take both contextual data from vector db and prompt and it will generate the response dynamically</w:t>
+      </w:r>
+    </w:p>
+    <w:tbl>
+      <w:tblPr>
+        <w:tblStyle w:val="TableGrid"/>
+        <w:tblW w:w="0" w:type="auto"/>
+        <w:tblLook w:val="04A0" w:firstRow="1" w:lastRow="0" w:firstColumn="1" w:lastColumn="0" w:noHBand="0" w:noVBand="1"/>
+      </w:tblPr>
+      <w:tblGrid>
+        <w:gridCol w:w="11515"/>
+        <w:gridCol w:w="11515"/>
+      </w:tblGrid>
+      <w:tr>
+        <w:tc>
+          <w:tcPr>
+            <w:tcW w:w="11515" w:type="dxa"/>
+          </w:tcPr>
+          <w:p>
+            <w:pPr>
+              <w:pStyle w:val="1lightpink"/>
+              <w:shd w:val="clear" w:color="auto" w:fill="auto"/>
+            </w:pPr>
+            <w:r>
+              <w:t>Traditional db</w:t>
+            </w:r>
+          </w:p>
+        </w:tc>
+        <w:tc>
+          <w:tcPr>
+            <w:tcW w:w="11515" w:type="dxa"/>
+          </w:tcPr>
+          <w:p>
+            <w:pPr>
+              <w:pStyle w:val="1lightpink"/>
+              <w:shd w:val="clear" w:color="auto" w:fill="auto"/>
+            </w:pPr>
+            <w:r>
+              <w:t>vector db</w:t>
+            </w:r>
+          </w:p>
+        </w:tc>
+      </w:tr>
+      <w:tr>
+        <w:tc>
+          <w:tcPr>
+            <w:tcW w:w="11515" w:type="dxa"/>
+          </w:tcPr>
+          <w:p>
+            <w:pPr>
+              <w:pStyle w:val="1lightpink"/>
+              <w:shd w:val="clear" w:color="auto" w:fill="auto"/>
+            </w:pPr>
+            <w:r>
+              <w:t>here we will store as it is, while fetching we willl perform exact match</w:t>
+            </w:r>
+          </w:p>
+        </w:tc>
+        <w:tc>
+          <w:tcPr>
+            <w:tcW w:w="11515" w:type="dxa"/>
+          </w:tcPr>
+          <w:p>
+            <w:pPr>
+              <w:pStyle w:val="1lightpink"/>
+              <w:shd w:val="clear" w:color="auto" w:fill="auto"/>
+            </w:pPr>
+            <w:r>
+              <w:t xml:space="preserve">here we will store the meaning </w:t>
+            </w:r>
+            <w:r>
+              <w:t>along with</w:t>
+            </w:r>
+            <w:r>
+              <w:t xml:space="preserve"> the original data as it is,</w:t>
+            </w:r>
+            <w:r>
+              <w:t xml:space="preserve"> means both original data, vector both will be stored </w:t>
+            </w:r>
+          </w:p>
+          <w:p>
+            <w:pPr>
+              <w:pStyle w:val="1lightpink"/>
+              <w:shd w:val="clear" w:color="auto" w:fill="auto"/>
+            </w:pPr>
+            <w:r>
+              <w:t xml:space="preserve">while fetching we will do similarity search like search with meaning </w:t>
+            </w:r>
+          </w:p>
+        </w:tc>
+      </w:tr>
+    </w:tbl>
+    <w:p>
+      <w:pPr>
+        <w:pStyle w:val="1lightpink"/>
+      </w:pPr>
+      <w:r>
+        <w:t xml:space="preserve">What is RAG- </w:t>
+      </w:r>
+      <w:r>
+        <w:t>fetch</w:t>
+      </w:r>
+      <w:r>
+        <w:t xml:space="preserve"> relevant docs from vector db  ,augment = combine prompt with retrieved context </w:t>
+      </w:r>
+      <w:r>
+        <w:t>, generation- LLM generates resonse grounded in data</w:t>
+      </w:r>
+    </w:p>
+    <w:p>
+      <w:pPr>
+        <w:pStyle w:val="1lightpink"/>
+      </w:pPr>
+    </w:p>
+    <w:p>
+      <w:pPr>
+        <w:pStyle w:val="1lightpink"/>
+      </w:pPr>
+    </w:p>
+    <w:p>
+      <w:pPr>
+        <w:pStyle w:val="1lightpink"/>
+      </w:pPr>
+      <w:r>
+        <w:lastRenderedPageBreak/>
+        <w:t>"We store document embeddings in a vector database. At query time, we generate an embedding for the user's question, perform similarity search, retrieve relevant document chunks, and pass those chunks to the LLM as context."</w:t>
+      </w:r>
+    </w:p>
+    <w:p>
+      <w:pPr>
+        <w:pStyle w:val="1violet"/>
+      </w:pPr>
+    </w:p>
+    <w:p>
+      <w:pPr>
+        <w:pStyle w:val="1violet"/>
+      </w:pPr>
+      <w:r>
+        <w:t xml:space="preserve">Ex:- if we want LLM to consider the contexual information from our policy documents, then if we send full policy docs to LLM then it will consume lot of tokens, so alternatively pass only relevant msgs to LLM , </w:t>
+      </w:r>
+      <w:r>
+        <w:t>1</w:t>
+      </w:r>
+      <w:r>
+        <w:rPr>
+          <w:vertAlign w:val="superscript"/>
+        </w:rPr>
+        <w:t>st</w:t>
+      </w:r>
+      <w:r>
+        <w:t xml:space="preserve"> we have to </w:t>
+      </w:r>
+      <w:r>
+        <w:t>store</w:t>
+      </w:r>
+      <w:r>
+        <w:t xml:space="preserve"> all policy doc, internal docs </w:t>
+      </w:r>
+      <w:r>
+        <w:t xml:space="preserve">in </w:t>
+      </w:r>
+      <w:r>
+        <w:t xml:space="preserve"> vector db,</w:t>
+      </w:r>
+    </w:p>
+    <w:p>
+      <w:pPr>
+        <w:pStyle w:val="1violet"/>
+      </w:pPr>
+      <w:r>
+        <w:t xml:space="preserve"> </w:t>
+      </w:r>
+      <w:r>
+        <w:t xml:space="preserve">When users sends prompt </w:t>
+      </w:r>
+      <w:r>
+        <w:t xml:space="preserve">With help of RAG </w:t>
+      </w:r>
+      <w:r>
+        <w:t xml:space="preserve">we can get </w:t>
+      </w:r>
+      <w:r>
+        <w:t xml:space="preserve">only those </w:t>
+      </w:r>
+      <w:r>
+        <w:t xml:space="preserve">relevant msgs </w:t>
+      </w:r>
+      <w:r>
+        <w:t xml:space="preserve">to the prompt </w:t>
+      </w:r>
+      <w:r>
+        <w:t>from the vector db store</w:t>
+      </w:r>
+      <w:r>
+        <w:t>, so</w:t>
+      </w:r>
+      <w:r>
+        <w:t xml:space="preserve"> while sending </w:t>
+      </w:r>
+      <w:r>
+        <w:t xml:space="preserve">prompt </w:t>
+      </w:r>
+      <w:r>
+        <w:t xml:space="preserve">to LLM  along </w:t>
+      </w:r>
+      <w:r>
+        <w:t xml:space="preserve">we </w:t>
+      </w:r>
+      <w:r>
+        <w:t xml:space="preserve">should </w:t>
+      </w:r>
+      <w:r>
+        <w:t xml:space="preserve">pass those relevant msgs </w:t>
+      </w:r>
+    </w:p>
+    <w:p>
+      <w:pPr>
+        <w:pStyle w:val="1violet"/>
+      </w:pPr>
+      <w:r>
+        <w:t xml:space="preserve">Now LLM will take both prompt and relevant msgs and answer our query accordingly </w:t>
+      </w:r>
+    </w:p>
+    <w:p>
+      <w:pPr>
+        <w:pStyle w:val="1violet"/>
+      </w:pPr>
+    </w:p>
+    <w:p>
+      <w:pPr>
+        <w:pStyle w:val="1violet"/>
+      </w:pPr>
+      <w:r>
+        <w:t xml:space="preserve">In this all the pdf or information is converted to vectors (means converted to numbers) and those </w:t>
+      </w:r>
+      <w:r>
+        <w:t xml:space="preserve">vectors </w:t>
+      </w:r>
+      <w:r>
+        <w:t>will be stored in vector db</w:t>
+      </w:r>
+      <w:r>
+        <w:t xml:space="preserve"> not direct pdfs</w:t>
+      </w:r>
+    </w:p>
+    <w:p>
+      <w:pPr>
+        <w:pStyle w:val="1violet"/>
+      </w:pPr>
+      <w:r>
+        <w:t>When user asked a query , incoming prompt is converted to vector and then it will be searched in vector db</w:t>
+      </w:r>
+    </w:p>
+    <w:p>
+      <w:pPr>
+        <w:pStyle w:val="1violet"/>
+      </w:pPr>
+    </w:p>
+    <w:p>
+      <w:pPr>
+        <w:pStyle w:val="1violet"/>
+      </w:pPr>
+    </w:p>
+    <w:tbl>
+      <w:tblPr>
+        <w:tblStyle w:val="TableGrid"/>
+        <w:tblW w:w="0" w:type="auto"/>
+        <w:tblLook w:val="04A0" w:firstRow="1" w:lastRow="0" w:firstColumn="1" w:lastColumn="0" w:noHBand="0" w:noVBand="1"/>
+      </w:tblPr>
+      <w:tblGrid>
+        <w:gridCol w:w="12235"/>
+        <w:gridCol w:w="10795"/>
+      </w:tblGrid>
+      <w:tr>
+        <w:tc>
+          <w:tcPr>
+            <w:tcW w:w="12235" w:type="dxa"/>
+          </w:tcPr>
+          <w:p>
+            <w:pPr>
+              <w:rPr>
+                <w:rFonts w:ascii="Arial" w:hAnsi="Symbol" w:cs="Arial"/>
+              </w:rPr>
+            </w:pPr>
+            <w:r>
+              <w:rPr>
+                <w:rFonts w:ascii="Arial" w:hAnsi="Symbol" w:cs="Arial"/>
+              </w:rPr>
+              <w:t>interface VectorStore{</w:t>
+            </w:r>
+            <w:r>
+              <w:rPr>
+                <w:rFonts w:ascii="Arial" w:hAnsi="Symbol" w:cs="Arial"/>
+              </w:rPr>
+              <w:t xml:space="preserve"> //this will work for any vector db like mongodb, pg vector as this is like a jpa repo</w:t>
+            </w:r>
+          </w:p>
+          <w:p>
+            <w:pPr>
+              <w:rPr>
+                <w:rFonts w:ascii="Arial" w:hAnsi="Arial" w:cs="Arial"/>
+                <w:color w:val="auto"/>
+              </w:rPr>
+            </w:pPr>
+            <w:r>
+              <w:rPr>
+                <w:rFonts w:ascii="Arial" w:hAnsi="Symbol" w:cs="Arial"/>
+              </w:rPr>
+              <w:t></w:t>
+            </w:r>
+            <w:r>
+              <w:rPr>
+                <w:rFonts w:ascii="Arial" w:hAnsi="Arial" w:cs="Arial"/>
+              </w:rPr>
+              <w:t xml:space="preserve">  </w:t>
+            </w:r>
+            <w:r>
+              <w:rPr>
+                <w:rStyle w:val="HTMLCode"/>
+                <w:rFonts w:eastAsiaTheme="minorHAnsi"/>
+                <w:b/>
+                <w:bCs/>
+                <w:sz w:val="21"/>
+                <w:szCs w:val="21"/>
+              </w:rPr>
+              <w:t>add(List&lt;Document&gt; documents)</w:t>
+            </w:r>
+            <w:r>
+              <w:rPr>
+                <w:rStyle w:val="inqyif"/>
+                <w:rFonts w:ascii="Arial" w:hAnsi="Arial" w:cs="Arial"/>
+              </w:rPr>
+              <w:t>: Encodes and saves a list of text documents and their metadata into the vector database.</w:t>
+            </w:r>
+            <w:r>
+              <w:rPr>
+                <w:rFonts w:ascii="Arial" w:hAnsi="Arial" w:cs="Arial"/>
+              </w:rPr>
+              <w:t xml:space="preserve"> [</w:t>
+            </w:r>
+            <w:hyperlink r:id="rId24" w:history="1">
+              <w:r>
+                <w:rPr>
+                  <w:rStyle w:val="Hyperlink"/>
+                  <w:rFonts w:ascii="Arial" w:hAnsi="Arial" w:cs="Arial"/>
+                </w:rPr>
+                <w:t>1</w:t>
+              </w:r>
+            </w:hyperlink>
+            <w:r>
+              <w:rPr>
+                <w:rFonts w:ascii="Arial" w:hAnsi="Arial" w:cs="Arial"/>
+              </w:rPr>
+              <w:t xml:space="preserve">, </w:t>
+            </w:r>
+            <w:hyperlink r:id="rId25" w:history="1">
+              <w:r>
+                <w:rPr>
+                  <w:rStyle w:val="Hyperlink"/>
+                  <w:rFonts w:ascii="Arial" w:hAnsi="Arial" w:cs="Arial"/>
+                </w:rPr>
+                <w:t>2</w:t>
+              </w:r>
+            </w:hyperlink>
+            <w:r>
+              <w:rPr>
+                <w:rFonts w:ascii="Arial" w:hAnsi="Arial" w:cs="Arial"/>
+              </w:rPr>
+              <w:t>]</w:t>
+            </w:r>
+          </w:p>
+          <w:p>
+            <w:pPr>
+              <w:rPr>
+                <w:rFonts w:ascii="Arial" w:hAnsi="Arial" w:cs="Arial"/>
+              </w:rPr>
+            </w:pPr>
+            <w:r>
+              <w:rPr>
+                <w:rFonts w:ascii="Arial" w:hAnsi="Symbol" w:cs="Arial"/>
+              </w:rPr>
+              <w:t></w:t>
+            </w:r>
+            <w:r>
+              <w:rPr>
+                <w:rFonts w:ascii="Arial" w:hAnsi="Arial" w:cs="Arial"/>
+              </w:rPr>
+              <w:t xml:space="preserve">  </w:t>
+            </w:r>
+            <w:r>
+              <w:rPr>
+                <w:rStyle w:val="HTMLCode"/>
+                <w:rFonts w:eastAsiaTheme="minorHAnsi"/>
+                <w:b/>
+                <w:bCs/>
+                <w:sz w:val="21"/>
+                <w:szCs w:val="21"/>
+              </w:rPr>
+              <w:t>delete(List&lt;String&gt; idList)</w:t>
+            </w:r>
+            <w:r>
+              <w:rPr>
+                <w:rStyle w:val="inqyif"/>
+                <w:rFonts w:ascii="Arial" w:hAnsi="Arial" w:cs="Arial"/>
+              </w:rPr>
+              <w:t>: Remotely purges specific documents from the store using their unique identifier strings.</w:t>
+            </w:r>
+            <w:r>
+              <w:rPr>
+                <w:rFonts w:ascii="Arial" w:hAnsi="Arial" w:cs="Arial"/>
+              </w:rPr>
+              <w:t xml:space="preserve"> [</w:t>
+            </w:r>
+            <w:hyperlink r:id="rId26" w:history="1">
+              <w:r>
+                <w:rPr>
+                  <w:rStyle w:val="Hyperlink"/>
+                  <w:rFonts w:ascii="Arial" w:hAnsi="Arial" w:cs="Arial"/>
+                </w:rPr>
+                <w:t>1</w:t>
+              </w:r>
+            </w:hyperlink>
+            <w:r>
+              <w:rPr>
+                <w:rFonts w:ascii="Arial" w:hAnsi="Arial" w:cs="Arial"/>
+              </w:rPr>
+              <w:t>]</w:t>
+            </w:r>
+          </w:p>
+          <w:p>
+            <w:pPr>
+              <w:rPr>
+                <w:rFonts w:ascii="Arial" w:hAnsi="Arial" w:cs="Arial"/>
+              </w:rPr>
+            </w:pPr>
+            <w:r>
+              <w:rPr>
+                <w:rFonts w:ascii="Arial" w:hAnsi="Symbol" w:cs="Arial"/>
+              </w:rPr>
+              <w:t></w:t>
+            </w:r>
+            <w:r>
+              <w:rPr>
+                <w:rFonts w:ascii="Arial" w:hAnsi="Arial" w:cs="Arial"/>
+              </w:rPr>
+              <w:t xml:space="preserve">  </w:t>
+            </w:r>
+            <w:r>
+              <w:rPr>
+                <w:rStyle w:val="HTMLCode"/>
+                <w:rFonts w:eastAsiaTheme="minorHAnsi"/>
+                <w:b/>
+                <w:bCs/>
+                <w:sz w:val="21"/>
+                <w:szCs w:val="21"/>
+              </w:rPr>
+              <w:t>delete(Filter.Expression filterExpression)</w:t>
+            </w:r>
+            <w:r>
+              <w:rPr>
+                <w:rStyle w:val="inqyif"/>
+                <w:rFonts w:ascii="Arial" w:hAnsi="Arial" w:cs="Arial"/>
+              </w:rPr>
+              <w:t>: Deletes documents matching specific advanced filter criteria.</w:t>
+            </w:r>
+            <w:r>
+              <w:rPr>
+                <w:rFonts w:ascii="Arial" w:hAnsi="Arial" w:cs="Arial"/>
+              </w:rPr>
+              <w:t xml:space="preserve"> [</w:t>
+            </w:r>
+            <w:hyperlink r:id="rId27" w:history="1">
+              <w:r>
+                <w:rPr>
+                  <w:rStyle w:val="Hyperlink"/>
+                  <w:rFonts w:ascii="Arial" w:hAnsi="Arial" w:cs="Arial"/>
+                </w:rPr>
+                <w:t>1</w:t>
+              </w:r>
+            </w:hyperlink>
+            <w:r>
+              <w:rPr>
+                <w:rFonts w:ascii="Arial" w:hAnsi="Arial" w:cs="Arial"/>
+              </w:rPr>
+              <w:t>]</w:t>
+            </w:r>
+          </w:p>
+          <w:p>
+            <w:pPr>
+              <w:rPr>
+                <w:rFonts w:ascii="Arial" w:hAnsi="Arial" w:cs="Arial"/>
+              </w:rPr>
+            </w:pPr>
+            <w:r>
+              <w:rPr>
+                <w:rFonts w:ascii="Arial" w:hAnsi="Symbol" w:cs="Arial"/>
+              </w:rPr>
+              <w:t></w:t>
+            </w:r>
+            <w:r>
+              <w:rPr>
+                <w:rFonts w:ascii="Arial" w:hAnsi="Arial" w:cs="Arial"/>
+              </w:rPr>
+              <w:t xml:space="preserve">  </w:t>
+            </w:r>
+            <w:r>
+              <w:rPr>
+                <w:rStyle w:val="HTMLCode"/>
+                <w:rFonts w:eastAsiaTheme="minorHAnsi"/>
+                <w:b/>
+                <w:bCs/>
+                <w:sz w:val="21"/>
+                <w:szCs w:val="21"/>
+              </w:rPr>
+              <w:t xml:space="preserve">List&lt;Document&gt; documents  </w:t>
+            </w:r>
+            <w:r>
+              <w:rPr>
+                <w:rStyle w:val="HTMLCode"/>
+                <w:rFonts w:eastAsiaTheme="minorHAnsi"/>
+                <w:b/>
+                <w:bCs/>
+                <w:sz w:val="21"/>
+                <w:szCs w:val="21"/>
+                <w:highlight w:val="yellow"/>
+              </w:rPr>
+              <w:t>similaritySearch</w:t>
+            </w:r>
+            <w:r>
+              <w:rPr>
+                <w:rStyle w:val="HTMLCode"/>
+                <w:rFonts w:eastAsiaTheme="minorHAnsi"/>
+                <w:b/>
+                <w:bCs/>
+                <w:sz w:val="21"/>
+                <w:szCs w:val="21"/>
+              </w:rPr>
+              <w:t>(SearchRequest request)</w:t>
+            </w:r>
+            <w:r>
+              <w:rPr>
+                <w:rStyle w:val="inqyif"/>
+                <w:rFonts w:ascii="Arial" w:hAnsi="Arial" w:cs="Arial"/>
+              </w:rPr>
+              <w:t>: Executes a similarity query (often using cosine similarity or dot product) to retrieve relevant documents matching a specific string or embedding vector.</w:t>
+            </w:r>
+            <w:r>
+              <w:rPr>
+                <w:rFonts w:ascii="Arial" w:hAnsi="Arial" w:cs="Arial"/>
+              </w:rPr>
+              <w:t xml:space="preserve"> [</w:t>
+            </w:r>
+            <w:hyperlink r:id="rId28" w:history="1">
+              <w:r>
+                <w:rPr>
+                  <w:rStyle w:val="Hyperlink"/>
+                  <w:rFonts w:ascii="Arial" w:hAnsi="Arial" w:cs="Arial"/>
+                </w:rPr>
+                <w:t>1</w:t>
+              </w:r>
+            </w:hyperlink>
+            <w:r>
+              <w:rPr>
+                <w:rFonts w:ascii="Arial" w:hAnsi="Arial" w:cs="Arial"/>
+              </w:rPr>
+              <w:t xml:space="preserve">, </w:t>
+            </w:r>
+            <w:hyperlink r:id="rId29" w:history="1">
+              <w:r>
+                <w:rPr>
+                  <w:rStyle w:val="Hyperlink"/>
+                  <w:rFonts w:ascii="Arial" w:hAnsi="Arial" w:cs="Arial"/>
+                </w:rPr>
+                <w:t>2</w:t>
+              </w:r>
+            </w:hyperlink>
+            <w:r>
+              <w:rPr>
+                <w:rFonts w:ascii="Arial" w:hAnsi="Arial" w:cs="Arial"/>
+              </w:rPr>
+              <w:t>]</w:t>
+            </w:r>
+          </w:p>
+          <w:p>
+            <w:pPr>
+              <w:rPr>
+                <w:rFonts w:ascii="Arial" w:hAnsi="Arial" w:cs="Arial"/>
+              </w:rPr>
+            </w:pPr>
+            <w:r>
+              <w:rPr>
+                <w:rFonts w:ascii="Arial" w:hAnsi="Symbol" w:cs="Arial"/>
+              </w:rPr>
+              <w:t></w:t>
+            </w:r>
+            <w:r>
+              <w:rPr>
+                <w:rFonts w:ascii="Arial" w:hAnsi="Arial" w:cs="Arial"/>
+              </w:rPr>
+              <w:t xml:space="preserve">  </w:t>
+            </w:r>
+            <w:r>
+              <w:rPr>
+                <w:rStyle w:val="yadgie"/>
+                <w:rFonts w:ascii="Courier New" w:hAnsi="Courier New"/>
+                <w:b/>
+                <w:bCs/>
+                <w:sz w:val="21"/>
+                <w:szCs w:val="21"/>
+              </w:rPr>
+              <w:t>getNativeClient()</w:t>
+            </w:r>
+            <w:r>
+              <w:rPr>
+                <w:rStyle w:val="yadgie"/>
+                <w:rFonts w:ascii="Arial" w:hAnsi="Arial" w:cs="Arial"/>
+              </w:rPr>
+              <w:t xml:space="preserve">: Returns an </w:t>
+            </w:r>
+            <w:r>
+              <w:rPr>
+                <w:rStyle w:val="yadgie"/>
+                <w:rFonts w:ascii="Courier New" w:hAnsi="Courier New"/>
+                <w:sz w:val="21"/>
+                <w:szCs w:val="21"/>
+              </w:rPr>
+              <w:t>Optional&lt;T&gt;</w:t>
+            </w:r>
+            <w:r>
+              <w:rPr>
+                <w:rStyle w:val="yadgie"/>
+                <w:rFonts w:ascii="Arial" w:hAnsi="Arial" w:cs="Arial"/>
+              </w:rPr>
+              <w:t xml:space="preserve"> containing the underlying driver client (e.g., the actual Neo4j or Redis client object) if direct low-level access is required.</w:t>
+            </w:r>
+            <w:r>
+              <w:rPr>
+                <w:rFonts w:ascii="Arial" w:hAnsi="Arial" w:cs="Arial"/>
+              </w:rPr>
+              <w:t xml:space="preserve"> [</w:t>
+            </w:r>
+            <w:hyperlink r:id="rId30" w:history="1">
+              <w:r>
+                <w:rPr>
+                  <w:rStyle w:val="Hyperlink"/>
+                  <w:rFonts w:ascii="Arial" w:hAnsi="Arial" w:cs="Arial"/>
+                </w:rPr>
+                <w:t>1</w:t>
+              </w:r>
+            </w:hyperlink>
+            <w:r>
+              <w:rPr>
+                <w:rFonts w:ascii="Arial" w:hAnsi="Arial" w:cs="Arial"/>
+              </w:rPr>
+              <w:t>]</w:t>
+            </w:r>
+          </w:p>
+          <w:p>
+            <w:pPr>
+              <w:pStyle w:val="1violet"/>
+            </w:pPr>
+            <w:r>
+              <w:t>}</w:t>
+            </w:r>
+          </w:p>
+          <w:p>
+            <w:pPr>
+              <w:pStyle w:val="1violet"/>
+            </w:pPr>
+          </w:p>
+          <w:p>
+            <w:pPr>
+              <w:pStyle w:val="1violet"/>
+            </w:pPr>
+            <w:r>
+              <w:t>how search happens</w:t>
+            </w:r>
+          </w:p>
+          <w:p>
+            <w:pPr>
+              <w:pStyle w:val="1violet"/>
+            </w:pPr>
+            <w:r>
+              <w:t>when user gives prompt , it will be converted into embeddings like numbers, then it will do similarity search</w:t>
+            </w:r>
+          </w:p>
+          <w:p>
+            <w:pPr>
+              <w:pStyle w:val="1violet"/>
+            </w:pPr>
+            <w:r>
+              <w:t>then we will extract relevant contexts and then we will give Prompt+ retrieved context from db to LLM</w:t>
+            </w:r>
+          </w:p>
+        </w:tc>
+        <w:tc>
+          <w:tcPr>
+            <w:tcW w:w="10795" w:type="dxa"/>
+          </w:tcPr>
+          <w:p>
+            <w:pPr>
+              <w:pStyle w:val="1lightpink"/>
+            </w:pPr>
+            <w:r>
+              <w:t xml:space="preserve">how to store documents into vector db </w:t>
+            </w:r>
+            <w:r>
+              <w:t>[storing metadata is must along with data chunks]</w:t>
+            </w:r>
+          </w:p>
+          <w:p>
+            <w:pPr>
+              <w:pStyle w:val="1lightpink"/>
+              <w:rPr>
+                <w:rFonts w:eastAsiaTheme="minorHAnsi"/>
+                <w:color w:val="9966FF"/>
+                <w:lang w:val="en-US"/>
+              </w:rPr>
+            </w:pPr>
+            <w:r>
+              <w:rPr>
+                <w:rFonts w:eastAsiaTheme="minorHAnsi"/>
+                <w:color w:val="9966FF"/>
+                <w:lang w:val="en-US"/>
+              </w:rPr>
+              <w:t xml:space="preserve">store the docs in chunks </w:t>
+            </w:r>
+            <w:r>
+              <w:rPr>
+                <w:rFonts w:eastAsiaTheme="minorHAnsi"/>
+                <w:color w:val="9966FF"/>
+                <w:lang w:val="en-US"/>
+              </w:rPr>
+              <w:t>, developer should split huge document into small chunks</w:t>
+            </w:r>
+            <w:r>
+              <w:rPr>
+                <w:rFonts w:eastAsiaTheme="minorHAnsi"/>
+                <w:color w:val="9966FF"/>
+                <w:lang w:val="en-US"/>
+              </w:rPr>
+              <w:t xml:space="preserve"> using apache tika frameworks</w:t>
+            </w:r>
+            <w:r>
+              <w:rPr>
+                <w:rFonts w:eastAsiaTheme="minorHAnsi"/>
+                <w:color w:val="9966FF"/>
+                <w:lang w:val="en-US"/>
+              </w:rPr>
+              <w:t>, developer should extract content of that doc using tika fw</w:t>
+            </w:r>
+          </w:p>
+          <w:p>
+            <w:pPr>
+              <w:pStyle w:val="1lightpink"/>
+              <w:rPr>
+                <w:rFonts w:eastAsiaTheme="minorHAnsi"/>
+                <w:color w:val="9966FF"/>
+                <w:lang w:val="en-US"/>
+              </w:rPr>
+            </w:pPr>
+            <w:r>
+              <w:rPr>
+                <w:rFonts w:eastAsiaTheme="minorHAnsi"/>
+                <w:color w:val="9966FF"/>
+                <w:lang w:val="en-US"/>
+              </w:rPr>
+              <w:t xml:space="preserve">developer </w:t>
+            </w:r>
+            <w:r>
+              <w:rPr>
+                <w:rFonts w:eastAsiaTheme="minorHAnsi"/>
+                <w:color w:val="9966FF"/>
+                <w:lang w:val="en-US"/>
+              </w:rPr>
+              <w:t>should store all these chunks</w:t>
+            </w:r>
+            <w:r>
+              <w:rPr>
+                <w:rFonts w:eastAsiaTheme="minorHAnsi"/>
+                <w:color w:val="9966FF"/>
+                <w:lang w:val="en-US"/>
+              </w:rPr>
+              <w:t xml:space="preserve"> into vector store</w:t>
+            </w:r>
+            <w:r>
+              <w:rPr>
+                <w:rFonts w:eastAsiaTheme="minorHAnsi"/>
+                <w:color w:val="9966FF"/>
+                <w:lang w:val="en-US"/>
+              </w:rPr>
+              <w:t xml:space="preserve"> using “vectorStore.add(doc)”</w:t>
+            </w:r>
+          </w:p>
+          <w:p>
+            <w:pPr>
+              <w:pStyle w:val="1lightpink"/>
+              <w:rPr>
+                <w:rFonts w:eastAsiaTheme="minorHAnsi"/>
+                <w:color w:val="9966FF"/>
+                <w:lang w:val="en-US"/>
+              </w:rPr>
+            </w:pPr>
+            <w:r>
+              <w:rPr>
+                <w:rFonts w:eastAsiaTheme="minorHAnsi"/>
+                <w:color w:val="9966FF"/>
+                <w:lang w:val="en-US"/>
+              </w:rPr>
+              <w:t>PDF</w:t>
+            </w:r>
+          </w:p>
+          <w:p>
+            <w:pPr>
+              <w:pStyle w:val="1lightpink"/>
+              <w:rPr>
+                <w:rFonts w:eastAsiaTheme="minorHAnsi"/>
+                <w:color w:val="9966FF"/>
+                <w:lang w:val="en-US"/>
+              </w:rPr>
+            </w:pPr>
+            <w:r>
+              <w:rPr>
+                <w:rFonts w:eastAsiaTheme="minorHAnsi"/>
+                <w:color w:val="9966FF"/>
+                <w:lang w:val="en-US"/>
+              </w:rPr>
+              <w:t xml:space="preserve"> </w:t>
+            </w:r>
+            <w:r>
+              <w:rPr>
+                <w:rFonts w:ascii="Times New Roman" w:eastAsiaTheme="minorHAnsi" w:hAnsi="Times New Roman" w:cs="Times New Roman"/>
+                <w:color w:val="9966FF"/>
+                <w:lang w:val="en-US"/>
+              </w:rPr>
+              <w:t>↓</w:t>
+            </w:r>
+          </w:p>
+          <w:p>
+            <w:pPr>
+              <w:pStyle w:val="1lightpink"/>
+              <w:rPr>
+                <w:rFonts w:eastAsiaTheme="minorHAnsi"/>
+                <w:color w:val="9966FF"/>
+                <w:lang w:val="en-US"/>
+              </w:rPr>
+            </w:pPr>
+            <w:r>
+              <w:rPr>
+                <w:rFonts w:eastAsiaTheme="minorHAnsi"/>
+                <w:color w:val="9966FF"/>
+                <w:lang w:val="en-US"/>
+              </w:rPr>
+              <w:t>Extract text</w:t>
+            </w:r>
+            <w:r>
+              <w:rPr>
+                <w:rFonts w:eastAsiaTheme="minorHAnsi"/>
+                <w:color w:val="9966FF"/>
+                <w:lang w:val="en-US"/>
+              </w:rPr>
+              <w:t xml:space="preserve">[we should extract the text using apache tika framework] </w:t>
+            </w:r>
+          </w:p>
+          <w:p>
+            <w:pPr>
+              <w:pStyle w:val="1lightpink"/>
+              <w:rPr>
+                <w:rFonts w:eastAsiaTheme="minorHAnsi"/>
+                <w:color w:val="9966FF"/>
+                <w:lang w:val="en-US"/>
+              </w:rPr>
+            </w:pPr>
+            <w:r>
+              <w:rPr>
+                <w:rFonts w:eastAsiaTheme="minorHAnsi"/>
+                <w:color w:val="9966FF"/>
+                <w:lang w:val="en-US"/>
+              </w:rPr>
+              <w:t xml:space="preserve"> </w:t>
+            </w:r>
+            <w:r>
+              <w:rPr>
+                <w:rFonts w:ascii="Times New Roman" w:eastAsiaTheme="minorHAnsi" w:hAnsi="Times New Roman" w:cs="Times New Roman"/>
+                <w:color w:val="9966FF"/>
+                <w:lang w:val="en-US"/>
+              </w:rPr>
+              <w:t>↓</w:t>
+            </w:r>
+          </w:p>
+          <w:p>
+            <w:pPr>
+              <w:pStyle w:val="1lightpink"/>
+              <w:rPr>
+                <w:rFonts w:eastAsiaTheme="minorHAnsi"/>
+                <w:color w:val="9966FF"/>
+                <w:lang w:val="en-US"/>
+              </w:rPr>
+            </w:pPr>
+            <w:r>
+              <w:rPr>
+                <w:rFonts w:eastAsiaTheme="minorHAnsi"/>
+                <w:color w:val="9966FF"/>
+                <w:lang w:val="en-US"/>
+              </w:rPr>
+              <w:t>Split into chunks</w:t>
+            </w:r>
+          </w:p>
+          <w:p>
+            <w:pPr>
+              <w:pStyle w:val="1lightpink"/>
+              <w:rPr>
+                <w:rFonts w:eastAsiaTheme="minorHAnsi"/>
+                <w:color w:val="9966FF"/>
+                <w:lang w:val="en-US"/>
+              </w:rPr>
+            </w:pPr>
+            <w:r>
+              <w:rPr>
+                <w:rFonts w:eastAsiaTheme="minorHAnsi"/>
+                <w:color w:val="9966FF"/>
+                <w:lang w:val="en-US"/>
+              </w:rPr>
+              <w:t xml:space="preserve"> </w:t>
+            </w:r>
+            <w:r>
+              <w:rPr>
+                <w:rFonts w:ascii="Times New Roman" w:eastAsiaTheme="minorHAnsi" w:hAnsi="Times New Roman" w:cs="Times New Roman"/>
+                <w:color w:val="9966FF"/>
+                <w:lang w:val="en-US"/>
+              </w:rPr>
+              <w:t>↓</w:t>
+            </w:r>
+          </w:p>
+          <w:p>
+            <w:pPr>
+              <w:pStyle w:val="1lightpink"/>
+              <w:rPr>
+                <w:rFonts w:eastAsiaTheme="minorHAnsi"/>
+                <w:color w:val="9966FF"/>
+                <w:lang w:val="en-US"/>
+              </w:rPr>
+            </w:pPr>
+            <w:r>
+              <w:rPr>
+                <w:rFonts w:eastAsiaTheme="minorHAnsi"/>
+                <w:color w:val="9966FF"/>
+                <w:lang w:val="en-US"/>
+              </w:rPr>
+              <w:t>Generate embeddings</w:t>
+            </w:r>
+          </w:p>
+          <w:p>
+            <w:pPr>
+              <w:pStyle w:val="1lightpink"/>
+              <w:rPr>
+                <w:rFonts w:eastAsiaTheme="minorHAnsi"/>
+                <w:color w:val="9966FF"/>
+                <w:lang w:val="en-US"/>
+              </w:rPr>
+            </w:pPr>
+            <w:r>
+              <w:rPr>
+                <w:rFonts w:eastAsiaTheme="minorHAnsi"/>
+                <w:color w:val="9966FF"/>
+                <w:lang w:val="en-US"/>
+              </w:rPr>
+              <w:t xml:space="preserve"> </w:t>
+            </w:r>
+            <w:r>
+              <w:rPr>
+                <w:rFonts w:ascii="Times New Roman" w:eastAsiaTheme="minorHAnsi" w:hAnsi="Times New Roman" w:cs="Times New Roman"/>
+                <w:color w:val="9966FF"/>
+                <w:lang w:val="en-US"/>
+              </w:rPr>
+              <w:t>↓</w:t>
+            </w:r>
+          </w:p>
+          <w:p>
+            <w:pPr>
+              <w:pStyle w:val="1lightpink"/>
+              <w:rPr>
+                <w:rFonts w:eastAsiaTheme="minorHAnsi"/>
+                <w:color w:val="9966FF"/>
+                <w:lang w:val="en-US"/>
+              </w:rPr>
+            </w:pPr>
+            <w:r>
+              <w:rPr>
+                <w:rFonts w:eastAsiaTheme="minorHAnsi"/>
+                <w:color w:val="9966FF"/>
+                <w:lang w:val="en-US"/>
+              </w:rPr>
+              <w:t>Store chunks</w:t>
+            </w:r>
+            <w:r>
+              <w:rPr>
+                <w:rFonts w:eastAsiaTheme="minorHAnsi"/>
+                <w:color w:val="9966FF"/>
+                <w:lang w:val="en-US"/>
+              </w:rPr>
+              <w:t>—actual data</w:t>
+            </w:r>
+            <w:bookmarkStart w:id="0" w:name="_GoBack"/>
+            <w:bookmarkEnd w:id="0"/>
+            <w:r>
+              <w:rPr>
+                <w:rFonts w:eastAsiaTheme="minorHAnsi"/>
+                <w:color w:val="9966FF"/>
+                <w:lang w:val="en-US"/>
+              </w:rPr>
+              <w:t xml:space="preserve"> + embeddings + </w:t>
+            </w:r>
+            <w:r>
+              <w:rPr>
+                <w:lang w:val="en-US"/>
+              </w:rPr>
+              <w:t>metadata</w:t>
+            </w:r>
+            <w:r>
+              <w:rPr>
+                <w:rFonts w:eastAsiaTheme="minorHAnsi"/>
+                <w:color w:val="9966FF"/>
+                <w:lang w:val="en-US"/>
+              </w:rPr>
+              <w:t xml:space="preserve"> in MongoDB</w:t>
+            </w:r>
+            <w:r>
+              <w:rPr>
+                <w:rFonts w:eastAsiaTheme="minorHAnsi"/>
+                <w:color w:val="9966FF"/>
+                <w:lang w:val="en-US"/>
+              </w:rPr>
+              <w:t xml:space="preserve">, </w:t>
+            </w:r>
+          </w:p>
+          <w:p>
+            <w:pPr>
+              <w:pStyle w:val="1lightpink"/>
+            </w:pPr>
+            <w:r>
+              <w:rPr>
+                <w:rFonts w:eastAsiaTheme="minorHAnsi"/>
+                <w:color w:val="9966FF"/>
+                <w:lang w:val="en-US"/>
+              </w:rPr>
+              <w:t xml:space="preserve">means </w:t>
+            </w:r>
+            <w:r>
+              <w:rPr>
+                <w:rFonts w:eastAsiaTheme="minorHAnsi"/>
+                <w:color w:val="9966FF"/>
+                <w:lang w:val="en-US"/>
+              </w:rPr>
+              <w:t xml:space="preserve">along with </w:t>
+            </w:r>
+            <w:r>
+              <w:rPr>
+                <w:rFonts w:eastAsiaTheme="minorHAnsi"/>
+                <w:color w:val="9966FF"/>
+                <w:lang w:val="en-US"/>
+              </w:rPr>
+              <w:t xml:space="preserve">actual </w:t>
+            </w:r>
+            <w:r>
+              <w:rPr>
+                <w:rFonts w:eastAsiaTheme="minorHAnsi"/>
+                <w:color w:val="9966FF"/>
+                <w:lang w:val="en-US"/>
+              </w:rPr>
+              <w:t xml:space="preserve">data we will store </w:t>
+            </w:r>
+            <w:r>
+              <w:rPr>
+                <w:rFonts w:eastAsiaTheme="minorHAnsi"/>
+                <w:color w:val="9966FF"/>
+                <w:lang w:val="en-US"/>
+              </w:rPr>
+              <w:t xml:space="preserve">embeddings, </w:t>
+            </w:r>
+            <w:r>
+              <w:rPr>
+                <w:rFonts w:eastAsiaTheme="minorHAnsi"/>
+                <w:color w:val="9966FF"/>
+                <w:lang w:val="en-US"/>
+              </w:rPr>
+              <w:t xml:space="preserve">metadata also this is most important while fetching </w:t>
+            </w:r>
+          </w:p>
+          <w:p>
+            <w:pPr>
+              <w:pStyle w:val="1lightpink"/>
+            </w:pPr>
+            <w:r>
+              <w:t>embedding are useful to perform similarity search</w:t>
+            </w:r>
+          </w:p>
+          <w:p>
+            <w:pPr>
+              <w:pStyle w:val="1lightpink"/>
+            </w:pPr>
+            <w:r>
+              <w:t xml:space="preserve">how to delete the docs </w:t>
+            </w:r>
+          </w:p>
+          <w:p>
+            <w:pPr>
+              <w:pStyle w:val="1lightpink"/>
+              <w:rPr>
+                <w:rFonts w:eastAsiaTheme="minorHAnsi"/>
+                <w:color w:val="9966FF"/>
+                <w:lang w:val="en-US"/>
+              </w:rPr>
+            </w:pPr>
+            <w:r>
+              <w:rPr>
+                <w:rFonts w:eastAsiaTheme="minorHAnsi"/>
+                <w:color w:val="9966FF"/>
+                <w:lang w:val="en-US"/>
+              </w:rPr>
+              <w:t>like when we insert a row , when we insert a doc we will get doc id number</w:t>
+            </w:r>
+          </w:p>
+          <w:p>
+            <w:pPr>
+              <w:pStyle w:val="1lightpink"/>
+            </w:pPr>
+            <w:r>
+              <w:rPr>
+                <w:rFonts w:eastAsiaTheme="minorHAnsi"/>
+                <w:color w:val="9966FF"/>
+                <w:lang w:val="en-US"/>
+              </w:rPr>
+              <w:t>we can delete all these chunks with that id</w:t>
+            </w:r>
+          </w:p>
+        </w:tc>
+      </w:tr>
+    </w:tbl>
+    <w:p/>
+    <w:tbl>
+      <w:tblPr>
+        <w:tblStyle w:val="TableGrid"/>
+        <w:tblW w:w="0" w:type="auto"/>
+        <w:tblLook w:val="04A0" w:firstRow="1" w:lastRow="0" w:firstColumn="1" w:lastColumn="0" w:noHBand="0" w:noVBand="1"/>
+      </w:tblPr>
+      <w:tblGrid>
+        <w:gridCol w:w="12235"/>
+        <w:gridCol w:w="10795"/>
+      </w:tblGrid>
+      <w:tr>
+        <w:tc>
+          <w:tcPr>
+            <w:tcW w:w="12235" w:type="dxa"/>
+          </w:tcPr>
+          <w:p>
+            <w:pPr>
+              <w:pStyle w:val="1violet"/>
+            </w:pPr>
+            <w:r>
+              <w:t>fetching only relevant doc from vector store</w:t>
+            </w:r>
+          </w:p>
+          <w:p>
+            <w:pPr>
+              <w:pStyle w:val="1violet"/>
+            </w:pPr>
+            <w:r>
+              <w:t>List&lt;Document&gt;</w:t>
+            </w:r>
+            <w:r>
+              <w:t xml:space="preserve"> similarDocs=</w:t>
+            </w:r>
+            <w:r>
+              <w:t xml:space="preserve"> vectorStore.similaritySearch(request)</w:t>
+            </w:r>
+            <w:r>
+              <w:t xml:space="preserve">// this way we will get all the relevant docs from vector db, now we will pass these relevant docs to LLM so that </w:t>
+            </w:r>
+          </w:p>
+          <w:p>
+            <w:pPr>
+              <w:pStyle w:val="1violet"/>
+            </w:pPr>
+          </w:p>
+          <w:p>
+            <w:pPr>
+              <w:pStyle w:val="1violet"/>
+            </w:pPr>
+            <w:r>
+              <w:t>real answer  u should tell</w:t>
+            </w:r>
+          </w:p>
+          <w:p>
+            <w:pPr>
+              <w:pStyle w:val="1violet"/>
+            </w:pPr>
+            <w:r>
+              <w:t xml:space="preserve">I would extract the PDF text, split it into meaningful chunks, generate embeddings for each chunk using an embedding model, and store the chunk content, embedding and metadata such as document ID, version, effective date and status in MongoDB Atlas Vector Search. At query time, I would generate an embedding for the user's question and perform vector similarity search, optionally applying metadata filters such as </w:t>
+            </w:r>
+            <w:r>
+              <w:rPr>
+                <w:rStyle w:val="HTMLCode"/>
+                <w:rFonts w:eastAsiaTheme="majorEastAsia"/>
+              </w:rPr>
+              <w:t>status=ACTIVE</w:t>
+            </w:r>
+            <w:r>
+              <w:t xml:space="preserve">. The retrieved chunks are then injected into the prompt and sent to the LLM to generate a </w:t>
+            </w:r>
+            <w:r>
+              <w:lastRenderedPageBreak/>
+              <w:t>grounded answer. For policy updates, I would version the documents and mark old versions as expired rather than blindly mixing old and new chunks.</w:t>
+            </w:r>
+          </w:p>
+        </w:tc>
+        <w:tc>
+          <w:tcPr>
+            <w:tcW w:w="10795" w:type="dxa"/>
+          </w:tcPr>
+          <w:p>
+            <w:pPr>
+              <w:pStyle w:val="1violet"/>
+            </w:pPr>
+            <w:r>
+              <w:lastRenderedPageBreak/>
+              <w:t>From below we can choose vector db</w:t>
+            </w:r>
+          </w:p>
+          <w:p>
+            <w:pPr>
+              <w:pStyle w:val="1violet"/>
+            </w:pPr>
+            <w:r>
+              <w:t>A</w:t>
+            </w:r>
+            <w:r>
+              <w:t>WS-heavy company</w:t>
+            </w:r>
+            <w:r>
+              <w:tab/>
+              <w:t>Amazon OpenSearch / PostgreSQL + pgvector / Pinecone</w:t>
+            </w:r>
+          </w:p>
+          <w:p>
+            <w:pPr>
+              <w:pStyle w:val="1violet"/>
+            </w:pPr>
+            <w:r>
+              <w:t>Azure-heavy company</w:t>
+            </w:r>
+            <w:r>
+              <w:tab/>
+              <w:t>Azure AI Search</w:t>
+            </w:r>
+          </w:p>
+          <w:p>
+            <w:pPr>
+              <w:pStyle w:val="1violet"/>
+            </w:pPr>
+            <w:r>
+              <w:t>GCP-heavy company</w:t>
+            </w:r>
+            <w:r>
+              <w:tab/>
+              <w:t>Vertex AI Vector Search</w:t>
+            </w:r>
+          </w:p>
+          <w:p>
+            <w:pPr>
+              <w:pStyle w:val="1violet"/>
+            </w:pPr>
+            <w:r>
+              <w:t>Existing PostgreSQL</w:t>
+            </w:r>
+            <w:r>
+              <w:tab/>
+              <w:t>pgvector</w:t>
+            </w:r>
+          </w:p>
+          <w:p>
+            <w:pPr>
+              <w:pStyle w:val="1violet"/>
+            </w:pPr>
+            <w:r>
+              <w:t>Purpose-built managed vector DB</w:t>
+            </w:r>
+            <w:r>
+              <w:tab/>
+              <w:t>Pinecone</w:t>
+            </w:r>
+          </w:p>
+          <w:p>
+            <w:pPr>
+              <w:pStyle w:val="1violet"/>
+            </w:pPr>
+            <w:r>
+              <w:t>Open-source / self-managed</w:t>
+            </w:r>
+            <w:r>
+              <w:tab/>
+              <w:t>Qdrant, Milvus, Weaviate</w:t>
+            </w:r>
+          </w:p>
+          <w:p>
+            <w:pPr>
+              <w:pStyle w:val="1violet"/>
+            </w:pPr>
+            <w:r>
+              <w:t>Existing MongoDB ecosystem</w:t>
+            </w:r>
+            <w:r>
+              <w:tab/>
+              <w:t>MongoDB Atlas Vector Search</w:t>
+            </w:r>
+          </w:p>
+          <w:p>
+            <w:pPr>
+              <w:pStyle w:val="1violet"/>
+            </w:pPr>
+            <w:r>
+              <w:t>Existing Elasticsearch/OpenSearch</w:t>
+            </w:r>
+            <w:r>
+              <w:tab/>
+              <w:t>Elasticsearch/OpenSearch vector search</w:t>
+            </w:r>
+          </w:p>
+        </w:tc>
+      </w:tr>
+    </w:tbl>
+    <w:p>
+      <w:pPr>
+        <w:pStyle w:val="1violet"/>
+      </w:pPr>
+    </w:p>
+    <w:p>
+      <w:pPr>
+        <w:pStyle w:val="1violet"/>
+      </w:pPr>
+    </w:p>
+    <w:p>
+      <w:pPr>
+        <w:pStyle w:val="1violet"/>
+      </w:pPr>
+    </w:p>
+    <w:p>
+      <w:pPr>
+        <w:pStyle w:val="h3-blue1"/>
+      </w:pPr>
+      <w:r>
+        <w:lastRenderedPageBreak/>
+        <w:t xml:space="preserve">Program </w:t>
+      </w:r>
+    </w:p>
+    <w:tbl>
+      <w:tblPr>
+        <w:tblStyle w:val="TableGrid"/>
+        <w:tblW w:w="0" w:type="auto"/>
+        <w:tblLook w:val="04A0" w:firstRow="1" w:lastRow="0" w:firstColumn="1" w:lastColumn="0" w:noHBand="0" w:noVBand="1"/>
+      </w:tblPr>
+      <w:tblGrid>
+        <w:gridCol w:w="11515"/>
+        <w:gridCol w:w="11515"/>
+      </w:tblGrid>
+      <w:tr>
+        <w:tc>
+          <w:tcPr>
+            <w:tcW w:w="11515" w:type="dxa"/>
+          </w:tcPr>
+          <w:p>
+            <w:pPr>
+              <w:pStyle w:val="Heading2"/>
+              <w:outlineLvl w:val="1"/>
+              <w:rPr>
+                <w:color w:val="auto"/>
+                <w:sz w:val="36"/>
+              </w:rPr>
+            </w:pPr>
+            <w:r>
+              <w:t xml:space="preserve">1. Suppose we have </w:t>
+            </w:r>
+            <w:r>
+              <w:rPr>
+                <w:rStyle w:val="HTMLCode"/>
+                <w:rFonts w:eastAsiaTheme="majorEastAsia"/>
+              </w:rPr>
+              <w:t>TCS_Leave_Policy_2026.pdf</w:t>
+            </w:r>
+          </w:p>
+          <w:p>
+            <w:pPr>
+              <w:pStyle w:val="NormalWeb"/>
+            </w:pPr>
+            <w:r>
+              <w:t>Imagine the PDF contains:</w:t>
+            </w:r>
+          </w:p>
+          <w:p>
+            <w:pPr>
+              <w:pStyle w:val="HTMLPreformatted"/>
+              <w:rPr>
+                <w:rStyle w:val="HTMLCode"/>
+              </w:rPr>
+            </w:pPr>
+            <w:r>
+              <w:rPr>
+                <w:rStyle w:val="HTMLCode"/>
+              </w:rPr>
+              <w:t>TCS Leave Policy 2026</w:t>
+            </w:r>
+          </w:p>
+          <w:p>
+            <w:pPr>
+              <w:pStyle w:val="HTMLPreformatted"/>
+              <w:rPr>
+                <w:rStyle w:val="HTMLCode"/>
+              </w:rPr>
+            </w:pPr>
+          </w:p>
+          <w:p>
+            <w:pPr>
+              <w:pStyle w:val="HTMLPreformatted"/>
+              <w:rPr>
+                <w:rStyle w:val="HTMLCode"/>
+              </w:rPr>
+            </w:pPr>
+            <w:r>
+              <w:rPr>
+                <w:rStyle w:val="HTMLCode"/>
+              </w:rPr>
+              <w:t>Employees are entitled to 24 days of annual leave per year.</w:t>
+            </w:r>
+          </w:p>
+          <w:p>
+            <w:pPr>
+              <w:pStyle w:val="HTMLPreformatted"/>
+              <w:rPr>
+                <w:rStyle w:val="HTMLCode"/>
+              </w:rPr>
+            </w:pPr>
+          </w:p>
+          <w:p>
+            <w:pPr>
+              <w:pStyle w:val="HTMLPreformatted"/>
+              <w:rPr>
+                <w:rStyle w:val="HTMLCode"/>
+              </w:rPr>
+            </w:pPr>
+            <w:r>
+              <w:rPr>
+                <w:rStyle w:val="HTMLCode"/>
+              </w:rPr>
+              <w:t>Sick Leave:</w:t>
+            </w:r>
+          </w:p>
+          <w:p>
+            <w:pPr>
+              <w:pStyle w:val="HTMLPreformatted"/>
+              <w:rPr>
+                <w:rStyle w:val="HTMLCode"/>
+              </w:rPr>
+            </w:pPr>
+            <w:r>
+              <w:rPr>
+                <w:rStyle w:val="HTMLCode"/>
+              </w:rPr>
+              <w:t>Employees can take 12 days of sick leave per year.</w:t>
+            </w:r>
+          </w:p>
+          <w:p>
+            <w:pPr>
+              <w:pStyle w:val="HTMLPreformatted"/>
+              <w:rPr>
+                <w:rStyle w:val="HTMLCode"/>
+              </w:rPr>
+            </w:pPr>
+          </w:p>
+          <w:p>
+            <w:pPr>
+              <w:pStyle w:val="HTMLPreformatted"/>
+              <w:rPr>
+                <w:rStyle w:val="HTMLCode"/>
+              </w:rPr>
+            </w:pPr>
+            <w:r>
+              <w:rPr>
+                <w:rStyle w:val="HTMLCode"/>
+              </w:rPr>
+              <w:t>Carry Forward:</w:t>
+            </w:r>
+          </w:p>
+          <w:p>
+            <w:pPr>
+              <w:pStyle w:val="HTMLPreformatted"/>
+              <w:rPr>
+                <w:rStyle w:val="HTMLCode"/>
+              </w:rPr>
+            </w:pPr>
+            <w:r>
+              <w:rPr>
+                <w:rStyle w:val="HTMLCode"/>
+              </w:rPr>
+              <w:t>Up to 10 unused annual leave days can be carried forward</w:t>
+            </w:r>
+          </w:p>
+          <w:p>
+            <w:pPr>
+              <w:pStyle w:val="HTMLPreformatted"/>
+              <w:rPr>
+                <w:rStyle w:val="HTMLCode"/>
+              </w:rPr>
+            </w:pPr>
+            <w:r>
+              <w:rPr>
+                <w:rStyle w:val="HTMLCode"/>
+              </w:rPr>
+              <w:t>to the next calendar year.</w:t>
+            </w:r>
+          </w:p>
+          <w:p>
+            <w:pPr>
+              <w:pStyle w:val="HTMLPreformatted"/>
+              <w:rPr>
+                <w:rStyle w:val="HTMLCode"/>
+              </w:rPr>
+            </w:pPr>
+          </w:p>
+          <w:p>
+            <w:pPr>
+              <w:pStyle w:val="HTMLPreformatted"/>
+              <w:rPr>
+                <w:rStyle w:val="HTMLCode"/>
+              </w:rPr>
+            </w:pPr>
+            <w:r>
+              <w:rPr>
+                <w:rStyle w:val="HTMLCode"/>
+              </w:rPr>
+              <w:t>Approval:</w:t>
+            </w:r>
+          </w:p>
+          <w:p>
+            <w:pPr>
+              <w:pStyle w:val="HTMLPreformatted"/>
+            </w:pPr>
+            <w:r>
+              <w:rPr>
+                <w:rStyle w:val="HTMLCode"/>
+              </w:rPr>
+              <w:t>Leave requests must be approved by the reporting manager.</w:t>
+            </w:r>
+          </w:p>
+          <w:p>
+            <w:pPr>
+              <w:pStyle w:val="NormalWeb"/>
+            </w:pPr>
+            <w:r>
+              <w:t xml:space="preserve">You </w:t>
+            </w:r>
+            <w:r>
+              <w:rPr>
+                <w:rStyle w:val="Strong"/>
+                <w:rFonts w:eastAsiaTheme="majorEastAsia"/>
+              </w:rPr>
+              <w:t>don't put the entire PDF directly into the vector DB like in oracle BLOB object</w:t>
+            </w:r>
+            <w:r>
+              <w:t>.</w:t>
+            </w:r>
+          </w:p>
+          <w:p>
+            <w:pPr>
+              <w:pStyle w:val="NormalWeb"/>
+            </w:pPr>
+            <w:r>
+              <w:t>You first:</w:t>
+            </w:r>
+          </w:p>
+          <w:p>
+            <w:pPr>
+              <w:pStyle w:val="HTMLPreformatted"/>
+              <w:rPr>
+                <w:rStyle w:val="HTMLCode"/>
+              </w:rPr>
+            </w:pPr>
+            <w:r>
+              <w:rPr>
+                <w:rStyle w:val="HTMLCode"/>
+              </w:rPr>
+              <w:t>PDF</w:t>
+            </w:r>
+          </w:p>
+          <w:p>
+            <w:pPr>
+              <w:pStyle w:val="HTMLPreformatted"/>
+              <w:rPr>
+                <w:rStyle w:val="HTMLCode"/>
+              </w:rPr>
+            </w:pPr>
+            <w:r>
+              <w:rPr>
+                <w:rStyle w:val="HTMLCode"/>
+              </w:rPr>
+              <w:t xml:space="preserve"> ↓</w:t>
+            </w:r>
+          </w:p>
+          <w:p>
+            <w:pPr>
+              <w:pStyle w:val="HTMLPreformatted"/>
+              <w:rPr>
+                <w:rStyle w:val="HTMLCode"/>
+              </w:rPr>
+            </w:pPr>
+            <w:r>
+              <w:rPr>
+                <w:rStyle w:val="HTMLCode"/>
+              </w:rPr>
+              <w:t>Extract text</w:t>
+            </w:r>
+          </w:p>
+          <w:p>
+            <w:pPr>
+              <w:pStyle w:val="HTMLPreformatted"/>
+              <w:rPr>
+                <w:rStyle w:val="HTMLCode"/>
+              </w:rPr>
+            </w:pPr>
+            <w:r>
+              <w:rPr>
+                <w:rStyle w:val="HTMLCode"/>
+              </w:rPr>
+              <w:t xml:space="preserve"> ↓</w:t>
+            </w:r>
+          </w:p>
+          <w:p>
+            <w:pPr>
+              <w:pStyle w:val="HTMLPreformatted"/>
+              <w:rPr>
+                <w:rStyle w:val="HTMLCode"/>
+              </w:rPr>
+            </w:pPr>
+            <w:r>
+              <w:rPr>
+                <w:rStyle w:val="HTMLCode"/>
+              </w:rPr>
+              <w:t>Split into chunks</w:t>
+            </w:r>
+          </w:p>
+          <w:p>
+            <w:pPr>
+              <w:pStyle w:val="HTMLPreformatted"/>
+              <w:rPr>
+                <w:rStyle w:val="HTMLCode"/>
+              </w:rPr>
+            </w:pPr>
+            <w:r>
+              <w:rPr>
+                <w:rStyle w:val="HTMLCode"/>
+              </w:rPr>
+              <w:t xml:space="preserve"> ↓</w:t>
+            </w:r>
+          </w:p>
+          <w:p>
+            <w:pPr>
+              <w:pStyle w:val="HTMLPreformatted"/>
+              <w:rPr>
+                <w:rStyle w:val="HTMLCode"/>
+              </w:rPr>
+            </w:pPr>
+            <w:r>
+              <w:rPr>
+                <w:rStyle w:val="HTMLCode"/>
+              </w:rPr>
+              <w:t>Generate embeddings</w:t>
+            </w:r>
+          </w:p>
+          <w:p>
+            <w:pPr>
+              <w:pStyle w:val="HTMLPreformatted"/>
+              <w:rPr>
+                <w:rStyle w:val="HTMLCode"/>
+              </w:rPr>
+            </w:pPr>
+            <w:r>
+              <w:rPr>
+                <w:rStyle w:val="HTMLCode"/>
+              </w:rPr>
+              <w:t xml:space="preserve"> ↓</w:t>
+            </w:r>
+          </w:p>
+          <w:p>
+            <w:pPr>
+              <w:pStyle w:val="HTMLPreformatted"/>
+            </w:pPr>
+            <w:r>
+              <w:rPr>
+                <w:rStyle w:val="HTMLCode"/>
+              </w:rPr>
+              <w:t>Store chunks + embeddings + metadata in MongoDB</w:t>
+            </w:r>
+          </w:p>
+          <w:p>
+            <w:pPr>
+              <w:pStyle w:val="1violet"/>
+            </w:pPr>
+          </w:p>
+        </w:tc>
+        <w:tc>
+          <w:tcPr>
+            <w:tcW w:w="11515" w:type="dxa"/>
+          </w:tcPr>
+          <w:p>
+            <w:pPr>
+              <w:pStyle w:val="Heading1"/>
+              <w:outlineLvl w:val="0"/>
+              <w:rPr>
+                <w:color w:val="auto"/>
+                <w:sz w:val="48"/>
+              </w:rPr>
+            </w:pPr>
+            <w:r>
+              <w:t>2. MongoDB document</w:t>
+            </w:r>
+          </w:p>
+          <w:p>
+            <w:pPr>
+              <w:spacing w:before="100" w:beforeAutospacing="1" w:after="100" w:afterAutospacing="1"/>
+            </w:pPr>
+            <w:r>
+              <w:t>Suppose we split the PDF into 3 chunks.</w:t>
+            </w:r>
+          </w:p>
+          <w:p>
+            <w:pPr>
+              <w:pStyle w:val="NormalWeb"/>
+            </w:pPr>
+            <w:r>
+              <w:t>MongoDB collection:</w:t>
+            </w:r>
+          </w:p>
+          <w:p>
+            <w:pPr>
+              <w:pStyle w:val="HTMLPreformatted"/>
+            </w:pPr>
+            <w:r>
+              <w:rPr>
+                <w:rStyle w:val="HTMLCode"/>
+              </w:rPr>
+              <w:t>tcs_leave_policy</w:t>
+            </w:r>
+          </w:p>
+          <w:p>
+            <w:pPr>
+              <w:pStyle w:val="NormalWeb"/>
+            </w:pPr>
+            <w:r>
+              <w:t>A document might look like:</w:t>
+            </w:r>
+          </w:p>
+          <w:p>
+            <w:pPr>
+              <w:pStyle w:val="HTMLPreformatted"/>
+              <w:rPr>
+                <w:rStyle w:val="HTMLCode"/>
+              </w:rPr>
+            </w:pPr>
+            <w:r>
+              <w:rPr>
+                <w:rStyle w:val="HTMLCode"/>
+              </w:rPr>
+              <w:t>{</w:t>
+            </w:r>
+          </w:p>
+          <w:p>
+            <w:pPr>
+              <w:pStyle w:val="HTMLPreformatted"/>
+              <w:rPr>
+                <w:rStyle w:val="HTMLCode"/>
+              </w:rPr>
+            </w:pPr>
+            <w:r>
+              <w:rPr>
+                <w:rStyle w:val="HTMLCode"/>
+              </w:rPr>
+              <w:t xml:space="preserve">  "_id": </w:t>
+            </w:r>
+            <w:r>
+              <w:rPr>
+                <w:rStyle w:val="k"/>
+                <w:rFonts w:eastAsiaTheme="majorEastAsia"/>
+              </w:rPr>
+              <w:t>"chunk-001"</w:t>
+            </w:r>
+            <w:r>
+              <w:rPr>
+                <w:rStyle w:val="HTMLCode"/>
+              </w:rPr>
+              <w:t>,</w:t>
+            </w:r>
+          </w:p>
+          <w:p>
+            <w:pPr>
+              <w:pStyle w:val="HTMLPreformatted"/>
+              <w:rPr>
+                <w:rStyle w:val="HTMLCode"/>
+              </w:rPr>
+            </w:pPr>
+            <w:r>
+              <w:rPr>
+                <w:rStyle w:val="HTMLCode"/>
+              </w:rPr>
+              <w:t xml:space="preserve">  "documentId": </w:t>
+            </w:r>
+            <w:r>
+              <w:rPr>
+                <w:rStyle w:val="k"/>
+                <w:rFonts w:eastAsiaTheme="majorEastAsia"/>
+              </w:rPr>
+              <w:t>"TCS-LEAVE-2026"</w:t>
+            </w:r>
+            <w:r>
+              <w:rPr>
+                <w:rStyle w:val="HTMLCode"/>
+              </w:rPr>
+              <w:t>,</w:t>
+            </w:r>
+          </w:p>
+          <w:p>
+            <w:pPr>
+              <w:pStyle w:val="HTMLPreformatted"/>
+              <w:rPr>
+                <w:rStyle w:val="HTMLCode"/>
+              </w:rPr>
+            </w:pPr>
+            <w:r>
+              <w:rPr>
+                <w:rStyle w:val="HTMLCode"/>
+              </w:rPr>
+              <w:t xml:space="preserve">  "documentName": </w:t>
+            </w:r>
+            <w:r>
+              <w:rPr>
+                <w:rStyle w:val="k"/>
+                <w:rFonts w:eastAsiaTheme="majorEastAsia"/>
+              </w:rPr>
+              <w:t>"TCS_Leave_Policy_2026.pdf"</w:t>
+            </w:r>
+            <w:r>
+              <w:rPr>
+                <w:rStyle w:val="HTMLCode"/>
+              </w:rPr>
+              <w:t>,</w:t>
+            </w:r>
+          </w:p>
+          <w:p>
+            <w:pPr>
+              <w:pStyle w:val="HTMLPreformatted"/>
+              <w:rPr>
+                <w:rStyle w:val="HTMLCode"/>
+              </w:rPr>
+            </w:pPr>
+            <w:r>
+              <w:rPr>
+                <w:rStyle w:val="HTMLCode"/>
+              </w:rPr>
+              <w:t xml:space="preserve">  "version": </w:t>
+            </w:r>
+            <w:r>
+              <w:rPr>
+                <w:rStyle w:val="j"/>
+              </w:rPr>
+              <w:t>2026</w:t>
+            </w:r>
+            <w:r>
+              <w:rPr>
+                <w:rStyle w:val="HTMLCode"/>
+              </w:rPr>
+              <w:t>,</w:t>
+            </w:r>
+          </w:p>
+          <w:p>
+            <w:pPr>
+              <w:pStyle w:val="HTMLPreformatted"/>
+              <w:rPr>
+                <w:rStyle w:val="HTMLCode"/>
+              </w:rPr>
+            </w:pPr>
+            <w:r>
+              <w:rPr>
+                <w:rStyle w:val="HTMLCode"/>
+              </w:rPr>
+              <w:t xml:space="preserve">  "effectiveDate": </w:t>
+            </w:r>
+            <w:r>
+              <w:rPr>
+                <w:rStyle w:val="k"/>
+                <w:rFonts w:eastAsiaTheme="majorEastAsia"/>
+              </w:rPr>
+              <w:t>"2026-01-01"</w:t>
+            </w:r>
+            <w:r>
+              <w:rPr>
+                <w:rStyle w:val="HTMLCode"/>
+              </w:rPr>
+              <w:t>,</w:t>
+            </w:r>
+          </w:p>
+          <w:p>
+            <w:pPr>
+              <w:pStyle w:val="HTMLPreformatted"/>
+              <w:rPr>
+                <w:rStyle w:val="HTMLCode"/>
+              </w:rPr>
+            </w:pPr>
+            <w:r>
+              <w:rPr>
+                <w:rStyle w:val="HTMLCode"/>
+              </w:rPr>
+              <w:t xml:space="preserve">  "status": </w:t>
+            </w:r>
+            <w:r>
+              <w:rPr>
+                <w:rStyle w:val="k"/>
+                <w:rFonts w:eastAsiaTheme="majorEastAsia"/>
+              </w:rPr>
+              <w:t>"ACTIVE"</w:t>
+            </w:r>
+            <w:r>
+              <w:rPr>
+                <w:rStyle w:val="HTMLCode"/>
+              </w:rPr>
+              <w:t>,</w:t>
+            </w:r>
+          </w:p>
+          <w:p>
+            <w:pPr>
+              <w:pStyle w:val="HTMLPreformatted"/>
+              <w:rPr>
+                <w:rStyle w:val="HTMLCode"/>
+              </w:rPr>
+            </w:pPr>
+            <w:r>
+              <w:rPr>
+                <w:rStyle w:val="HTMLCode"/>
+              </w:rPr>
+              <w:t xml:space="preserve">  "content": </w:t>
+            </w:r>
+            <w:r>
+              <w:rPr>
+                <w:rStyle w:val="k"/>
+                <w:rFonts w:eastAsiaTheme="majorEastAsia"/>
+              </w:rPr>
+              <w:t>"Employees are entitled to 24 days of annual leave per year."</w:t>
+            </w:r>
+            <w:r>
+              <w:rPr>
+                <w:rStyle w:val="HTMLCode"/>
+              </w:rPr>
+              <w:t>,</w:t>
+            </w:r>
+          </w:p>
+          <w:p>
+            <w:pPr>
+              <w:pStyle w:val="HTMLPreformatted"/>
+              <w:rPr>
+                <w:rStyle w:val="HTMLCode"/>
+              </w:rPr>
+            </w:pPr>
+            <w:r>
+              <w:rPr>
+                <w:rStyle w:val="HTMLCode"/>
+              </w:rPr>
+              <w:t xml:space="preserve">  "embedding": [</w:t>
+            </w:r>
+          </w:p>
+          <w:p>
+            <w:pPr>
+              <w:pStyle w:val="HTMLPreformatted"/>
+              <w:rPr>
+                <w:rStyle w:val="HTMLCode"/>
+              </w:rPr>
+            </w:pPr>
+            <w:r>
+              <w:rPr>
+                <w:rStyle w:val="HTMLCode"/>
+              </w:rPr>
+              <w:t xml:space="preserve">    </w:t>
+            </w:r>
+            <w:r>
+              <w:rPr>
+                <w:rStyle w:val="j"/>
+              </w:rPr>
+              <w:t>0.0123</w:t>
+            </w:r>
+            <w:r>
+              <w:rPr>
+                <w:rStyle w:val="HTMLCode"/>
+              </w:rPr>
+              <w:t>,</w:t>
+            </w:r>
+          </w:p>
+          <w:p>
+            <w:pPr>
+              <w:pStyle w:val="HTMLPreformatted"/>
+              <w:rPr>
+                <w:rStyle w:val="HTMLCode"/>
+              </w:rPr>
+            </w:pPr>
+            <w:r>
+              <w:rPr>
+                <w:rStyle w:val="HTMLCode"/>
+              </w:rPr>
+              <w:t xml:space="preserve">    </w:t>
+            </w:r>
+            <w:r>
+              <w:rPr>
+                <w:rStyle w:val="j"/>
+              </w:rPr>
+              <w:t>-0.0432</w:t>
+            </w:r>
+            <w:r>
+              <w:rPr>
+                <w:rStyle w:val="HTMLCode"/>
+              </w:rPr>
+              <w:t>,</w:t>
+            </w:r>
+          </w:p>
+          <w:p>
+            <w:pPr>
+              <w:pStyle w:val="HTMLPreformatted"/>
+              <w:rPr>
+                <w:rStyle w:val="HTMLCode"/>
+              </w:rPr>
+            </w:pPr>
+            <w:r>
+              <w:rPr>
+                <w:rStyle w:val="HTMLCode"/>
+              </w:rPr>
+              <w:t xml:space="preserve">    </w:t>
+            </w:r>
+            <w:r>
+              <w:rPr>
+                <w:rStyle w:val="j"/>
+              </w:rPr>
+              <w:t>0.0876</w:t>
+            </w:r>
+            <w:r>
+              <w:rPr>
+                <w:rStyle w:val="HTMLCode"/>
+              </w:rPr>
+              <w:t>,</w:t>
+            </w:r>
+          </w:p>
+          <w:p>
+            <w:pPr>
+              <w:pStyle w:val="HTMLPreformatted"/>
+              <w:rPr>
+                <w:rStyle w:val="HTMLCode"/>
+              </w:rPr>
+            </w:pPr>
+            <w:r>
+              <w:rPr>
+                <w:rStyle w:val="HTMLCode"/>
+              </w:rPr>
+              <w:t xml:space="preserve">    ...</w:t>
+            </w:r>
+          </w:p>
+          <w:p>
+            <w:pPr>
+              <w:pStyle w:val="HTMLPreformatted"/>
+              <w:rPr>
+                <w:rStyle w:val="HTMLCode"/>
+              </w:rPr>
+            </w:pPr>
+            <w:r>
+              <w:rPr>
+                <w:rStyle w:val="HTMLCode"/>
+              </w:rPr>
+              <w:t xml:space="preserve">  ]</w:t>
+            </w:r>
+          </w:p>
+          <w:p>
+            <w:pPr>
+              <w:pStyle w:val="HTMLPreformatted"/>
+            </w:pPr>
+            <w:r>
+              <w:rPr>
+                <w:rStyle w:val="HTMLCode"/>
+              </w:rPr>
+              <w:t>}</w:t>
+            </w:r>
+          </w:p>
+          <w:p>
+            <w:pPr>
+              <w:pStyle w:val="NormalWeb"/>
+            </w:pPr>
+            <w:r>
+              <w:t>Another:</w:t>
+            </w:r>
+          </w:p>
+          <w:p>
+            <w:pPr>
+              <w:pStyle w:val="HTMLPreformatted"/>
+              <w:rPr>
+                <w:rStyle w:val="HTMLCode"/>
+              </w:rPr>
+            </w:pPr>
+            <w:r>
+              <w:rPr>
+                <w:rStyle w:val="HTMLCode"/>
+              </w:rPr>
+              <w:t>{</w:t>
+            </w:r>
+          </w:p>
+          <w:p>
+            <w:pPr>
+              <w:pStyle w:val="HTMLPreformatted"/>
+              <w:rPr>
+                <w:rStyle w:val="HTMLCode"/>
+              </w:rPr>
+            </w:pPr>
+            <w:r>
+              <w:rPr>
+                <w:rStyle w:val="HTMLCode"/>
+              </w:rPr>
+              <w:t xml:space="preserve">  "_id": </w:t>
+            </w:r>
+            <w:r>
+              <w:rPr>
+                <w:rStyle w:val="k"/>
+                <w:rFonts w:eastAsiaTheme="majorEastAsia"/>
+              </w:rPr>
+              <w:t>"chunk-002"</w:t>
+            </w:r>
+            <w:r>
+              <w:rPr>
+                <w:rStyle w:val="HTMLCode"/>
+              </w:rPr>
+              <w:t>,</w:t>
+            </w:r>
+          </w:p>
+          <w:p>
+            <w:pPr>
+              <w:pStyle w:val="HTMLPreformatted"/>
+              <w:rPr>
+                <w:rStyle w:val="HTMLCode"/>
+              </w:rPr>
+            </w:pPr>
+            <w:r>
+              <w:rPr>
+                <w:rStyle w:val="HTMLCode"/>
+              </w:rPr>
+              <w:t xml:space="preserve">  "documentId": </w:t>
+            </w:r>
+            <w:r>
+              <w:rPr>
+                <w:rStyle w:val="k"/>
+                <w:rFonts w:eastAsiaTheme="majorEastAsia"/>
+              </w:rPr>
+              <w:t>"TCS-LEAVE-2026"</w:t>
+            </w:r>
+            <w:r>
+              <w:rPr>
+                <w:rStyle w:val="HTMLCode"/>
+              </w:rPr>
+              <w:t>,</w:t>
+            </w:r>
+          </w:p>
+          <w:p>
+            <w:pPr>
+              <w:pStyle w:val="HTMLPreformatted"/>
+              <w:rPr>
+                <w:rStyle w:val="HTMLCode"/>
+              </w:rPr>
+            </w:pPr>
+            <w:r>
+              <w:rPr>
+                <w:rStyle w:val="HTMLCode"/>
+              </w:rPr>
+              <w:t xml:space="preserve">  "documentName": </w:t>
+            </w:r>
+            <w:r>
+              <w:rPr>
+                <w:rStyle w:val="k"/>
+                <w:rFonts w:eastAsiaTheme="majorEastAsia"/>
+              </w:rPr>
+              <w:t>"TCS_Leave_Policy_2026.pdf"</w:t>
+            </w:r>
+            <w:r>
+              <w:rPr>
+                <w:rStyle w:val="HTMLCode"/>
+              </w:rPr>
+              <w:t>,</w:t>
+            </w:r>
+          </w:p>
+          <w:p>
+            <w:pPr>
+              <w:pStyle w:val="HTMLPreformatted"/>
+              <w:rPr>
+                <w:rStyle w:val="HTMLCode"/>
+              </w:rPr>
+            </w:pPr>
+            <w:r>
+              <w:rPr>
+                <w:rStyle w:val="HTMLCode"/>
+              </w:rPr>
+              <w:t xml:space="preserve">  "version": </w:t>
+            </w:r>
+            <w:r>
+              <w:rPr>
+                <w:rStyle w:val="j"/>
+              </w:rPr>
+              <w:t>2026</w:t>
+            </w:r>
+            <w:r>
+              <w:rPr>
+                <w:rStyle w:val="HTMLCode"/>
+              </w:rPr>
+              <w:t>,</w:t>
+            </w:r>
+          </w:p>
+          <w:p>
+            <w:pPr>
+              <w:pStyle w:val="HTMLPreformatted"/>
+              <w:rPr>
+                <w:rStyle w:val="HTMLCode"/>
+              </w:rPr>
+            </w:pPr>
+            <w:r>
+              <w:rPr>
+                <w:rStyle w:val="HTMLCode"/>
+              </w:rPr>
+              <w:t xml:space="preserve">  "status": </w:t>
+            </w:r>
+            <w:r>
+              <w:rPr>
+                <w:rStyle w:val="k"/>
+                <w:rFonts w:eastAsiaTheme="majorEastAsia"/>
+              </w:rPr>
+              <w:t>"ACTIVE"</w:t>
+            </w:r>
+            <w:r>
+              <w:rPr>
+                <w:rStyle w:val="HTMLCode"/>
+              </w:rPr>
+              <w:t>,</w:t>
+            </w:r>
+          </w:p>
+          <w:p>
+            <w:pPr>
+              <w:pStyle w:val="HTMLPreformatted"/>
+              <w:rPr>
+                <w:rStyle w:val="HTMLCode"/>
+              </w:rPr>
+            </w:pPr>
+            <w:r>
+              <w:rPr>
+                <w:rStyle w:val="HTMLCode"/>
+              </w:rPr>
+              <w:t xml:space="preserve">  "content": </w:t>
+            </w:r>
+            <w:r>
+              <w:rPr>
+                <w:rStyle w:val="k"/>
+                <w:rFonts w:eastAsiaTheme="majorEastAsia"/>
+              </w:rPr>
+              <w:t>"Employees can take 12 days of sick leave per year."</w:t>
+            </w:r>
+            <w:r>
+              <w:rPr>
+                <w:rStyle w:val="HTMLCode"/>
+              </w:rPr>
+              <w:t>,</w:t>
+            </w:r>
+          </w:p>
+          <w:p>
+            <w:pPr>
+              <w:pStyle w:val="HTMLPreformatted"/>
+              <w:rPr>
+                <w:rStyle w:val="HTMLCode"/>
+              </w:rPr>
+            </w:pPr>
+            <w:r>
+              <w:rPr>
+                <w:rStyle w:val="HTMLCode"/>
+              </w:rPr>
+              <w:t xml:space="preserve">  "embedding": [</w:t>
+            </w:r>
+          </w:p>
+          <w:p>
+            <w:pPr>
+              <w:pStyle w:val="HTMLPreformatted"/>
+              <w:rPr>
+                <w:rStyle w:val="HTMLCode"/>
+              </w:rPr>
+            </w:pPr>
+            <w:r>
+              <w:rPr>
+                <w:rStyle w:val="HTMLCode"/>
+              </w:rPr>
+              <w:t xml:space="preserve">    </w:t>
+            </w:r>
+            <w:r>
+              <w:rPr>
+                <w:rStyle w:val="j"/>
+              </w:rPr>
+              <w:t>0.0234</w:t>
+            </w:r>
+            <w:r>
+              <w:rPr>
+                <w:rStyle w:val="HTMLCode"/>
+              </w:rPr>
+              <w:t>,</w:t>
+            </w:r>
+          </w:p>
+          <w:p>
+            <w:pPr>
+              <w:pStyle w:val="HTMLPreformatted"/>
+              <w:rPr>
+                <w:rStyle w:val="HTMLCode"/>
+              </w:rPr>
+            </w:pPr>
+            <w:r>
+              <w:rPr>
+                <w:rStyle w:val="HTMLCode"/>
+              </w:rPr>
+              <w:t xml:space="preserve">    </w:t>
+            </w:r>
+            <w:r>
+              <w:rPr>
+                <w:rStyle w:val="j"/>
+              </w:rPr>
+              <w:t>-0.0123</w:t>
+            </w:r>
+            <w:r>
+              <w:rPr>
+                <w:rStyle w:val="HTMLCode"/>
+              </w:rPr>
+              <w:t>,</w:t>
+            </w:r>
+          </w:p>
+          <w:p>
+            <w:pPr>
+              <w:pStyle w:val="HTMLPreformatted"/>
+              <w:rPr>
+                <w:rStyle w:val="HTMLCode"/>
+              </w:rPr>
+            </w:pPr>
+            <w:r>
+              <w:rPr>
+                <w:rStyle w:val="HTMLCode"/>
+              </w:rPr>
+              <w:t xml:space="preserve">    </w:t>
+            </w:r>
+            <w:r>
+              <w:rPr>
+                <w:rStyle w:val="j"/>
+              </w:rPr>
+              <w:t>0.0765</w:t>
+            </w:r>
+            <w:r>
+              <w:rPr>
+                <w:rStyle w:val="HTMLCode"/>
+              </w:rPr>
+              <w:t>,</w:t>
+            </w:r>
+          </w:p>
+          <w:p>
+            <w:pPr>
+              <w:pStyle w:val="HTMLPreformatted"/>
+              <w:rPr>
+                <w:rStyle w:val="HTMLCode"/>
+              </w:rPr>
+            </w:pPr>
+            <w:r>
+              <w:rPr>
+                <w:rStyle w:val="HTMLCode"/>
+              </w:rPr>
+              <w:t xml:space="preserve">    ...</w:t>
+            </w:r>
+          </w:p>
+          <w:p>
+            <w:pPr>
+              <w:pStyle w:val="HTMLPreformatted"/>
+              <w:rPr>
+                <w:rStyle w:val="HTMLCode"/>
+              </w:rPr>
+            </w:pPr>
+            <w:r>
+              <w:rPr>
+                <w:rStyle w:val="HTMLCode"/>
+              </w:rPr>
+              <w:t xml:space="preserve">  ]</w:t>
+            </w:r>
+          </w:p>
+          <w:p>
+            <w:pPr>
+              <w:pStyle w:val="HTMLPreformatted"/>
+            </w:pPr>
+            <w:r>
+              <w:rPr>
+                <w:rStyle w:val="HTMLCode"/>
+              </w:rPr>
+              <w:t>}</w:t>
+            </w:r>
+          </w:p>
+          <w:p>
+            <w:pPr>
+              <w:spacing w:before="100" w:beforeAutospacing="1" w:after="100" w:afterAutospacing="1"/>
+              <w:rPr>
+                <w:rStyle w:val="1lightpinkChar"/>
+                <w:rFonts w:eastAsiaTheme="minorHAnsi"/>
+              </w:rPr>
+            </w:pPr>
+            <w:r>
+              <w:t xml:space="preserve">The important thing is: </w:t>
+            </w:r>
+            <w:r>
+              <w:rPr>
+                <w:rStyle w:val="1lightpinkChar"/>
+                <w:rFonts w:eastAsiaTheme="minorHAnsi"/>
+              </w:rPr>
+              <w:t>content + embedding + metadata</w:t>
+            </w:r>
+          </w:p>
+          <w:p>
+            <w:pPr>
+              <w:pStyle w:val="1violet"/>
+            </w:pPr>
+            <w:r>
+              <w:t>so when user searches it will not perform exact match it will perform similarity search,</w:t>
+            </w:r>
+          </w:p>
+          <w:p>
+            <w:pPr>
+              <w:pStyle w:val="1violet"/>
+            </w:pPr>
+            <w:r>
+              <w:t>like prompt is converted into embedding with that search will happen</w:t>
+            </w:r>
+          </w:p>
+        </w:tc>
+      </w:tr>
+    </w:tbl>
+    <w:p/>
+    <w:tbl>
+      <w:tblPr>
+        <w:tblStyle w:val="TableGrid"/>
+        <w:tblW w:w="0" w:type="auto"/>
+        <w:tblLook w:val="04A0" w:firstRow="1" w:lastRow="0" w:firstColumn="1" w:lastColumn="0" w:noHBand="0" w:noVBand="1"/>
+      </w:tblPr>
+      <w:tblGrid>
+        <w:gridCol w:w="7825"/>
+        <w:gridCol w:w="6570"/>
+        <w:gridCol w:w="8635"/>
+      </w:tblGrid>
+      <w:tr>
+        <w:tc>
+          <w:tcPr>
+            <w:tcW w:w="7825" w:type="dxa"/>
+          </w:tcPr>
+          <w:p>
+            <w:pPr>
+              <w:pStyle w:val="Heading1"/>
+              <w:outlineLvl w:val="0"/>
+              <w:rPr>
+                <w:color w:val="auto"/>
+                <w:sz w:val="48"/>
+              </w:rPr>
+            </w:pPr>
+            <w:r>
+              <w:lastRenderedPageBreak/>
+              <w:t>3. Why embedding?</w:t>
+            </w:r>
+          </w:p>
+          <w:p>
+            <w:pPr>
+              <w:pStyle w:val="NormalWeb"/>
+            </w:pPr>
+            <w:r>
+              <w:t>Suppose user asks:</w:t>
+            </w:r>
+          </w:p>
+          <w:p>
+            <w:pPr>
+              <w:pStyle w:val="NormalWeb"/>
+            </w:pPr>
+            <w:r>
+              <w:t>"How many vacation days do I get?"</w:t>
+            </w:r>
+          </w:p>
+          <w:p>
+            <w:pPr>
+              <w:pStyle w:val="NormalWeb"/>
+            </w:pPr>
+            <w:r>
+              <w:t>The user's question is converted into an embedding:</w:t>
+            </w:r>
+          </w:p>
+          <w:p>
+            <w:pPr>
+              <w:pStyle w:val="HTMLPreformatted"/>
+              <w:rPr>
+                <w:rStyle w:val="HTMLCode"/>
+              </w:rPr>
+            </w:pPr>
+            <w:r>
+              <w:rPr>
+                <w:rStyle w:val="HTMLCode"/>
+              </w:rPr>
+              <w:t>"How many vacation days do I get?"</w:t>
+            </w:r>
+          </w:p>
+          <w:p>
+            <w:pPr>
+              <w:pStyle w:val="HTMLPreformatted"/>
+              <w:rPr>
+                <w:rStyle w:val="HTMLCode"/>
+              </w:rPr>
+            </w:pPr>
+            <w:r>
+              <w:rPr>
+                <w:rStyle w:val="HTMLCode"/>
+              </w:rPr>
+              <w:t xml:space="preserve">              ↓</w:t>
+            </w:r>
+          </w:p>
+          <w:p>
+            <w:pPr>
+              <w:pStyle w:val="HTMLPreformatted"/>
+              <w:rPr>
+                <w:rStyle w:val="HTMLCode"/>
+              </w:rPr>
+            </w:pPr>
+            <w:r>
+              <w:rPr>
+                <w:rStyle w:val="HTMLCode"/>
+              </w:rPr>
+              <w:t xml:space="preserve">        Embedding Model</w:t>
+            </w:r>
+          </w:p>
+          <w:p>
+            <w:pPr>
+              <w:pStyle w:val="HTMLPreformatted"/>
+              <w:rPr>
+                <w:rStyle w:val="HTMLCode"/>
+              </w:rPr>
+            </w:pPr>
+            <w:r>
+              <w:rPr>
+                <w:rStyle w:val="HTMLCode"/>
+              </w:rPr>
+              <w:t xml:space="preserve">              ↓</w:t>
+            </w:r>
+          </w:p>
+          <w:p>
+            <w:pPr>
+              <w:pStyle w:val="HTMLPreformatted"/>
+            </w:pPr>
+            <w:r>
+              <w:rPr>
+                <w:rStyle w:val="HTMLCode"/>
+              </w:rPr>
+              <w:t>[0.011, -0.045, 0.078, ...]</w:t>
+            </w:r>
+          </w:p>
+          <w:p>
+            <w:pPr>
+              <w:pStyle w:val="NormalWeb"/>
+            </w:pPr>
+            <w:r>
+              <w:t>MongoDB compares this vector against the vectors stored for your chunks.</w:t>
+            </w:r>
+          </w:p>
+          <w:p>
+            <w:pPr>
+              <w:pStyle w:val="NormalWeb"/>
+            </w:pPr>
+            <w:r>
+              <w:t>It might find:</w:t>
+            </w:r>
+          </w:p>
+          <w:p>
+            <w:pPr>
+              <w:pStyle w:val="HTMLPreformatted"/>
+              <w:rPr>
+                <w:rStyle w:val="HTMLCode"/>
+              </w:rPr>
+            </w:pPr>
+            <w:r>
+              <w:rPr>
+                <w:rStyle w:val="HTMLCode"/>
+              </w:rPr>
+              <w:t>chunk-001</w:t>
+            </w:r>
+          </w:p>
+          <w:p>
+            <w:pPr>
+              <w:pStyle w:val="HTMLPreformatted"/>
+            </w:pPr>
+            <w:r>
+              <w:rPr>
+                <w:rStyle w:val="HTMLCode"/>
+              </w:rPr>
+              <w:t>"Employees are entitled to 24 days of annual leave..."</w:t>
+            </w:r>
+          </w:p>
+          <w:p>
+            <w:pPr>
+              <w:pStyle w:val="NormalWeb"/>
+            </w:pPr>
+            <w:r>
+              <w:t>because semantically:</w:t>
+            </w:r>
+          </w:p>
+          <w:p>
+            <w:pPr>
+              <w:pStyle w:val="HTMLPreformatted"/>
+            </w:pPr>
+            <w:r>
+              <w:rPr>
+                <w:rStyle w:val="HTMLCode"/>
+              </w:rPr>
+              <w:t>vacation days ≈ annual leave</w:t>
+            </w:r>
+          </w:p>
+          <w:p>
+            <w:pPr>
+              <w:pStyle w:val="1violet"/>
+            </w:pPr>
+          </w:p>
+          <w:p>
+            <w:pPr>
+              <w:pStyle w:val="1violet"/>
+            </w:pPr>
+            <w:r>
+              <w:t>so search will happen with vectors , when matched all corresponding chunks will be returned back</w:t>
+            </w:r>
+          </w:p>
+          <w:p>
+            <w:pPr>
+              <w:pStyle w:val="1violet"/>
+            </w:pPr>
+            <w:r>
+              <w:t xml:space="preserve">we will pass these chunks to LLM along with prompt </w:t>
+            </w:r>
+          </w:p>
+        </w:tc>
+        <w:tc>
+          <w:tcPr>
+            <w:tcW w:w="6570" w:type="dxa"/>
+          </w:tcPr>
+          <w:p>
+            <w:pPr>
+              <w:pStyle w:val="Heading1"/>
+              <w:outlineLvl w:val="0"/>
+              <w:rPr>
+                <w:color w:val="auto"/>
+                <w:sz w:val="48"/>
+              </w:rPr>
+            </w:pPr>
+            <w:r>
+              <w:t>4. MongoDB Vector Search</w:t>
+            </w:r>
+          </w:p>
+          <w:p>
+            <w:pPr>
+              <w:spacing w:before="100" w:beforeAutospacing="1" w:after="100" w:afterAutospacing="1"/>
+            </w:pPr>
+            <w:r>
+              <w:t xml:space="preserve">You create a </w:t>
+            </w:r>
+            <w:r>
+              <w:rPr>
+                <w:rStyle w:val="Strong"/>
+              </w:rPr>
+              <w:t>Vector Search Index</w:t>
+            </w:r>
+            <w:r>
+              <w:t xml:space="preserve"> on the </w:t>
+            </w:r>
+            <w:r>
+              <w:rPr>
+                <w:rStyle w:val="HTMLCode"/>
+                <w:rFonts w:eastAsiaTheme="majorEastAsia"/>
+              </w:rPr>
+              <w:t>embedding</w:t>
+            </w:r>
+            <w:r>
+              <w:t xml:space="preserve"> field.</w:t>
+            </w:r>
+          </w:p>
+          <w:p>
+            <w:pPr>
+              <w:pStyle w:val="NormalWeb"/>
+            </w:pPr>
+            <w:r>
+              <w:t>Conceptually:</w:t>
+            </w:r>
+          </w:p>
+          <w:p>
+            <w:pPr>
+              <w:pStyle w:val="HTMLPreformatted"/>
+              <w:rPr>
+                <w:rStyle w:val="HTMLCode"/>
+                <w:rFonts w:eastAsiaTheme="majorEastAsia"/>
+              </w:rPr>
+            </w:pPr>
+            <w:r>
+              <w:rPr>
+                <w:rStyle w:val="HTMLCode"/>
+                <w:rFonts w:eastAsiaTheme="majorEastAsia"/>
+              </w:rPr>
+              <w:t>embedding</w:t>
+            </w:r>
+          </w:p>
+          <w:p>
+            <w:pPr>
+              <w:pStyle w:val="HTMLPreformatted"/>
+              <w:rPr>
+                <w:rStyle w:val="HTMLCode"/>
+                <w:rFonts w:eastAsiaTheme="majorEastAsia"/>
+              </w:rPr>
+            </w:pPr>
+            <w:r>
+              <w:rPr>
+                <w:rStyle w:val="HTMLCode"/>
+                <w:rFonts w:eastAsiaTheme="majorEastAsia"/>
+              </w:rPr>
+              <w:t xml:space="preserve">   ↓</w:t>
+            </w:r>
+          </w:p>
+          <w:p>
+            <w:pPr>
+              <w:pStyle w:val="HTMLPreformatted"/>
+              <w:rPr>
+                <w:rStyle w:val="HTMLCode"/>
+                <w:rFonts w:eastAsiaTheme="majorEastAsia"/>
+              </w:rPr>
+            </w:pPr>
+            <w:r>
+              <w:rPr>
+                <w:rStyle w:val="HTMLCode"/>
+                <w:rFonts w:eastAsiaTheme="majorEastAsia"/>
+              </w:rPr>
+              <w:t>MongoDB Vector Index</w:t>
+            </w:r>
+          </w:p>
+          <w:p>
+            <w:pPr>
+              <w:pStyle w:val="HTMLPreformatted"/>
+              <w:rPr>
+                <w:rStyle w:val="HTMLCode"/>
+                <w:rFonts w:eastAsiaTheme="majorEastAsia"/>
+              </w:rPr>
+            </w:pPr>
+            <w:r>
+              <w:rPr>
+                <w:rStyle w:val="HTMLCode"/>
+                <w:rFonts w:eastAsiaTheme="majorEastAsia"/>
+              </w:rPr>
+              <w:t xml:space="preserve">   ↓</w:t>
+            </w:r>
+          </w:p>
+          <w:p>
+            <w:pPr>
+              <w:pStyle w:val="HTMLPreformatted"/>
+            </w:pPr>
+            <w:r>
+              <w:rPr>
+                <w:rStyle w:val="HTMLCode"/>
+                <w:rFonts w:eastAsiaTheme="majorEastAsia"/>
+              </w:rPr>
+              <w:t>Similarity Search</w:t>
+            </w:r>
+          </w:p>
+          <w:p>
+            <w:pPr>
+              <w:spacing w:before="100" w:beforeAutospacing="1" w:after="100" w:afterAutospacing="1"/>
+            </w:pPr>
+            <w:r>
+              <w:t>Then the query retrieves the most relevant chunks.</w:t>
+            </w:r>
+          </w:p>
+          <w:p>
+            <w:pPr>
+              <w:pStyle w:val="NormalWeb"/>
+            </w:pPr>
+            <w:r>
+              <w:t>For example:</w:t>
+            </w:r>
+          </w:p>
+          <w:p>
+            <w:pPr>
+              <w:pStyle w:val="HTMLPreformatted"/>
+              <w:rPr>
+                <w:rStyle w:val="HTMLCode"/>
+                <w:rFonts w:eastAsiaTheme="majorEastAsia"/>
+              </w:rPr>
+            </w:pPr>
+            <w:r>
+              <w:rPr>
+                <w:rStyle w:val="HTMLCode"/>
+                <w:rFonts w:eastAsiaTheme="majorEastAsia"/>
+              </w:rPr>
+              <w:t>User:</w:t>
+            </w:r>
+          </w:p>
+          <w:p>
+            <w:pPr>
+              <w:pStyle w:val="HTMLPreformatted"/>
+              <w:rPr>
+                <w:rStyle w:val="HTMLCode"/>
+                <w:rFonts w:eastAsiaTheme="majorEastAsia"/>
+              </w:rPr>
+            </w:pPr>
+            <w:r>
+              <w:rPr>
+                <w:rStyle w:val="HTMLCode"/>
+                <w:rFonts w:eastAsiaTheme="majorEastAsia"/>
+              </w:rPr>
+              <w:t>"How many vacation days do I get?"</w:t>
+            </w:r>
+          </w:p>
+          <w:p>
+            <w:pPr>
+              <w:pStyle w:val="HTMLPreformatted"/>
+              <w:rPr>
+                <w:rStyle w:val="HTMLCode"/>
+                <w:rFonts w:eastAsiaTheme="majorEastAsia"/>
+              </w:rPr>
+            </w:pPr>
+          </w:p>
+          <w:p>
+            <w:pPr>
+              <w:pStyle w:val="HTMLPreformatted"/>
+              <w:rPr>
+                <w:rStyle w:val="HTMLCode"/>
+                <w:rFonts w:eastAsiaTheme="majorEastAsia"/>
+              </w:rPr>
+            </w:pPr>
+            <w:r>
+              <w:rPr>
+                <w:rStyle w:val="HTMLCode"/>
+                <w:rFonts w:eastAsiaTheme="majorEastAsia"/>
+              </w:rPr>
+              <w:t xml:space="preserve">              ↓</w:t>
+            </w:r>
+          </w:p>
+          <w:p>
+            <w:pPr>
+              <w:pStyle w:val="HTMLPreformatted"/>
+              <w:rPr>
+                <w:rStyle w:val="HTMLCode"/>
+                <w:rFonts w:eastAsiaTheme="majorEastAsia"/>
+              </w:rPr>
+            </w:pPr>
+          </w:p>
+          <w:p>
+            <w:pPr>
+              <w:pStyle w:val="HTMLPreformatted"/>
+              <w:rPr>
+                <w:rStyle w:val="HTMLCode"/>
+                <w:rFonts w:eastAsiaTheme="majorEastAsia"/>
+              </w:rPr>
+            </w:pPr>
+            <w:r>
+              <w:rPr>
+                <w:rStyle w:val="HTMLCode"/>
+                <w:rFonts w:eastAsiaTheme="majorEastAsia"/>
+              </w:rPr>
+              <w:t>MongoDB Vector Search</w:t>
+            </w:r>
+          </w:p>
+          <w:p>
+            <w:pPr>
+              <w:pStyle w:val="HTMLPreformatted"/>
+              <w:rPr>
+                <w:rStyle w:val="HTMLCode"/>
+                <w:rFonts w:eastAsiaTheme="majorEastAsia"/>
+              </w:rPr>
+            </w:pPr>
+          </w:p>
+          <w:p>
+            <w:pPr>
+              <w:pStyle w:val="HTMLPreformatted"/>
+              <w:rPr>
+                <w:rStyle w:val="HTMLCode"/>
+                <w:rFonts w:eastAsiaTheme="majorEastAsia"/>
+              </w:rPr>
+            </w:pPr>
+            <w:r>
+              <w:rPr>
+                <w:rStyle w:val="HTMLCode"/>
+                <w:rFonts w:eastAsiaTheme="majorEastAsia"/>
+              </w:rPr>
+              <w:t xml:space="preserve">              ↓</w:t>
+            </w:r>
+          </w:p>
+          <w:p>
+            <w:pPr>
+              <w:pStyle w:val="HTMLPreformatted"/>
+              <w:rPr>
+                <w:rStyle w:val="HTMLCode"/>
+                <w:rFonts w:eastAsiaTheme="majorEastAsia"/>
+              </w:rPr>
+            </w:pPr>
+          </w:p>
+          <w:p>
+            <w:pPr>
+              <w:pStyle w:val="HTMLPreformatted"/>
+              <w:rPr>
+                <w:rStyle w:val="HTMLCode"/>
+                <w:rFonts w:eastAsiaTheme="majorEastAsia"/>
+              </w:rPr>
+            </w:pPr>
+            <w:r>
+              <w:rPr>
+                <w:rStyle w:val="HTMLCode"/>
+                <w:rFonts w:eastAsiaTheme="majorEastAsia"/>
+              </w:rPr>
+              <w:t>chunk-001</w:t>
+            </w:r>
+          </w:p>
+          <w:p>
+            <w:pPr>
+              <w:pStyle w:val="HTMLPreformatted"/>
+              <w:rPr>
+                <w:rStyle w:val="HTMLCode"/>
+                <w:rFonts w:eastAsiaTheme="majorEastAsia"/>
+              </w:rPr>
+            </w:pPr>
+            <w:r>
+              <w:rPr>
+                <w:rStyle w:val="HTMLCode"/>
+                <w:rFonts w:eastAsiaTheme="majorEastAsia"/>
+              </w:rPr>
+              <w:t>"Employees are entitled to 24 days</w:t>
+            </w:r>
+          </w:p>
+          <w:p>
+            <w:pPr>
+              <w:pStyle w:val="HTMLPreformatted"/>
+              <w:rPr>
+                <w:rStyle w:val="HTMLCode"/>
+                <w:rFonts w:eastAsiaTheme="majorEastAsia"/>
+              </w:rPr>
+            </w:pPr>
+            <w:r>
+              <w:rPr>
+                <w:rStyle w:val="HTMLCode"/>
+                <w:rFonts w:eastAsiaTheme="majorEastAsia"/>
+              </w:rPr>
+              <w:t>of annual leave per year."</w:t>
+            </w:r>
+          </w:p>
+          <w:p>
+            <w:pPr>
+              <w:pStyle w:val="HTMLPreformatted"/>
+              <w:rPr>
+                <w:rStyle w:val="HTMLCode"/>
+                <w:rFonts w:eastAsiaTheme="majorEastAsia"/>
+              </w:rPr>
+            </w:pPr>
+          </w:p>
+          <w:p>
+            <w:pPr>
+              <w:pStyle w:val="HTMLPreformatted"/>
+              <w:rPr>
+                <w:rStyle w:val="HTMLCode"/>
+                <w:rFonts w:eastAsiaTheme="majorEastAsia"/>
+              </w:rPr>
+            </w:pPr>
+            <w:r>
+              <w:rPr>
+                <w:rStyle w:val="HTMLCode"/>
+                <w:rFonts w:eastAsiaTheme="majorEastAsia"/>
+              </w:rPr>
+              <w:t xml:space="preserve">              ↓</w:t>
+            </w:r>
+          </w:p>
+          <w:p>
+            <w:pPr>
+              <w:pStyle w:val="HTMLPreformatted"/>
+              <w:rPr>
+                <w:rStyle w:val="HTMLCode"/>
+                <w:rFonts w:eastAsiaTheme="majorEastAsia"/>
+              </w:rPr>
+            </w:pPr>
+          </w:p>
+          <w:p>
+            <w:pPr>
+              <w:pStyle w:val="HTMLPreformatted"/>
+              <w:rPr>
+                <w:rStyle w:val="HTMLCode"/>
+                <w:rFonts w:eastAsiaTheme="majorEastAsia"/>
+              </w:rPr>
+            </w:pPr>
+            <w:r>
+              <w:rPr>
+                <w:rStyle w:val="HTMLCode"/>
+                <w:rFonts w:eastAsiaTheme="majorEastAsia"/>
+              </w:rPr>
+              <w:t>Spring AI</w:t>
+            </w:r>
+          </w:p>
+          <w:p>
+            <w:pPr>
+              <w:pStyle w:val="HTMLPreformatted"/>
+              <w:rPr>
+                <w:rStyle w:val="HTMLCode"/>
+                <w:rFonts w:eastAsiaTheme="majorEastAsia"/>
+              </w:rPr>
+            </w:pPr>
+          </w:p>
+          <w:p>
+            <w:pPr>
+              <w:pStyle w:val="HTMLPreformatted"/>
+              <w:rPr>
+                <w:rStyle w:val="HTMLCode"/>
+                <w:rFonts w:eastAsiaTheme="majorEastAsia"/>
+              </w:rPr>
+            </w:pPr>
+            <w:r>
+              <w:rPr>
+                <w:rStyle w:val="HTMLCode"/>
+                <w:rFonts w:eastAsiaTheme="majorEastAsia"/>
+              </w:rPr>
+              <w:t xml:space="preserve">              ↓</w:t>
+            </w:r>
+          </w:p>
+          <w:p>
+            <w:pPr>
+              <w:pStyle w:val="HTMLPreformatted"/>
+              <w:rPr>
+                <w:rStyle w:val="HTMLCode"/>
+                <w:rFonts w:eastAsiaTheme="majorEastAsia"/>
+              </w:rPr>
+            </w:pPr>
+          </w:p>
+          <w:p>
+            <w:pPr>
+              <w:pStyle w:val="HTMLPreformatted"/>
+              <w:rPr>
+                <w:rStyle w:val="HTMLCode"/>
+                <w:rFonts w:eastAsiaTheme="majorEastAsia"/>
+              </w:rPr>
+            </w:pPr>
+            <w:r>
+              <w:rPr>
+                <w:rStyle w:val="HTMLCode"/>
+                <w:rFonts w:eastAsiaTheme="majorEastAsia"/>
+              </w:rPr>
+              <w:t>LLM</w:t>
+            </w:r>
+          </w:p>
+          <w:p>
+            <w:pPr>
+              <w:pStyle w:val="HTMLPreformatted"/>
+              <w:rPr>
+                <w:rStyle w:val="HTMLCode"/>
+                <w:rFonts w:eastAsiaTheme="majorEastAsia"/>
+              </w:rPr>
+            </w:pPr>
+          </w:p>
+          <w:p>
+            <w:pPr>
+              <w:pStyle w:val="HTMLPreformatted"/>
+              <w:rPr>
+                <w:rStyle w:val="HTMLCode"/>
+                <w:rFonts w:eastAsiaTheme="majorEastAsia"/>
+              </w:rPr>
+            </w:pPr>
+            <w:r>
+              <w:rPr>
+                <w:rStyle w:val="HTMLCode"/>
+                <w:rFonts w:eastAsiaTheme="majorEastAsia"/>
+              </w:rPr>
+              <w:t xml:space="preserve">              ↓</w:t>
+            </w:r>
+          </w:p>
+          <w:p>
+            <w:pPr>
+              <w:pStyle w:val="HTMLPreformatted"/>
+              <w:rPr>
+                <w:rStyle w:val="HTMLCode"/>
+                <w:rFonts w:eastAsiaTheme="majorEastAsia"/>
+              </w:rPr>
+            </w:pPr>
+          </w:p>
+          <w:p>
+            <w:pPr>
+              <w:pStyle w:val="HTMLPreformatted"/>
+            </w:pPr>
+            <w:r>
+              <w:rPr>
+                <w:rStyle w:val="HTMLCode"/>
+                <w:rFonts w:eastAsiaTheme="majorEastAsia"/>
+              </w:rPr>
+              <w:t>"You are entitled to 24 days of annual leave."</w:t>
+            </w:r>
+          </w:p>
+          <w:p>
+            <w:pPr>
+              <w:pStyle w:val="1violet"/>
+            </w:pPr>
+          </w:p>
+        </w:tc>
+        <w:tc>
+          <w:tcPr>
+            <w:tcW w:w="8635" w:type="dxa"/>
+          </w:tcPr>
+          <w:p>
+            <w:pPr>
+              <w:pStyle w:val="Heading1"/>
+              <w:outlineLvl w:val="0"/>
+              <w:rPr>
+                <w:color w:val="auto"/>
+                <w:sz w:val="48"/>
+              </w:rPr>
+            </w:pPr>
+            <w:r>
+              <w:t>5. Spring AI RAG code</w:t>
+            </w:r>
+          </w:p>
+          <w:p>
+            <w:pPr>
+              <w:spacing w:before="100" w:beforeAutospacing="1" w:after="100" w:afterAutospacing="1"/>
+            </w:pPr>
+            <w:r>
+              <w:t>This is where it gets interesting.</w:t>
+            </w:r>
+          </w:p>
+          <w:p>
+            <w:pPr>
+              <w:pStyle w:val="NormalWeb"/>
+            </w:pPr>
+            <w:r>
+              <w:t xml:space="preserve">You can configure MongoDB as your </w:t>
+            </w:r>
+            <w:r>
+              <w:rPr>
+                <w:rStyle w:val="HTMLCode"/>
+                <w:rFonts w:eastAsiaTheme="majorEastAsia"/>
+              </w:rPr>
+              <w:t>VectorStore</w:t>
+            </w:r>
+            <w:r>
+              <w:t>.</w:t>
+            </w:r>
+          </w:p>
+          <w:p>
+            <w:pPr>
+              <w:pStyle w:val="NormalWeb"/>
+            </w:pPr>
+            <w:r>
+              <w:t>Conceptually:</w:t>
+            </w:r>
+          </w:p>
+          <w:p>
+            <w:pPr>
+              <w:pStyle w:val="HTMLPreformatted"/>
+              <w:rPr>
+                <w:rStyle w:val="HTMLCode"/>
+                <w:rFonts w:eastAsiaTheme="majorEastAsia"/>
+              </w:rPr>
+            </w:pPr>
+            <w:r>
+              <w:rPr>
+                <w:rStyle w:val="HTMLCode"/>
+                <w:rFonts w:eastAsiaTheme="majorEastAsia"/>
+              </w:rPr>
+              <w:t>@</w:t>
+            </w:r>
+            <w:r>
+              <w:rPr>
+                <w:rStyle w:val="m"/>
+                <w:rFonts w:eastAsiaTheme="majorEastAsia"/>
+              </w:rPr>
+              <w:t>Bean</w:t>
+            </w:r>
+          </w:p>
+          <w:p>
+            <w:pPr>
+              <w:pStyle w:val="HTMLPreformatted"/>
+              <w:rPr>
+                <w:rStyle w:val="HTMLCode"/>
+                <w:rFonts w:eastAsiaTheme="majorEastAsia"/>
+              </w:rPr>
+            </w:pPr>
+            <w:r>
+              <w:rPr>
+                <w:rStyle w:val="m"/>
+                <w:rFonts w:eastAsiaTheme="majorEastAsia"/>
+              </w:rPr>
+              <w:t>VectorStore</w:t>
+            </w:r>
+            <w:r>
+              <w:rPr>
+                <w:rStyle w:val="HTMLCode"/>
+                <w:rFonts w:eastAsiaTheme="majorEastAsia"/>
+              </w:rPr>
+              <w:t xml:space="preserve"> </w:t>
+            </w:r>
+            <w:r>
+              <w:rPr>
+                <w:rStyle w:val="m"/>
+                <w:rFonts w:eastAsiaTheme="majorEastAsia"/>
+              </w:rPr>
+              <w:t>vectorStore</w:t>
+            </w:r>
+            <w:r>
+              <w:rPr>
+                <w:rStyle w:val="HTMLCode"/>
+                <w:rFonts w:eastAsiaTheme="majorEastAsia"/>
+              </w:rPr>
+              <w:t>(</w:t>
+            </w:r>
+            <w:r>
+              <w:rPr>
+                <w:rStyle w:val="m"/>
+                <w:rFonts w:eastAsiaTheme="majorEastAsia"/>
+              </w:rPr>
+              <w:t>MongoTemplate</w:t>
+            </w:r>
+            <w:r>
+              <w:rPr>
+                <w:rStyle w:val="HTMLCode"/>
+                <w:rFonts w:eastAsiaTheme="majorEastAsia"/>
+              </w:rPr>
+              <w:t xml:space="preserve"> </w:t>
+            </w:r>
+            <w:r>
+              <w:rPr>
+                <w:rStyle w:val="m"/>
+                <w:rFonts w:eastAsiaTheme="majorEastAsia"/>
+              </w:rPr>
+              <w:t>mongoTemplate</w:t>
+            </w:r>
+            <w:r>
+              <w:rPr>
+                <w:rStyle w:val="HTMLCode"/>
+                <w:rFonts w:eastAsiaTheme="majorEastAsia"/>
+              </w:rPr>
+              <w:t>,</w:t>
+            </w:r>
+          </w:p>
+          <w:p>
+            <w:pPr>
+              <w:pStyle w:val="HTMLPreformatted"/>
+              <w:rPr>
+                <w:rStyle w:val="HTMLCode"/>
+                <w:rFonts w:eastAsiaTheme="majorEastAsia"/>
+              </w:rPr>
+            </w:pPr>
+            <w:r>
+              <w:rPr>
+                <w:rStyle w:val="HTMLCode"/>
+                <w:rFonts w:eastAsiaTheme="majorEastAsia"/>
+              </w:rPr>
+              <w:t xml:space="preserve">                        </w:t>
+            </w:r>
+            <w:r>
+              <w:rPr>
+                <w:rStyle w:val="m"/>
+                <w:rFonts w:eastAsiaTheme="majorEastAsia"/>
+              </w:rPr>
+              <w:t>EmbeddingModel</w:t>
+            </w:r>
+            <w:r>
+              <w:rPr>
+                <w:rStyle w:val="HTMLCode"/>
+                <w:rFonts w:eastAsiaTheme="majorEastAsia"/>
+              </w:rPr>
+              <w:t xml:space="preserve"> </w:t>
+            </w:r>
+            <w:r>
+              <w:rPr>
+                <w:rStyle w:val="m"/>
+                <w:rFonts w:eastAsiaTheme="majorEastAsia"/>
+              </w:rPr>
+              <w:t>embeddingModel</w:t>
+            </w:r>
+            <w:r>
+              <w:rPr>
+                <w:rStyle w:val="HTMLCode"/>
+                <w:rFonts w:eastAsiaTheme="majorEastAsia"/>
+              </w:rPr>
+              <w:t>) {</w:t>
+            </w:r>
+          </w:p>
+          <w:p>
+            <w:pPr>
+              <w:pStyle w:val="HTMLPreformatted"/>
+              <w:rPr>
+                <w:rStyle w:val="HTMLCode"/>
+                <w:rFonts w:eastAsiaTheme="majorEastAsia"/>
+              </w:rPr>
+            </w:pPr>
+          </w:p>
+          <w:p>
+            <w:pPr>
+              <w:pStyle w:val="HTMLPreformatted"/>
+              <w:rPr>
+                <w:rStyle w:val="HTMLCode"/>
+                <w:rFonts w:eastAsiaTheme="majorEastAsia"/>
+              </w:rPr>
+            </w:pPr>
+            <w:r>
+              <w:rPr>
+                <w:rStyle w:val="HTMLCode"/>
+                <w:rFonts w:eastAsiaTheme="majorEastAsia"/>
+              </w:rPr>
+              <w:t xml:space="preserve">    </w:t>
+            </w:r>
+            <w:r>
+              <w:rPr>
+                <w:rStyle w:val="g"/>
+              </w:rPr>
+              <w:t>return</w:t>
+            </w:r>
+            <w:r>
+              <w:rPr>
+                <w:rStyle w:val="HTMLCode"/>
+                <w:rFonts w:eastAsiaTheme="majorEastAsia"/>
+              </w:rPr>
+              <w:t xml:space="preserve"> </w:t>
+            </w:r>
+            <w:r>
+              <w:rPr>
+                <w:rStyle w:val="g"/>
+              </w:rPr>
+              <w:t>new</w:t>
+            </w:r>
+            <w:r>
+              <w:rPr>
+                <w:rStyle w:val="HTMLCode"/>
+                <w:rFonts w:eastAsiaTheme="majorEastAsia"/>
+              </w:rPr>
+              <w:t xml:space="preserve"> </w:t>
+            </w:r>
+            <w:r>
+              <w:rPr>
+                <w:rStyle w:val="m"/>
+                <w:rFonts w:eastAsiaTheme="majorEastAsia"/>
+              </w:rPr>
+              <w:t>MongoDBAtlasVectorStore</w:t>
+            </w:r>
+            <w:r>
+              <w:rPr>
+                <w:rStyle w:val="HTMLCode"/>
+                <w:rFonts w:eastAsiaTheme="majorEastAsia"/>
+              </w:rPr>
+              <w:t>(</w:t>
+            </w:r>
+          </w:p>
+          <w:p>
+            <w:pPr>
+              <w:pStyle w:val="HTMLPreformatted"/>
+              <w:rPr>
+                <w:rStyle w:val="HTMLCode"/>
+                <w:rFonts w:eastAsiaTheme="majorEastAsia"/>
+              </w:rPr>
+            </w:pPr>
+            <w:r>
+              <w:rPr>
+                <w:rStyle w:val="HTMLCode"/>
+                <w:rFonts w:eastAsiaTheme="majorEastAsia"/>
+              </w:rPr>
+              <w:t xml:space="preserve">            </w:t>
+            </w:r>
+            <w:r>
+              <w:rPr>
+                <w:rStyle w:val="m"/>
+                <w:rFonts w:eastAsiaTheme="majorEastAsia"/>
+              </w:rPr>
+              <w:t>mongoTemplate</w:t>
+            </w:r>
+            <w:r>
+              <w:rPr>
+                <w:rStyle w:val="HTMLCode"/>
+                <w:rFonts w:eastAsiaTheme="majorEastAsia"/>
+              </w:rPr>
+              <w:t>,</w:t>
+            </w:r>
+          </w:p>
+          <w:p>
+            <w:pPr>
+              <w:pStyle w:val="HTMLPreformatted"/>
+              <w:rPr>
+                <w:rStyle w:val="HTMLCode"/>
+                <w:rFonts w:eastAsiaTheme="majorEastAsia"/>
+              </w:rPr>
+            </w:pPr>
+            <w:r>
+              <w:rPr>
+                <w:rStyle w:val="HTMLCode"/>
+                <w:rFonts w:eastAsiaTheme="majorEastAsia"/>
+              </w:rPr>
+              <w:t xml:space="preserve">            </w:t>
+            </w:r>
+            <w:r>
+              <w:rPr>
+                <w:rStyle w:val="m"/>
+                <w:rFonts w:eastAsiaTheme="majorEastAsia"/>
+              </w:rPr>
+              <w:t>embeddingModel</w:t>
+            </w:r>
+          </w:p>
+          <w:p>
+            <w:pPr>
+              <w:pStyle w:val="HTMLPreformatted"/>
+              <w:rPr>
+                <w:rStyle w:val="HTMLCode"/>
+                <w:rFonts w:eastAsiaTheme="majorEastAsia"/>
+              </w:rPr>
+            </w:pPr>
+            <w:r>
+              <w:rPr>
+                <w:rStyle w:val="HTMLCode"/>
+                <w:rFonts w:eastAsiaTheme="majorEastAsia"/>
+              </w:rPr>
+              <w:t xml:space="preserve">    );</w:t>
+            </w:r>
+          </w:p>
+          <w:p>
+            <w:pPr>
+              <w:pStyle w:val="HTMLPreformatted"/>
+            </w:pPr>
+            <w:r>
+              <w:rPr>
+                <w:rStyle w:val="HTMLCode"/>
+                <w:rFonts w:eastAsiaTheme="majorEastAsia"/>
+              </w:rPr>
+              <w:t>}</w:t>
+            </w:r>
+          </w:p>
+          <w:p>
+            <w:pPr>
+              <w:pStyle w:val="NormalWeb"/>
+            </w:pPr>
+            <w:r>
+              <w:t>Then ingest documents:</w:t>
+            </w:r>
+          </w:p>
+          <w:p>
+            <w:pPr>
+              <w:pStyle w:val="HTMLPreformatted"/>
+              <w:rPr>
+                <w:rStyle w:val="HTMLCode"/>
+                <w:rFonts w:eastAsiaTheme="majorEastAsia"/>
+              </w:rPr>
+            </w:pPr>
+            <w:r>
+              <w:rPr>
+                <w:rStyle w:val="m"/>
+                <w:rFonts w:eastAsiaTheme="majorEastAsia"/>
+              </w:rPr>
+              <w:t>List</w:t>
+            </w:r>
+            <w:r>
+              <w:rPr>
+                <w:rStyle w:val="HTMLCode"/>
+                <w:rFonts w:eastAsiaTheme="majorEastAsia"/>
+              </w:rPr>
+              <w:t>&lt;</w:t>
+            </w:r>
+            <w:r>
+              <w:rPr>
+                <w:rStyle w:val="m"/>
+                <w:rFonts w:eastAsiaTheme="majorEastAsia"/>
+              </w:rPr>
+              <w:t>Document</w:t>
+            </w:r>
+            <w:r>
+              <w:rPr>
+                <w:rStyle w:val="HTMLCode"/>
+                <w:rFonts w:eastAsiaTheme="majorEastAsia"/>
+              </w:rPr>
+              <w:t xml:space="preserve">&gt; </w:t>
+            </w:r>
+            <w:r>
+              <w:rPr>
+                <w:rStyle w:val="m"/>
+                <w:rFonts w:eastAsiaTheme="majorEastAsia"/>
+              </w:rPr>
+              <w:t>documents</w:t>
+            </w:r>
+            <w:r>
+              <w:rPr>
+                <w:rStyle w:val="HTMLCode"/>
+                <w:rFonts w:eastAsiaTheme="majorEastAsia"/>
+              </w:rPr>
+              <w:t xml:space="preserve"> </w:t>
+            </w:r>
+            <w:r>
+              <w:rPr>
+                <w:rStyle w:val="g"/>
+              </w:rPr>
+              <w:t>=</w:t>
+            </w:r>
+            <w:r>
+              <w:rPr>
+                <w:rStyle w:val="HTMLCode"/>
+                <w:rFonts w:eastAsiaTheme="majorEastAsia"/>
+              </w:rPr>
+              <w:t xml:space="preserve"> </w:t>
+            </w:r>
+            <w:r>
+              <w:rPr>
+                <w:rStyle w:val="m"/>
+                <w:rFonts w:eastAsiaTheme="majorEastAsia"/>
+              </w:rPr>
+              <w:t>List</w:t>
+            </w:r>
+            <w:r>
+              <w:rPr>
+                <w:rStyle w:val="g"/>
+              </w:rPr>
+              <w:t>.</w:t>
+            </w:r>
+            <w:r>
+              <w:rPr>
+                <w:rStyle w:val="m"/>
+                <w:rFonts w:eastAsiaTheme="majorEastAsia"/>
+              </w:rPr>
+              <w:t>of</w:t>
+            </w:r>
+            <w:r>
+              <w:rPr>
+                <w:rStyle w:val="HTMLCode"/>
+                <w:rFonts w:eastAsiaTheme="majorEastAsia"/>
+              </w:rPr>
+              <w:t>(</w:t>
+            </w:r>
+          </w:p>
+          <w:p>
+            <w:pPr>
+              <w:pStyle w:val="HTMLPreformatted"/>
+              <w:rPr>
+                <w:rStyle w:val="HTMLCode"/>
+                <w:rFonts w:eastAsiaTheme="majorEastAsia"/>
+              </w:rPr>
+            </w:pPr>
+            <w:r>
+              <w:rPr>
+                <w:rStyle w:val="HTMLCode"/>
+                <w:rFonts w:eastAsiaTheme="majorEastAsia"/>
+              </w:rPr>
+              <w:t xml:space="preserve">    </w:t>
+            </w:r>
+            <w:r>
+              <w:rPr>
+                <w:rStyle w:val="g"/>
+              </w:rPr>
+              <w:t>new</w:t>
+            </w:r>
+            <w:r>
+              <w:rPr>
+                <w:rStyle w:val="HTMLCode"/>
+                <w:rFonts w:eastAsiaTheme="majorEastAsia"/>
+              </w:rPr>
+              <w:t xml:space="preserve"> </w:t>
+            </w:r>
+            <w:r>
+              <w:rPr>
+                <w:rStyle w:val="m"/>
+                <w:rFonts w:eastAsiaTheme="majorEastAsia"/>
+              </w:rPr>
+              <w:t>Document</w:t>
+            </w:r>
+            <w:r>
+              <w:rPr>
+                <w:rStyle w:val="HTMLCode"/>
+                <w:rFonts w:eastAsiaTheme="majorEastAsia"/>
+              </w:rPr>
+              <w:t>(</w:t>
+            </w:r>
+          </w:p>
+          <w:p>
+            <w:pPr>
+              <w:pStyle w:val="HTMLPreformatted"/>
+              <w:rPr>
+                <w:rStyle w:val="HTMLCode"/>
+                <w:rFonts w:eastAsiaTheme="majorEastAsia"/>
+              </w:rPr>
+            </w:pPr>
+            <w:r>
+              <w:rPr>
+                <w:rStyle w:val="HTMLCode"/>
+                <w:rFonts w:eastAsiaTheme="majorEastAsia"/>
+              </w:rPr>
+              <w:t xml:space="preserve">        </w:t>
+            </w:r>
+            <w:r>
+              <w:rPr>
+                <w:rStyle w:val="k"/>
+                <w:rFonts w:eastAsiaTheme="majorEastAsia"/>
+              </w:rPr>
+              <w:t>"Employees are entitled to 24 days of annual leave per year."</w:t>
+            </w:r>
+            <w:r>
+              <w:rPr>
+                <w:rStyle w:val="HTMLCode"/>
+                <w:rFonts w:eastAsiaTheme="majorEastAsia"/>
+              </w:rPr>
+              <w:t>,</w:t>
+            </w:r>
+          </w:p>
+          <w:p>
+            <w:pPr>
+              <w:pStyle w:val="HTMLPreformatted"/>
+              <w:rPr>
+                <w:rStyle w:val="HTMLCode"/>
+                <w:rFonts w:eastAsiaTheme="majorEastAsia"/>
+              </w:rPr>
+            </w:pPr>
+            <w:r>
+              <w:rPr>
+                <w:rStyle w:val="HTMLCode"/>
+                <w:rFonts w:eastAsiaTheme="majorEastAsia"/>
+              </w:rPr>
+              <w:t xml:space="preserve">        </w:t>
+            </w:r>
+            <w:r>
+              <w:rPr>
+                <w:rStyle w:val="m"/>
+                <w:rFonts w:eastAsiaTheme="majorEastAsia"/>
+              </w:rPr>
+              <w:t>Map</w:t>
+            </w:r>
+            <w:r>
+              <w:rPr>
+                <w:rStyle w:val="g"/>
+              </w:rPr>
+              <w:t>.</w:t>
+            </w:r>
+            <w:r>
+              <w:rPr>
+                <w:rStyle w:val="m"/>
+                <w:rFonts w:eastAsiaTheme="majorEastAsia"/>
+              </w:rPr>
+              <w:t>of</w:t>
+            </w:r>
+            <w:r>
+              <w:rPr>
+                <w:rStyle w:val="HTMLCode"/>
+                <w:rFonts w:eastAsiaTheme="majorEastAsia"/>
+              </w:rPr>
+              <w:t>(</w:t>
+            </w:r>
+          </w:p>
+          <w:p>
+            <w:pPr>
+              <w:pStyle w:val="HTMLPreformatted"/>
+              <w:rPr>
+                <w:rStyle w:val="HTMLCode"/>
+                <w:rFonts w:eastAsiaTheme="majorEastAsia"/>
+              </w:rPr>
+            </w:pPr>
+            <w:r>
+              <w:rPr>
+                <w:rStyle w:val="HTMLCode"/>
+                <w:rFonts w:eastAsiaTheme="majorEastAsia"/>
+              </w:rPr>
+              <w:t xml:space="preserve">            </w:t>
+            </w:r>
+            <w:r>
+              <w:rPr>
+                <w:rStyle w:val="k"/>
+                <w:rFonts w:eastAsiaTheme="majorEastAsia"/>
+              </w:rPr>
+              <w:t>"documentId"</w:t>
+            </w:r>
+            <w:r>
+              <w:rPr>
+                <w:rStyle w:val="HTMLCode"/>
+                <w:rFonts w:eastAsiaTheme="majorEastAsia"/>
+              </w:rPr>
+              <w:t xml:space="preserve">, </w:t>
+            </w:r>
+            <w:r>
+              <w:rPr>
+                <w:rStyle w:val="k"/>
+                <w:rFonts w:eastAsiaTheme="majorEastAsia"/>
+              </w:rPr>
+              <w:t>"TCS-LEAVE-2026"</w:t>
+            </w:r>
+            <w:r>
+              <w:rPr>
+                <w:rStyle w:val="HTMLCode"/>
+                <w:rFonts w:eastAsiaTheme="majorEastAsia"/>
+              </w:rPr>
+              <w:t>,</w:t>
+            </w:r>
+          </w:p>
+          <w:p>
+            <w:pPr>
+              <w:pStyle w:val="HTMLPreformatted"/>
+              <w:rPr>
+                <w:rStyle w:val="HTMLCode"/>
+                <w:rFonts w:eastAsiaTheme="majorEastAsia"/>
+              </w:rPr>
+            </w:pPr>
+            <w:r>
+              <w:rPr>
+                <w:rStyle w:val="HTMLCode"/>
+                <w:rFonts w:eastAsiaTheme="majorEastAsia"/>
+              </w:rPr>
+              <w:t xml:space="preserve">            </w:t>
+            </w:r>
+            <w:r>
+              <w:rPr>
+                <w:rStyle w:val="k"/>
+                <w:rFonts w:eastAsiaTheme="majorEastAsia"/>
+              </w:rPr>
+              <w:t>"version"</w:t>
+            </w:r>
+            <w:r>
+              <w:rPr>
+                <w:rStyle w:val="HTMLCode"/>
+                <w:rFonts w:eastAsiaTheme="majorEastAsia"/>
+              </w:rPr>
+              <w:t xml:space="preserve">, </w:t>
+            </w:r>
+            <w:r>
+              <w:rPr>
+                <w:rStyle w:val="j"/>
+              </w:rPr>
+              <w:t>2026</w:t>
+            </w:r>
+            <w:r>
+              <w:rPr>
+                <w:rStyle w:val="HTMLCode"/>
+                <w:rFonts w:eastAsiaTheme="majorEastAsia"/>
+              </w:rPr>
+              <w:t>,</w:t>
+            </w:r>
+          </w:p>
+          <w:p>
+            <w:pPr>
+              <w:pStyle w:val="HTMLPreformatted"/>
+              <w:rPr>
+                <w:rStyle w:val="HTMLCode"/>
+                <w:rFonts w:eastAsiaTheme="majorEastAsia"/>
+              </w:rPr>
+            </w:pPr>
+            <w:r>
+              <w:rPr>
+                <w:rStyle w:val="HTMLCode"/>
+                <w:rFonts w:eastAsiaTheme="majorEastAsia"/>
+              </w:rPr>
+              <w:t xml:space="preserve">            </w:t>
+            </w:r>
+            <w:r>
+              <w:rPr>
+                <w:rStyle w:val="k"/>
+                <w:rFonts w:eastAsiaTheme="majorEastAsia"/>
+              </w:rPr>
+              <w:t>"status"</w:t>
+            </w:r>
+            <w:r>
+              <w:rPr>
+                <w:rStyle w:val="HTMLCode"/>
+                <w:rFonts w:eastAsiaTheme="majorEastAsia"/>
+              </w:rPr>
+              <w:t xml:space="preserve">, </w:t>
+            </w:r>
+            <w:r>
+              <w:rPr>
+                <w:rStyle w:val="k"/>
+                <w:rFonts w:eastAsiaTheme="majorEastAsia"/>
+              </w:rPr>
+              <w:t>"ACTIVE"</w:t>
+            </w:r>
+          </w:p>
+          <w:p>
+            <w:pPr>
+              <w:pStyle w:val="HTMLPreformatted"/>
+              <w:rPr>
+                <w:rStyle w:val="HTMLCode"/>
+                <w:rFonts w:eastAsiaTheme="majorEastAsia"/>
+              </w:rPr>
+            </w:pPr>
+            <w:r>
+              <w:rPr>
+                <w:rStyle w:val="HTMLCode"/>
+                <w:rFonts w:eastAsiaTheme="majorEastAsia"/>
+              </w:rPr>
+              <w:t xml:space="preserve">        )</w:t>
+            </w:r>
+          </w:p>
+          <w:p>
+            <w:pPr>
+              <w:pStyle w:val="HTMLPreformatted"/>
+              <w:rPr>
+                <w:rStyle w:val="HTMLCode"/>
+                <w:rFonts w:eastAsiaTheme="majorEastAsia"/>
+              </w:rPr>
+            </w:pPr>
+            <w:r>
+              <w:rPr>
+                <w:rStyle w:val="HTMLCode"/>
+                <w:rFonts w:eastAsiaTheme="majorEastAsia"/>
+              </w:rPr>
+              <w:t xml:space="preserve">    ),</w:t>
+            </w:r>
+          </w:p>
+          <w:p>
+            <w:pPr>
+              <w:pStyle w:val="HTMLPreformatted"/>
+              <w:rPr>
+                <w:rStyle w:val="HTMLCode"/>
+                <w:rFonts w:eastAsiaTheme="majorEastAsia"/>
+              </w:rPr>
+            </w:pPr>
+          </w:p>
+          <w:p>
+            <w:pPr>
+              <w:pStyle w:val="HTMLPreformatted"/>
+              <w:rPr>
+                <w:rStyle w:val="HTMLCode"/>
+                <w:rFonts w:eastAsiaTheme="majorEastAsia"/>
+              </w:rPr>
+            </w:pPr>
+            <w:r>
+              <w:rPr>
+                <w:rStyle w:val="HTMLCode"/>
+                <w:rFonts w:eastAsiaTheme="majorEastAsia"/>
+              </w:rPr>
+              <w:t xml:space="preserve">    </w:t>
+            </w:r>
+            <w:r>
+              <w:rPr>
+                <w:rStyle w:val="g"/>
+              </w:rPr>
+              <w:t>new</w:t>
+            </w:r>
+            <w:r>
+              <w:rPr>
+                <w:rStyle w:val="HTMLCode"/>
+                <w:rFonts w:eastAsiaTheme="majorEastAsia"/>
+              </w:rPr>
+              <w:t xml:space="preserve"> </w:t>
+            </w:r>
+            <w:r>
+              <w:rPr>
+                <w:rStyle w:val="m"/>
+                <w:rFonts w:eastAsiaTheme="majorEastAsia"/>
+              </w:rPr>
+              <w:t>Document</w:t>
+            </w:r>
+            <w:r>
+              <w:rPr>
+                <w:rStyle w:val="HTMLCode"/>
+                <w:rFonts w:eastAsiaTheme="majorEastAsia"/>
+              </w:rPr>
+              <w:t>(</w:t>
+            </w:r>
+          </w:p>
+          <w:p>
+            <w:pPr>
+              <w:pStyle w:val="HTMLPreformatted"/>
+              <w:rPr>
+                <w:rStyle w:val="HTMLCode"/>
+                <w:rFonts w:eastAsiaTheme="majorEastAsia"/>
+              </w:rPr>
+            </w:pPr>
+            <w:r>
+              <w:rPr>
+                <w:rStyle w:val="HTMLCode"/>
+                <w:rFonts w:eastAsiaTheme="majorEastAsia"/>
+              </w:rPr>
+              <w:t xml:space="preserve">        </w:t>
+            </w:r>
+            <w:r>
+              <w:rPr>
+                <w:rStyle w:val="k"/>
+                <w:rFonts w:eastAsiaTheme="majorEastAsia"/>
+              </w:rPr>
+              <w:t>"Employees can take 12 days of sick leave per year."</w:t>
+            </w:r>
+            <w:r>
+              <w:rPr>
+                <w:rStyle w:val="HTMLCode"/>
+                <w:rFonts w:eastAsiaTheme="majorEastAsia"/>
+              </w:rPr>
+              <w:t>,</w:t>
+            </w:r>
+          </w:p>
+          <w:p>
+            <w:pPr>
+              <w:pStyle w:val="HTMLPreformatted"/>
+              <w:rPr>
+                <w:rStyle w:val="HTMLCode"/>
+                <w:rFonts w:eastAsiaTheme="majorEastAsia"/>
+              </w:rPr>
+            </w:pPr>
+            <w:r>
+              <w:rPr>
+                <w:rStyle w:val="HTMLCode"/>
+                <w:rFonts w:eastAsiaTheme="majorEastAsia"/>
+              </w:rPr>
+              <w:t xml:space="preserve">        </w:t>
+            </w:r>
+            <w:r>
+              <w:rPr>
+                <w:rStyle w:val="m"/>
+                <w:rFonts w:eastAsiaTheme="majorEastAsia"/>
+              </w:rPr>
+              <w:t>Map</w:t>
+            </w:r>
+            <w:r>
+              <w:rPr>
+                <w:rStyle w:val="g"/>
+              </w:rPr>
+              <w:t>.</w:t>
+            </w:r>
+            <w:r>
+              <w:rPr>
+                <w:rStyle w:val="m"/>
+                <w:rFonts w:eastAsiaTheme="majorEastAsia"/>
+              </w:rPr>
+              <w:t>of</w:t>
+            </w:r>
+            <w:r>
+              <w:rPr>
+                <w:rStyle w:val="HTMLCode"/>
+                <w:rFonts w:eastAsiaTheme="majorEastAsia"/>
+              </w:rPr>
+              <w:t>(</w:t>
+            </w:r>
+          </w:p>
+          <w:p>
+            <w:pPr>
+              <w:pStyle w:val="HTMLPreformatted"/>
+              <w:rPr>
+                <w:rStyle w:val="HTMLCode"/>
+                <w:rFonts w:eastAsiaTheme="majorEastAsia"/>
+              </w:rPr>
+            </w:pPr>
+            <w:r>
+              <w:rPr>
+                <w:rStyle w:val="HTMLCode"/>
+                <w:rFonts w:eastAsiaTheme="majorEastAsia"/>
+              </w:rPr>
+              <w:t xml:space="preserve">            </w:t>
+            </w:r>
+            <w:r>
+              <w:rPr>
+                <w:rStyle w:val="k"/>
+                <w:rFonts w:eastAsiaTheme="majorEastAsia"/>
+              </w:rPr>
+              <w:t>"documentId"</w:t>
+            </w:r>
+            <w:r>
+              <w:rPr>
+                <w:rStyle w:val="HTMLCode"/>
+                <w:rFonts w:eastAsiaTheme="majorEastAsia"/>
+              </w:rPr>
+              <w:t xml:space="preserve">, </w:t>
+            </w:r>
+            <w:r>
+              <w:rPr>
+                <w:rStyle w:val="k"/>
+                <w:rFonts w:eastAsiaTheme="majorEastAsia"/>
+              </w:rPr>
+              <w:t>"TCS-LEAVE-2026"</w:t>
+            </w:r>
+            <w:r>
+              <w:rPr>
+                <w:rStyle w:val="HTMLCode"/>
+                <w:rFonts w:eastAsiaTheme="majorEastAsia"/>
+              </w:rPr>
+              <w:t>,</w:t>
+            </w:r>
+          </w:p>
+          <w:p>
+            <w:pPr>
+              <w:pStyle w:val="HTMLPreformatted"/>
+              <w:rPr>
+                <w:rStyle w:val="HTMLCode"/>
+                <w:rFonts w:eastAsiaTheme="majorEastAsia"/>
+              </w:rPr>
+            </w:pPr>
+            <w:r>
+              <w:rPr>
+                <w:rStyle w:val="HTMLCode"/>
+                <w:rFonts w:eastAsiaTheme="majorEastAsia"/>
+              </w:rPr>
+              <w:t xml:space="preserve">            </w:t>
+            </w:r>
+            <w:r>
+              <w:rPr>
+                <w:rStyle w:val="k"/>
+                <w:rFonts w:eastAsiaTheme="majorEastAsia"/>
+              </w:rPr>
+              <w:t>"version"</w:t>
+            </w:r>
+            <w:r>
+              <w:rPr>
+                <w:rStyle w:val="HTMLCode"/>
+                <w:rFonts w:eastAsiaTheme="majorEastAsia"/>
+              </w:rPr>
+              <w:t xml:space="preserve">, </w:t>
+            </w:r>
+            <w:r>
+              <w:rPr>
+                <w:rStyle w:val="j"/>
+              </w:rPr>
+              <w:t>2026</w:t>
+            </w:r>
+            <w:r>
+              <w:rPr>
+                <w:rStyle w:val="HTMLCode"/>
+                <w:rFonts w:eastAsiaTheme="majorEastAsia"/>
+              </w:rPr>
+              <w:t>,</w:t>
+            </w:r>
+          </w:p>
+          <w:p>
+            <w:pPr>
+              <w:pStyle w:val="HTMLPreformatted"/>
+              <w:rPr>
+                <w:rStyle w:val="HTMLCode"/>
+                <w:rFonts w:eastAsiaTheme="majorEastAsia"/>
+              </w:rPr>
+            </w:pPr>
+            <w:r>
+              <w:rPr>
+                <w:rStyle w:val="HTMLCode"/>
+                <w:rFonts w:eastAsiaTheme="majorEastAsia"/>
+              </w:rPr>
+              <w:t xml:space="preserve">            </w:t>
+            </w:r>
+            <w:r>
+              <w:rPr>
+                <w:rStyle w:val="k"/>
+                <w:rFonts w:eastAsiaTheme="majorEastAsia"/>
+              </w:rPr>
+              <w:t>"status"</w:t>
+            </w:r>
+            <w:r>
+              <w:rPr>
+                <w:rStyle w:val="HTMLCode"/>
+                <w:rFonts w:eastAsiaTheme="majorEastAsia"/>
+              </w:rPr>
+              <w:t xml:space="preserve">, </w:t>
+            </w:r>
+            <w:r>
+              <w:rPr>
+                <w:rStyle w:val="k"/>
+                <w:rFonts w:eastAsiaTheme="majorEastAsia"/>
+              </w:rPr>
+              <w:t>"ACTIVE"</w:t>
+            </w:r>
+          </w:p>
+          <w:p>
+            <w:pPr>
+              <w:pStyle w:val="HTMLPreformatted"/>
+              <w:rPr>
+                <w:rStyle w:val="HTMLCode"/>
+                <w:rFonts w:eastAsiaTheme="majorEastAsia"/>
+              </w:rPr>
+            </w:pPr>
+            <w:r>
+              <w:rPr>
+                <w:rStyle w:val="HTMLCode"/>
+                <w:rFonts w:eastAsiaTheme="majorEastAsia"/>
+              </w:rPr>
+              <w:t xml:space="preserve">        )</w:t>
+            </w:r>
+          </w:p>
+          <w:p>
+            <w:pPr>
+              <w:pStyle w:val="HTMLPreformatted"/>
+              <w:rPr>
+                <w:rStyle w:val="HTMLCode"/>
+                <w:rFonts w:eastAsiaTheme="majorEastAsia"/>
+              </w:rPr>
+            </w:pPr>
+            <w:r>
+              <w:rPr>
+                <w:rStyle w:val="HTMLCode"/>
+                <w:rFonts w:eastAsiaTheme="majorEastAsia"/>
+              </w:rPr>
+              <w:t xml:space="preserve">    )</w:t>
+            </w:r>
+          </w:p>
+          <w:p>
+            <w:pPr>
+              <w:pStyle w:val="HTMLPreformatted"/>
+              <w:rPr>
+                <w:rStyle w:val="HTMLCode"/>
+                <w:rFonts w:eastAsiaTheme="majorEastAsia"/>
+              </w:rPr>
+            </w:pPr>
+            <w:r>
+              <w:rPr>
+                <w:rStyle w:val="HTMLCode"/>
+                <w:rFonts w:eastAsiaTheme="majorEastAsia"/>
+              </w:rPr>
+              <w:t>);</w:t>
+            </w:r>
+          </w:p>
+          <w:p>
+            <w:pPr>
+              <w:pStyle w:val="HTMLPreformatted"/>
+              <w:rPr>
+                <w:rStyle w:val="HTMLCode"/>
+                <w:rFonts w:eastAsiaTheme="majorEastAsia"/>
+              </w:rPr>
+            </w:pPr>
+          </w:p>
+          <w:p>
+            <w:pPr>
+              <w:pStyle w:val="HTMLPreformatted"/>
+            </w:pPr>
+            <w:r>
+              <w:rPr>
+                <w:rStyle w:val="m"/>
+                <w:rFonts w:eastAsiaTheme="majorEastAsia"/>
+              </w:rPr>
+              <w:t>vectorStore</w:t>
+            </w:r>
+            <w:r>
+              <w:rPr>
+                <w:rStyle w:val="g"/>
+              </w:rPr>
+              <w:t>.</w:t>
+            </w:r>
+            <w:r>
+              <w:rPr>
+                <w:rStyle w:val="m"/>
+                <w:rFonts w:eastAsiaTheme="majorEastAsia"/>
+              </w:rPr>
+              <w:t>add</w:t>
+            </w:r>
+            <w:r>
+              <w:rPr>
+                <w:rStyle w:val="HTMLCode"/>
+                <w:rFonts w:eastAsiaTheme="majorEastAsia"/>
+              </w:rPr>
+              <w:t>(</w:t>
+            </w:r>
+            <w:r>
+              <w:rPr>
+                <w:rStyle w:val="m"/>
+                <w:rFonts w:eastAsiaTheme="majorEastAsia"/>
+              </w:rPr>
+              <w:t>documents</w:t>
+            </w:r>
+            <w:r>
+              <w:rPr>
+                <w:rStyle w:val="HTMLCode"/>
+                <w:rFonts w:eastAsiaTheme="majorEastAsia"/>
+              </w:rPr>
+              <w:t>);</w:t>
+            </w:r>
+          </w:p>
+          <w:p>
+            <w:pPr>
+              <w:spacing w:before="100" w:beforeAutospacing="1" w:after="100" w:afterAutospacing="1"/>
+            </w:pPr>
+            <w:r>
+              <w:t>Spring AI will use the embedding model to generate vectors.</w:t>
+            </w:r>
+          </w:p>
+          <w:p>
+            <w:pPr>
+              <w:pStyle w:val="Heading1"/>
+              <w:outlineLvl w:val="0"/>
+            </w:pPr>
+          </w:p>
+        </w:tc>
+      </w:tr>
+    </w:tbl>
+    <w:p>
+      <w:pPr>
+        <w:pStyle w:val="1violet"/>
+      </w:pPr>
+    </w:p>
+    <w:p>
+      <w:pPr>
+        <w:pStyle w:val="1violet"/>
+      </w:pPr>
+    </w:p>
+    <w:tbl>
+      <w:tblPr>
+        <w:tblStyle w:val="TableGrid"/>
+        <w:tblW w:w="0" w:type="auto"/>
+        <w:tblLook w:val="04A0" w:firstRow="1" w:lastRow="0" w:firstColumn="1" w:lastColumn="0" w:noHBand="0" w:noVBand="1"/>
+      </w:tblPr>
+      <w:tblGrid>
+        <w:gridCol w:w="7465"/>
+        <w:gridCol w:w="7110"/>
+        <w:gridCol w:w="8455"/>
+      </w:tblGrid>
+      <w:tr>
+        <w:tc>
+          <w:tcPr>
+            <w:tcW w:w="7465" w:type="dxa"/>
+          </w:tcPr>
+          <w:p>
+            <w:pPr>
+              <w:pStyle w:val="Heading1"/>
+              <w:outlineLvl w:val="0"/>
+              <w:rPr>
+                <w:color w:val="auto"/>
+                <w:sz w:val="48"/>
+              </w:rPr>
+            </w:pPr>
+            <w:r>
+              <w:lastRenderedPageBreak/>
+              <w:t>6. Retrieve relevant documents</w:t>
+            </w:r>
+          </w:p>
+          <w:p>
+            <w:pPr>
+              <w:pStyle w:val="NormalWeb"/>
+            </w:pPr>
+            <w:r>
+              <w:t>You can do:</w:t>
+            </w:r>
+          </w:p>
+          <w:p>
+            <w:pPr>
+              <w:pStyle w:val="HTMLPreformatted"/>
+              <w:rPr>
+                <w:rStyle w:val="HTMLCode"/>
+              </w:rPr>
+            </w:pPr>
+            <w:r>
+              <w:rPr>
+                <w:rStyle w:val="m"/>
+                <w:rFonts w:eastAsiaTheme="majorEastAsia"/>
+              </w:rPr>
+              <w:t>List</w:t>
+            </w:r>
+            <w:r>
+              <w:rPr>
+                <w:rStyle w:val="HTMLCode"/>
+              </w:rPr>
+              <w:t>&lt;</w:t>
+            </w:r>
+            <w:r>
+              <w:rPr>
+                <w:rStyle w:val="m"/>
+                <w:rFonts w:eastAsiaTheme="majorEastAsia"/>
+              </w:rPr>
+              <w:t>Document</w:t>
+            </w:r>
+            <w:r>
+              <w:rPr>
+                <w:rStyle w:val="HTMLCode"/>
+              </w:rPr>
+              <w:t xml:space="preserve">&gt; </w:t>
+            </w:r>
+            <w:r>
+              <w:rPr>
+                <w:rStyle w:val="m"/>
+                <w:rFonts w:eastAsiaTheme="majorEastAsia"/>
+              </w:rPr>
+              <w:t>results</w:t>
+            </w:r>
+            <w:r>
+              <w:rPr>
+                <w:rStyle w:val="HTMLCode"/>
+              </w:rPr>
+              <w:t xml:space="preserve"> </w:t>
+            </w:r>
+            <w:r>
+              <w:rPr>
+                <w:rStyle w:val="g"/>
+              </w:rPr>
+              <w:t>=</w:t>
+            </w:r>
+          </w:p>
+          <w:p>
+            <w:pPr>
+              <w:pStyle w:val="HTMLPreformatted"/>
+              <w:rPr>
+                <w:rStyle w:val="HTMLCode"/>
+              </w:rPr>
+            </w:pPr>
+            <w:r>
+              <w:rPr>
+                <w:rStyle w:val="HTMLCode"/>
+              </w:rPr>
+              <w:t xml:space="preserve">        </w:t>
+            </w:r>
+            <w:r>
+              <w:rPr>
+                <w:rStyle w:val="m"/>
+                <w:rFonts w:eastAsiaTheme="majorEastAsia"/>
+              </w:rPr>
+              <w:t>vectorStore</w:t>
+            </w:r>
+            <w:r>
+              <w:rPr>
+                <w:rStyle w:val="g"/>
+              </w:rPr>
+              <w:t>.</w:t>
+            </w:r>
+            <w:r>
+              <w:rPr>
+                <w:rStyle w:val="m"/>
+                <w:rFonts w:eastAsiaTheme="majorEastAsia"/>
+              </w:rPr>
+              <w:t>similaritySearch</w:t>
+            </w:r>
+            <w:r>
+              <w:rPr>
+                <w:rStyle w:val="HTMLCode"/>
+              </w:rPr>
+              <w:t>(</w:t>
+            </w:r>
+          </w:p>
+          <w:p>
+            <w:pPr>
+              <w:pStyle w:val="HTMLPreformatted"/>
+              <w:rPr>
+                <w:rStyle w:val="HTMLCode"/>
+              </w:rPr>
+            </w:pPr>
+            <w:r>
+              <w:rPr>
+                <w:rStyle w:val="HTMLCode"/>
+              </w:rPr>
+              <w:t xml:space="preserve">                </w:t>
+            </w:r>
+            <w:r>
+              <w:rPr>
+                <w:rStyle w:val="m"/>
+                <w:rFonts w:eastAsiaTheme="majorEastAsia"/>
+              </w:rPr>
+              <w:t>SearchRequest</w:t>
+            </w:r>
+            <w:r>
+              <w:rPr>
+                <w:rStyle w:val="g"/>
+              </w:rPr>
+              <w:t>.</w:t>
+            </w:r>
+            <w:r>
+              <w:rPr>
+                <w:rStyle w:val="m"/>
+                <w:rFonts w:eastAsiaTheme="majorEastAsia"/>
+              </w:rPr>
+              <w:t>builder</w:t>
+            </w:r>
+            <w:r>
+              <w:rPr>
+                <w:rStyle w:val="HTMLCode"/>
+              </w:rPr>
+              <w:t>()</w:t>
+            </w:r>
+          </w:p>
+          <w:p>
+            <w:pPr>
+              <w:pStyle w:val="HTMLPreformatted"/>
+              <w:rPr>
+                <w:rStyle w:val="HTMLCode"/>
+              </w:rPr>
+            </w:pPr>
+            <w:r>
+              <w:rPr>
+                <w:rStyle w:val="HTMLCode"/>
+              </w:rPr>
+              <w:t xml:space="preserve">          </w:t>
+            </w:r>
+            <w:r>
+              <w:rPr>
+                <w:rStyle w:val="g"/>
+              </w:rPr>
+              <w:t>.</w:t>
+            </w:r>
+            <w:r>
+              <w:rPr>
+                <w:rStyle w:val="m"/>
+                <w:rFonts w:eastAsiaTheme="majorEastAsia"/>
+              </w:rPr>
+              <w:t>query</w:t>
+            </w:r>
+            <w:r>
+              <w:rPr>
+                <w:rStyle w:val="HTMLCode"/>
+              </w:rPr>
+              <w:t>(</w:t>
+            </w:r>
+            <w:r>
+              <w:rPr>
+                <w:rStyle w:val="k"/>
+                <w:rFonts w:eastAsiaTheme="majorEastAsia"/>
+              </w:rPr>
+              <w:t>"How many vacation days do I get?"</w:t>
+            </w:r>
+            <w:r>
+              <w:rPr>
+                <w:rStyle w:val="HTMLCode"/>
+              </w:rPr>
+              <w:t>)</w:t>
+            </w:r>
+          </w:p>
+          <w:p>
+            <w:pPr>
+              <w:pStyle w:val="HTMLPreformatted"/>
+              <w:rPr>
+                <w:rStyle w:val="HTMLCode"/>
+              </w:rPr>
+            </w:pPr>
+            <w:r>
+              <w:rPr>
+                <w:rStyle w:val="HTMLCode"/>
+              </w:rPr>
+              <w:t xml:space="preserve">                    </w:t>
+            </w:r>
+            <w:r>
+              <w:rPr>
+                <w:rStyle w:val="g"/>
+              </w:rPr>
+              <w:t>.</w:t>
+            </w:r>
+            <w:r>
+              <w:rPr>
+                <w:rStyle w:val="m"/>
+                <w:rFonts w:eastAsiaTheme="majorEastAsia"/>
+              </w:rPr>
+              <w:t>topK</w:t>
+            </w:r>
+            <w:r>
+              <w:rPr>
+                <w:rStyle w:val="HTMLCode"/>
+              </w:rPr>
+              <w:t>(</w:t>
+            </w:r>
+            <w:r>
+              <w:rPr>
+                <w:rStyle w:val="j"/>
+              </w:rPr>
+              <w:t>3</w:t>
+            </w:r>
+            <w:r>
+              <w:rPr>
+                <w:rStyle w:val="HTMLCode"/>
+              </w:rPr>
+              <w:t>)</w:t>
+            </w:r>
+          </w:p>
+          <w:p>
+            <w:pPr>
+              <w:pStyle w:val="HTMLPreformatted"/>
+              <w:rPr>
+                <w:rStyle w:val="HTMLCode"/>
+              </w:rPr>
+            </w:pPr>
+            <w:r>
+              <w:rPr>
+                <w:rStyle w:val="HTMLCode"/>
+              </w:rPr>
+              <w:t xml:space="preserve">                    </w:t>
+            </w:r>
+            <w:r>
+              <w:rPr>
+                <w:rStyle w:val="g"/>
+              </w:rPr>
+              <w:t>.</w:t>
+            </w:r>
+            <w:r>
+              <w:rPr>
+                <w:rStyle w:val="m"/>
+                <w:rFonts w:eastAsiaTheme="majorEastAsia"/>
+              </w:rPr>
+              <w:t>build</w:t>
+            </w:r>
+            <w:r>
+              <w:rPr>
+                <w:rStyle w:val="HTMLCode"/>
+              </w:rPr>
+              <w:t>()</w:t>
+            </w:r>
+          </w:p>
+          <w:p>
+            <w:pPr>
+              <w:pStyle w:val="HTMLPreformatted"/>
+            </w:pPr>
+            <w:r>
+              <w:rPr>
+                <w:rStyle w:val="HTMLCode"/>
+              </w:rPr>
+              <w:t xml:space="preserve">        );</w:t>
+            </w:r>
+          </w:p>
+          <w:p>
+            <w:pPr>
+              <w:pStyle w:val="NormalWeb"/>
+            </w:pPr>
+            <w:r>
+              <w:t>You might get:</w:t>
+            </w:r>
+          </w:p>
+          <w:p>
+            <w:pPr>
+              <w:pStyle w:val="HTMLPreformatted"/>
+              <w:rPr>
+                <w:rStyle w:val="HTMLCode"/>
+              </w:rPr>
+            </w:pPr>
+            <w:r>
+              <w:rPr>
+                <w:rStyle w:val="HTMLCode"/>
+              </w:rPr>
+              <w:t>Document 1:</w:t>
+            </w:r>
+          </w:p>
+          <w:p>
+            <w:pPr>
+              <w:pStyle w:val="HTMLPreformatted"/>
+              <w:rPr>
+                <w:rStyle w:val="HTMLCode"/>
+              </w:rPr>
+            </w:pPr>
+            <w:r>
+              <w:rPr>
+                <w:rStyle w:val="HTMLCode"/>
+              </w:rPr>
+              <w:t>Employees are entitled to 24 days of annual leave per year.</w:t>
+            </w:r>
+          </w:p>
+          <w:p>
+            <w:pPr>
+              <w:pStyle w:val="HTMLPreformatted"/>
+              <w:rPr>
+                <w:rStyle w:val="HTMLCode"/>
+              </w:rPr>
+            </w:pPr>
+          </w:p>
+          <w:p>
+            <w:pPr>
+              <w:pStyle w:val="HTMLPreformatted"/>
+              <w:rPr>
+                <w:rStyle w:val="HTMLCode"/>
+              </w:rPr>
+            </w:pPr>
+            <w:r>
+              <w:rPr>
+                <w:rStyle w:val="HTMLCode"/>
+              </w:rPr>
+              <w:t>Document 2:</w:t>
+            </w:r>
+          </w:p>
+          <w:p>
+            <w:pPr>
+              <w:pStyle w:val="HTMLPreformatted"/>
+            </w:pPr>
+            <w:r>
+              <w:rPr>
+                <w:rStyle w:val="HTMLCode"/>
+              </w:rPr>
+              <w:t>Up to 10 unused annual leave days can be carried forward.</w:t>
+            </w:r>
+          </w:p>
+          <w:p>
+            <w:pPr>
+              <w:pStyle w:val="1violet"/>
+            </w:pPr>
+          </w:p>
+          <w:p>
+            <w:pPr>
+              <w:pStyle w:val="1violet"/>
+            </w:pPr>
+            <w:r>
+              <w:t>flow becomes</w:t>
+            </w:r>
+          </w:p>
+          <w:p>
+            <w:pPr>
+              <w:pStyle w:val="1violet"/>
+            </w:pPr>
+            <w:r>
+              <w:t>ChatClient</w:t>
+            </w:r>
+          </w:p>
+          <w:p>
+            <w:pPr>
+              <w:pStyle w:val="1violet"/>
+            </w:pPr>
+            <w:r>
+              <w:t xml:space="preserve">   </w:t>
+            </w:r>
+            <w:r>
+              <w:rPr>
+                <w:rFonts w:ascii="Times New Roman" w:hAnsi="Times New Roman" w:cs="Times New Roman"/>
+              </w:rPr>
+              <w:t>↓</w:t>
+            </w:r>
+          </w:p>
+          <w:p>
+            <w:pPr>
+              <w:pStyle w:val="1violet"/>
+            </w:pPr>
+            <w:r>
+              <w:t>QuestionAnswerAdvisor</w:t>
+            </w:r>
+          </w:p>
+          <w:p>
+            <w:pPr>
+              <w:pStyle w:val="1violet"/>
+            </w:pPr>
+            <w:r>
+              <w:t xml:space="preserve">   </w:t>
+            </w:r>
+            <w:r>
+              <w:rPr>
+                <w:rFonts w:ascii="Times New Roman" w:hAnsi="Times New Roman" w:cs="Times New Roman"/>
+              </w:rPr>
+              <w:t>↓</w:t>
+            </w:r>
+          </w:p>
+          <w:p>
+            <w:pPr>
+              <w:pStyle w:val="1violet"/>
+            </w:pPr>
+            <w:r>
+              <w:t>VectorStore</w:t>
+            </w:r>
+          </w:p>
+          <w:p>
+            <w:pPr>
+              <w:pStyle w:val="1violet"/>
+            </w:pPr>
+            <w:r>
+              <w:t xml:space="preserve">   </w:t>
+            </w:r>
+            <w:r>
+              <w:rPr>
+                <w:rFonts w:ascii="Times New Roman" w:hAnsi="Times New Roman" w:cs="Times New Roman"/>
+              </w:rPr>
+              <w:t>↓</w:t>
+            </w:r>
+          </w:p>
+          <w:p>
+            <w:pPr>
+              <w:pStyle w:val="1violet"/>
+            </w:pPr>
+            <w:r>
+              <w:t>MongoDB Atlas</w:t>
+            </w:r>
+          </w:p>
+          <w:p>
+            <w:pPr>
+              <w:pStyle w:val="1violet"/>
+            </w:pPr>
+            <w:r>
+              <w:t xml:space="preserve">   </w:t>
+            </w:r>
+            <w:r>
+              <w:rPr>
+                <w:rFonts w:ascii="Times New Roman" w:hAnsi="Times New Roman" w:cs="Times New Roman"/>
+              </w:rPr>
+              <w:t>↓</w:t>
+            </w:r>
+          </w:p>
+          <w:p>
+            <w:pPr>
+              <w:pStyle w:val="1violet"/>
+            </w:pPr>
+            <w:r>
+              <w:t>Relevant chunks</w:t>
+            </w:r>
+          </w:p>
+          <w:p>
+            <w:pPr>
+              <w:pStyle w:val="1violet"/>
+            </w:pPr>
+            <w:r>
+              <w:t xml:space="preserve">   </w:t>
+            </w:r>
+            <w:r>
+              <w:rPr>
+                <w:rFonts w:ascii="Times New Roman" w:hAnsi="Times New Roman" w:cs="Times New Roman"/>
+              </w:rPr>
+              <w:t>↓</w:t>
+            </w:r>
+          </w:p>
+          <w:p>
+            <w:pPr>
+              <w:pStyle w:val="1violet"/>
+            </w:pPr>
+            <w:r>
+              <w:t>LLM</w:t>
+            </w:r>
+          </w:p>
+          <w:p>
+            <w:pPr>
+              <w:pStyle w:val="1violet"/>
+            </w:pPr>
+            <w:r>
+              <w:t xml:space="preserve">   </w:t>
+            </w:r>
+            <w:r>
+              <w:rPr>
+                <w:rFonts w:ascii="Times New Roman" w:hAnsi="Times New Roman" w:cs="Times New Roman"/>
+              </w:rPr>
+              <w:t>↓</w:t>
+            </w:r>
+          </w:p>
+          <w:p>
+            <w:pPr>
+              <w:pStyle w:val="1violet"/>
+            </w:pPr>
+            <w:r>
+              <w:t>Answer</w:t>
+            </w:r>
+          </w:p>
+        </w:tc>
+        <w:tc>
+          <w:tcPr>
+            <w:tcW w:w="7110" w:type="dxa"/>
+          </w:tcPr>
+          <w:p>
+            <w:pPr>
+              <w:pStyle w:val="Heading1"/>
+              <w:outlineLvl w:val="0"/>
+              <w:rPr>
+                <w:color w:val="auto"/>
+                <w:sz w:val="48"/>
+              </w:rPr>
+            </w:pPr>
+            <w:r>
+              <w:t>7. Then send those documents to the LLM</w:t>
+            </w:r>
+          </w:p>
+          <w:p>
+            <w:pPr>
+              <w:pStyle w:val="NormalWeb"/>
+            </w:pPr>
+            <w:r>
+              <w:t xml:space="preserve">This is the actual </w:t>
+            </w:r>
+            <w:r>
+              <w:rPr>
+                <w:rStyle w:val="Strong"/>
+                <w:rFonts w:eastAsiaTheme="majorEastAsia"/>
+              </w:rPr>
+              <w:t>RAG</w:t>
+            </w:r>
+            <w:r>
+              <w:t xml:space="preserve"> part.</w:t>
+            </w:r>
+          </w:p>
+          <w:p>
+            <w:pPr>
+              <w:pStyle w:val="HTMLPreformatted"/>
+              <w:rPr>
+                <w:rStyle w:val="HTMLCode"/>
+                <w:rFonts w:eastAsiaTheme="majorEastAsia"/>
+              </w:rPr>
+            </w:pPr>
+            <w:r>
+              <w:rPr>
+                <w:rStyle w:val="HTMLCode"/>
+                <w:rFonts w:eastAsiaTheme="majorEastAsia"/>
+              </w:rPr>
+              <w:t xml:space="preserve">                USER QUESTION</w:t>
+            </w:r>
+          </w:p>
+          <w:p>
+            <w:pPr>
+              <w:pStyle w:val="HTMLPreformatted"/>
+              <w:rPr>
+                <w:rStyle w:val="HTMLCode"/>
+                <w:rFonts w:eastAsiaTheme="majorEastAsia"/>
+              </w:rPr>
+            </w:pPr>
+            <w:r>
+              <w:rPr>
+                <w:rStyle w:val="HTMLCode"/>
+                <w:rFonts w:eastAsiaTheme="majorEastAsia"/>
+              </w:rPr>
+              <w:t xml:space="preserve">                     |</w:t>
+            </w:r>
+          </w:p>
+          <w:p>
+            <w:pPr>
+              <w:pStyle w:val="HTMLPreformatted"/>
+              <w:rPr>
+                <w:rStyle w:val="HTMLCode"/>
+                <w:rFonts w:eastAsiaTheme="majorEastAsia"/>
+              </w:rPr>
+            </w:pPr>
+            <w:r>
+              <w:rPr>
+                <w:rStyle w:val="HTMLCode"/>
+                <w:rFonts w:eastAsiaTheme="majorEastAsia"/>
+              </w:rPr>
+              <w:t xml:space="preserve">                     ↓</w:t>
+            </w:r>
+          </w:p>
+          <w:p>
+            <w:pPr>
+              <w:pStyle w:val="HTMLPreformatted"/>
+              <w:rPr>
+                <w:rStyle w:val="HTMLCode"/>
+                <w:rFonts w:eastAsiaTheme="majorEastAsia"/>
+              </w:rPr>
+            </w:pPr>
+            <w:r>
+              <w:rPr>
+                <w:rStyle w:val="HTMLCode"/>
+                <w:rFonts w:eastAsiaTheme="majorEastAsia"/>
+              </w:rPr>
+              <w:t xml:space="preserve">       "How many vacation days?"</w:t>
+            </w:r>
+          </w:p>
+          <w:p>
+            <w:pPr>
+              <w:pStyle w:val="HTMLPreformatted"/>
+              <w:rPr>
+                <w:rStyle w:val="HTMLCode"/>
+                <w:rFonts w:eastAsiaTheme="majorEastAsia"/>
+              </w:rPr>
+            </w:pPr>
+            <w:r>
+              <w:rPr>
+                <w:rStyle w:val="HTMLCode"/>
+                <w:rFonts w:eastAsiaTheme="majorEastAsia"/>
+              </w:rPr>
+              <w:t xml:space="preserve">                     |</w:t>
+            </w:r>
+          </w:p>
+          <w:p>
+            <w:pPr>
+              <w:pStyle w:val="HTMLPreformatted"/>
+              <w:rPr>
+                <w:rStyle w:val="HTMLCode"/>
+                <w:rFonts w:eastAsiaTheme="majorEastAsia"/>
+              </w:rPr>
+            </w:pPr>
+            <w:r>
+              <w:rPr>
+                <w:rStyle w:val="HTMLCode"/>
+                <w:rFonts w:eastAsiaTheme="majorEastAsia"/>
+              </w:rPr>
+              <w:t xml:space="preserve">                     ↓</w:t>
+            </w:r>
+          </w:p>
+          <w:p>
+            <w:pPr>
+              <w:pStyle w:val="HTMLPreformatted"/>
+              <w:rPr>
+                <w:rStyle w:val="HTMLCode"/>
+                <w:rFonts w:eastAsiaTheme="majorEastAsia"/>
+              </w:rPr>
+            </w:pPr>
+            <w:r>
+              <w:rPr>
+                <w:rStyle w:val="HTMLCode"/>
+                <w:rFonts w:eastAsiaTheme="majorEastAsia"/>
+              </w:rPr>
+              <w:t xml:space="preserve">              Embedding Model</w:t>
+            </w:r>
+          </w:p>
+          <w:p>
+            <w:pPr>
+              <w:pStyle w:val="HTMLPreformatted"/>
+              <w:rPr>
+                <w:rStyle w:val="HTMLCode"/>
+                <w:rFonts w:eastAsiaTheme="majorEastAsia"/>
+              </w:rPr>
+            </w:pPr>
+            <w:r>
+              <w:rPr>
+                <w:rStyle w:val="HTMLCode"/>
+                <w:rFonts w:eastAsiaTheme="majorEastAsia"/>
+              </w:rPr>
+              <w:t xml:space="preserve">                     |</w:t>
+            </w:r>
+          </w:p>
+          <w:p>
+            <w:pPr>
+              <w:pStyle w:val="HTMLPreformatted"/>
+              <w:rPr>
+                <w:rStyle w:val="HTMLCode"/>
+                <w:rFonts w:eastAsiaTheme="majorEastAsia"/>
+              </w:rPr>
+            </w:pPr>
+            <w:r>
+              <w:rPr>
+                <w:rStyle w:val="HTMLCode"/>
+                <w:rFonts w:eastAsiaTheme="majorEastAsia"/>
+              </w:rPr>
+              <w:t xml:space="preserve">                     ↓</w:t>
+            </w:r>
+          </w:p>
+          <w:p>
+            <w:pPr>
+              <w:pStyle w:val="HTMLPreformatted"/>
+              <w:rPr>
+                <w:rStyle w:val="HTMLCode"/>
+                <w:rFonts w:eastAsiaTheme="majorEastAsia"/>
+              </w:rPr>
+            </w:pPr>
+            <w:r>
+              <w:rPr>
+                <w:rStyle w:val="HTMLCode"/>
+                <w:rFonts w:eastAsiaTheme="majorEastAsia"/>
+              </w:rPr>
+              <w:t xml:space="preserve">              MongoDB Vector DB</w:t>
+            </w:r>
+          </w:p>
+          <w:p>
+            <w:pPr>
+              <w:pStyle w:val="HTMLPreformatted"/>
+              <w:rPr>
+                <w:rStyle w:val="HTMLCode"/>
+                <w:rFonts w:eastAsiaTheme="majorEastAsia"/>
+              </w:rPr>
+            </w:pPr>
+            <w:r>
+              <w:rPr>
+                <w:rStyle w:val="HTMLCode"/>
+                <w:rFonts w:eastAsiaTheme="majorEastAsia"/>
+              </w:rPr>
+              <w:t xml:space="preserve">                     |</w:t>
+            </w:r>
+          </w:p>
+          <w:p>
+            <w:pPr>
+              <w:pStyle w:val="HTMLPreformatted"/>
+              <w:rPr>
+                <w:rStyle w:val="HTMLCode"/>
+                <w:rFonts w:eastAsiaTheme="majorEastAsia"/>
+              </w:rPr>
+            </w:pPr>
+            <w:r>
+              <w:rPr>
+                <w:rStyle w:val="HTMLCode"/>
+                <w:rFonts w:eastAsiaTheme="majorEastAsia"/>
+              </w:rPr>
+              <w:t xml:space="preserve">                     ↓</w:t>
+            </w:r>
+          </w:p>
+          <w:p>
+            <w:pPr>
+              <w:pStyle w:val="HTMLPreformatted"/>
+              <w:rPr>
+                <w:rStyle w:val="HTMLCode"/>
+                <w:rFonts w:eastAsiaTheme="majorEastAsia"/>
+              </w:rPr>
+            </w:pPr>
+            <w:r>
+              <w:rPr>
+                <w:rStyle w:val="HTMLCode"/>
+                <w:rFonts w:eastAsiaTheme="majorEastAsia"/>
+              </w:rPr>
+              <w:t xml:space="preserve">        Relevant policy chunks</w:t>
+            </w:r>
+          </w:p>
+          <w:p>
+            <w:pPr>
+              <w:pStyle w:val="HTMLPreformatted"/>
+              <w:rPr>
+                <w:rStyle w:val="HTMLCode"/>
+                <w:rFonts w:eastAsiaTheme="majorEastAsia"/>
+              </w:rPr>
+            </w:pPr>
+            <w:r>
+              <w:rPr>
+                <w:rStyle w:val="HTMLCode"/>
+                <w:rFonts w:eastAsiaTheme="majorEastAsia"/>
+              </w:rPr>
+              <w:t xml:space="preserve">                     |</w:t>
+            </w:r>
+          </w:p>
+          <w:p>
+            <w:pPr>
+              <w:pStyle w:val="HTMLPreformatted"/>
+              <w:rPr>
+                <w:rStyle w:val="HTMLCode"/>
+                <w:rFonts w:eastAsiaTheme="majorEastAsia"/>
+              </w:rPr>
+            </w:pPr>
+            <w:r>
+              <w:rPr>
+                <w:rStyle w:val="HTMLCode"/>
+                <w:rFonts w:eastAsiaTheme="majorEastAsia"/>
+              </w:rPr>
+              <w:t xml:space="preserve">                     ↓</w:t>
+            </w:r>
+          </w:p>
+          <w:p>
+            <w:pPr>
+              <w:pStyle w:val="HTMLPreformatted"/>
+              <w:rPr>
+                <w:rStyle w:val="HTMLCode"/>
+                <w:rFonts w:eastAsiaTheme="majorEastAsia"/>
+              </w:rPr>
+            </w:pPr>
+            <w:r>
+              <w:rPr>
+                <w:rStyle w:val="HTMLCode"/>
+                <w:rFonts w:eastAsiaTheme="majorEastAsia"/>
+              </w:rPr>
+              <w:t xml:space="preserve">             Build Prompt</w:t>
+            </w:r>
+          </w:p>
+          <w:p>
+            <w:pPr>
+              <w:pStyle w:val="HTMLPreformatted"/>
+              <w:rPr>
+                <w:rStyle w:val="HTMLCode"/>
+                <w:rFonts w:eastAsiaTheme="majorEastAsia"/>
+              </w:rPr>
+            </w:pPr>
+            <w:r>
+              <w:rPr>
+                <w:rStyle w:val="HTMLCode"/>
+                <w:rFonts w:eastAsiaTheme="majorEastAsia"/>
+              </w:rPr>
+              <w:t xml:space="preserve">                     |</w:t>
+            </w:r>
+          </w:p>
+          <w:p>
+            <w:pPr>
+              <w:pStyle w:val="HTMLPreformatted"/>
+              <w:rPr>
+                <w:rStyle w:val="HTMLCode"/>
+                <w:rFonts w:eastAsiaTheme="majorEastAsia"/>
+              </w:rPr>
+            </w:pPr>
+            <w:r>
+              <w:rPr>
+                <w:rStyle w:val="HTMLCode"/>
+                <w:rFonts w:eastAsiaTheme="majorEastAsia"/>
+              </w:rPr>
+              <w:t xml:space="preserve">                     ↓</w:t>
+            </w:r>
+          </w:p>
+          <w:p>
+            <w:pPr>
+              <w:pStyle w:val="HTMLPreformatted"/>
+              <w:rPr>
+                <w:rStyle w:val="HTMLCode"/>
+                <w:rFonts w:eastAsiaTheme="majorEastAsia"/>
+              </w:rPr>
+            </w:pPr>
+            <w:r>
+              <w:rPr>
+                <w:rStyle w:val="HTMLCode"/>
+                <w:rFonts w:eastAsiaTheme="majorEastAsia"/>
+              </w:rPr>
+              <w:t xml:space="preserve">                  LLM</w:t>
+            </w:r>
+          </w:p>
+          <w:p>
+            <w:pPr>
+              <w:pStyle w:val="HTMLPreformatted"/>
+              <w:rPr>
+                <w:rStyle w:val="HTMLCode"/>
+                <w:rFonts w:eastAsiaTheme="majorEastAsia"/>
+              </w:rPr>
+            </w:pPr>
+            <w:r>
+              <w:rPr>
+                <w:rStyle w:val="HTMLCode"/>
+                <w:rFonts w:eastAsiaTheme="majorEastAsia"/>
+              </w:rPr>
+              <w:t xml:space="preserve">                     |</w:t>
+            </w:r>
+          </w:p>
+          <w:p>
+            <w:pPr>
+              <w:pStyle w:val="HTMLPreformatted"/>
+              <w:rPr>
+                <w:rStyle w:val="HTMLCode"/>
+                <w:rFonts w:eastAsiaTheme="majorEastAsia"/>
+              </w:rPr>
+            </w:pPr>
+            <w:r>
+              <w:rPr>
+                <w:rStyle w:val="HTMLCode"/>
+                <w:rFonts w:eastAsiaTheme="majorEastAsia"/>
+              </w:rPr>
+              <w:t xml:space="preserve">                     ↓</w:t>
+            </w:r>
+          </w:p>
+          <w:p>
+            <w:pPr>
+              <w:pStyle w:val="HTMLPreformatted"/>
+            </w:pPr>
+            <w:r>
+              <w:rPr>
+                <w:rStyle w:val="HTMLCode"/>
+                <w:rFonts w:eastAsiaTheme="majorEastAsia"/>
+              </w:rPr>
+              <w:t xml:space="preserve">        "You get 24 annual leave days."</w:t>
+            </w:r>
+          </w:p>
+          <w:p>
+            <w:pPr>
+              <w:pStyle w:val="NormalWeb"/>
+            </w:pPr>
+            <w:r>
+              <w:t>The LLM isn't searching MongoDB itself.</w:t>
+            </w:r>
+          </w:p>
+          <w:p>
+            <w:pPr>
+              <w:spacing w:before="100" w:beforeAutospacing="1" w:after="100" w:afterAutospacing="1"/>
+            </w:pPr>
+            <w:r>
+              <w:t>Your application retrieves the relevant context/chunks from vector and gives it to the LLM.</w:t>
+            </w:r>
+          </w:p>
+          <w:p>
+            <w:pPr>
+              <w:pStyle w:val="1violet"/>
+            </w:pPr>
+          </w:p>
+        </w:tc>
+        <w:tc>
+          <w:tcPr>
+            <w:tcW w:w="8455" w:type="dxa"/>
+          </w:tcPr>
+          <w:p>
+            <w:pPr>
+              <w:pStyle w:val="Heading1"/>
+              <w:outlineLvl w:val="0"/>
+              <w:rPr>
+                <w:color w:val="auto"/>
+                <w:sz w:val="48"/>
+              </w:rPr>
+            </w:pPr>
+            <w:r>
+              <w:t>8. Spring AI makes this easier</w:t>
+            </w:r>
+          </w:p>
+          <w:p>
+            <w:pPr>
+              <w:spacing w:before="100" w:beforeAutospacing="1" w:after="100" w:afterAutospacing="1"/>
+            </w:pPr>
+            <w:r>
+              <w:t>Instead of manually doing:</w:t>
+            </w:r>
+          </w:p>
+          <w:p>
+            <w:pPr>
+              <w:pStyle w:val="HTMLPreformatted"/>
+              <w:rPr>
+                <w:rStyle w:val="HTMLCode"/>
+                <w:rFonts w:eastAsiaTheme="majorEastAsia"/>
+              </w:rPr>
+            </w:pPr>
+            <w:r>
+              <w:rPr>
+                <w:rStyle w:val="m"/>
+              </w:rPr>
+              <w:t>List</w:t>
+            </w:r>
+            <w:r>
+              <w:rPr>
+                <w:rStyle w:val="HTMLCode"/>
+                <w:rFonts w:eastAsiaTheme="majorEastAsia"/>
+              </w:rPr>
+              <w:t>&lt;</w:t>
+            </w:r>
+            <w:r>
+              <w:rPr>
+                <w:rStyle w:val="m"/>
+              </w:rPr>
+              <w:t>Document</w:t>
+            </w:r>
+            <w:r>
+              <w:rPr>
+                <w:rStyle w:val="HTMLCode"/>
+                <w:rFonts w:eastAsiaTheme="majorEastAsia"/>
+              </w:rPr>
+              <w:t xml:space="preserve">&gt; </w:t>
+            </w:r>
+            <w:r>
+              <w:rPr>
+                <w:rStyle w:val="m"/>
+              </w:rPr>
+              <w:t>docs</w:t>
+            </w:r>
+            <w:r>
+              <w:rPr>
+                <w:rStyle w:val="HTMLCode"/>
+                <w:rFonts w:eastAsiaTheme="majorEastAsia"/>
+              </w:rPr>
+              <w:t xml:space="preserve"> </w:t>
+            </w:r>
+            <w:r>
+              <w:rPr>
+                <w:rStyle w:val="g"/>
+                <w:rFonts w:eastAsiaTheme="majorEastAsia"/>
+              </w:rPr>
+              <w:t>=</w:t>
+            </w:r>
+            <w:r>
+              <w:rPr>
+                <w:rStyle w:val="HTMLCode"/>
+                <w:rFonts w:eastAsiaTheme="majorEastAsia"/>
+              </w:rPr>
+              <w:t xml:space="preserve"> </w:t>
+            </w:r>
+            <w:r>
+              <w:rPr>
+                <w:rStyle w:val="m"/>
+              </w:rPr>
+              <w:t>vectorStore</w:t>
+            </w:r>
+            <w:r>
+              <w:rPr>
+                <w:rStyle w:val="g"/>
+                <w:rFonts w:eastAsiaTheme="majorEastAsia"/>
+              </w:rPr>
+              <w:t>.</w:t>
+            </w:r>
+            <w:r>
+              <w:rPr>
+                <w:rStyle w:val="m"/>
+              </w:rPr>
+              <w:t>similaritySearch</w:t>
+            </w:r>
+            <w:r>
+              <w:rPr>
+                <w:rStyle w:val="HTMLCode"/>
+                <w:rFonts w:eastAsiaTheme="majorEastAsia"/>
+              </w:rPr>
+              <w:t>(...);</w:t>
+            </w:r>
+          </w:p>
+          <w:p>
+            <w:pPr>
+              <w:pStyle w:val="HTMLPreformatted"/>
+              <w:rPr>
+                <w:rStyle w:val="HTMLCode"/>
+                <w:rFonts w:eastAsiaTheme="majorEastAsia"/>
+              </w:rPr>
+            </w:pPr>
+          </w:p>
+          <w:p>
+            <w:pPr>
+              <w:pStyle w:val="HTMLPreformatted"/>
+              <w:rPr>
+                <w:rStyle w:val="HTMLCode"/>
+                <w:rFonts w:eastAsiaTheme="majorEastAsia"/>
+              </w:rPr>
+            </w:pPr>
+            <w:r>
+              <w:rPr>
+                <w:rStyle w:val="m"/>
+              </w:rPr>
+              <w:t>String</w:t>
+            </w:r>
+            <w:r>
+              <w:rPr>
+                <w:rStyle w:val="HTMLCode"/>
+                <w:rFonts w:eastAsiaTheme="majorEastAsia"/>
+              </w:rPr>
+              <w:t xml:space="preserve"> </w:t>
+            </w:r>
+            <w:r>
+              <w:rPr>
+                <w:rStyle w:val="m"/>
+              </w:rPr>
+              <w:t>prompt</w:t>
+            </w:r>
+            <w:r>
+              <w:rPr>
+                <w:rStyle w:val="HTMLCode"/>
+                <w:rFonts w:eastAsiaTheme="majorEastAsia"/>
+              </w:rPr>
+              <w:t xml:space="preserve"> </w:t>
+            </w:r>
+            <w:r>
+              <w:rPr>
+                <w:rStyle w:val="g"/>
+                <w:rFonts w:eastAsiaTheme="majorEastAsia"/>
+              </w:rPr>
+              <w:t>=</w:t>
+            </w:r>
+          </w:p>
+          <w:p>
+            <w:pPr>
+              <w:pStyle w:val="HTMLPreformatted"/>
+              <w:rPr>
+                <w:rStyle w:val="HTMLCode"/>
+                <w:rFonts w:eastAsiaTheme="majorEastAsia"/>
+              </w:rPr>
+            </w:pPr>
+            <w:r>
+              <w:rPr>
+                <w:rStyle w:val="HTMLCode"/>
+                <w:rFonts w:eastAsiaTheme="majorEastAsia"/>
+              </w:rPr>
+              <w:t xml:space="preserve">        </w:t>
+            </w:r>
+            <w:r>
+              <w:rPr>
+                <w:rStyle w:val="k"/>
+              </w:rPr>
+              <w:t>"Answer using these documents:\n"</w:t>
+            </w:r>
+          </w:p>
+          <w:p>
+            <w:pPr>
+              <w:pStyle w:val="HTMLPreformatted"/>
+              <w:rPr>
+                <w:rStyle w:val="HTMLCode"/>
+                <w:rFonts w:eastAsiaTheme="majorEastAsia"/>
+              </w:rPr>
+            </w:pPr>
+            <w:r>
+              <w:rPr>
+                <w:rStyle w:val="HTMLCode"/>
+                <w:rFonts w:eastAsiaTheme="majorEastAsia"/>
+              </w:rPr>
+              <w:t xml:space="preserve">        </w:t>
+            </w:r>
+            <w:r>
+              <w:rPr>
+                <w:rStyle w:val="g"/>
+                <w:rFonts w:eastAsiaTheme="majorEastAsia"/>
+              </w:rPr>
+              <w:t>+</w:t>
+            </w:r>
+            <w:r>
+              <w:rPr>
+                <w:rStyle w:val="HTMLCode"/>
+                <w:rFonts w:eastAsiaTheme="majorEastAsia"/>
+              </w:rPr>
+              <w:t xml:space="preserve"> </w:t>
+            </w:r>
+            <w:r>
+              <w:rPr>
+                <w:rStyle w:val="m"/>
+              </w:rPr>
+              <w:t>docs</w:t>
+            </w:r>
+          </w:p>
+          <w:p>
+            <w:pPr>
+              <w:pStyle w:val="HTMLPreformatted"/>
+              <w:rPr>
+                <w:rStyle w:val="HTMLCode"/>
+                <w:rFonts w:eastAsiaTheme="majorEastAsia"/>
+              </w:rPr>
+            </w:pPr>
+            <w:r>
+              <w:rPr>
+                <w:rStyle w:val="HTMLCode"/>
+                <w:rFonts w:eastAsiaTheme="majorEastAsia"/>
+              </w:rPr>
+              <w:t xml:space="preserve">        </w:t>
+            </w:r>
+            <w:r>
+              <w:rPr>
+                <w:rStyle w:val="g"/>
+                <w:rFonts w:eastAsiaTheme="majorEastAsia"/>
+              </w:rPr>
+              <w:t>+</w:t>
+            </w:r>
+            <w:r>
+              <w:rPr>
+                <w:rStyle w:val="HTMLCode"/>
+                <w:rFonts w:eastAsiaTheme="majorEastAsia"/>
+              </w:rPr>
+              <w:t xml:space="preserve"> </w:t>
+            </w:r>
+            <w:r>
+              <w:rPr>
+                <w:rStyle w:val="k"/>
+              </w:rPr>
+              <w:t>"\nQuestion:"</w:t>
+            </w:r>
+          </w:p>
+          <w:p>
+            <w:pPr>
+              <w:pStyle w:val="HTMLPreformatted"/>
+              <w:rPr>
+                <w:rStyle w:val="HTMLCode"/>
+                <w:rFonts w:eastAsiaTheme="majorEastAsia"/>
+              </w:rPr>
+            </w:pPr>
+            <w:r>
+              <w:rPr>
+                <w:rStyle w:val="HTMLCode"/>
+                <w:rFonts w:eastAsiaTheme="majorEastAsia"/>
+              </w:rPr>
+              <w:t xml:space="preserve">        </w:t>
+            </w:r>
+            <w:r>
+              <w:rPr>
+                <w:rStyle w:val="g"/>
+                <w:rFonts w:eastAsiaTheme="majorEastAsia"/>
+              </w:rPr>
+              <w:t>+</w:t>
+            </w:r>
+            <w:r>
+              <w:rPr>
+                <w:rStyle w:val="HTMLCode"/>
+                <w:rFonts w:eastAsiaTheme="majorEastAsia"/>
+              </w:rPr>
+              <w:t xml:space="preserve"> </w:t>
+            </w:r>
+            <w:r>
+              <w:rPr>
+                <w:rStyle w:val="m"/>
+              </w:rPr>
+              <w:t>question</w:t>
+            </w:r>
+            <w:r>
+              <w:rPr>
+                <w:rStyle w:val="HTMLCode"/>
+                <w:rFonts w:eastAsiaTheme="majorEastAsia"/>
+              </w:rPr>
+              <w:t>;</w:t>
+            </w:r>
+          </w:p>
+          <w:p>
+            <w:pPr>
+              <w:pStyle w:val="HTMLPreformatted"/>
+              <w:rPr>
+                <w:rStyle w:val="HTMLCode"/>
+                <w:rFonts w:eastAsiaTheme="majorEastAsia"/>
+              </w:rPr>
+            </w:pPr>
+          </w:p>
+          <w:p>
+            <w:pPr>
+              <w:pStyle w:val="HTMLPreformatted"/>
+            </w:pPr>
+            <w:r>
+              <w:rPr>
+                <w:rStyle w:val="m"/>
+              </w:rPr>
+              <w:t>chatModel</w:t>
+            </w:r>
+            <w:r>
+              <w:rPr>
+                <w:rStyle w:val="g"/>
+                <w:rFonts w:eastAsiaTheme="majorEastAsia"/>
+              </w:rPr>
+              <w:t>.</w:t>
+            </w:r>
+            <w:r>
+              <w:rPr>
+                <w:rStyle w:val="m"/>
+              </w:rPr>
+              <w:t>call</w:t>
+            </w:r>
+            <w:r>
+              <w:rPr>
+                <w:rStyle w:val="HTMLCode"/>
+                <w:rFonts w:eastAsiaTheme="majorEastAsia"/>
+              </w:rPr>
+              <w:t>(</w:t>
+            </w:r>
+            <w:r>
+              <w:rPr>
+                <w:rStyle w:val="m"/>
+              </w:rPr>
+              <w:t>prompt</w:t>
+            </w:r>
+            <w:r>
+              <w:rPr>
+                <w:rStyle w:val="HTMLCode"/>
+                <w:rFonts w:eastAsiaTheme="majorEastAsia"/>
+              </w:rPr>
+              <w:t>);</w:t>
+            </w:r>
+          </w:p>
+          <w:p>
+            <w:pPr>
+              <w:pStyle w:val="NormalWeb"/>
+            </w:pPr>
+            <w:r>
+              <w:t>Spring AI provides RAG-oriented abstractions such as advisors.</w:t>
+            </w:r>
+          </w:p>
+          <w:p>
+            <w:pPr>
+              <w:pStyle w:val="NormalWeb"/>
+            </w:pPr>
+            <w:r>
+              <w:t>Conceptually:</w:t>
+            </w:r>
+          </w:p>
+          <w:p>
+            <w:pPr>
+              <w:pStyle w:val="HTMLPreformatted"/>
+              <w:rPr>
+                <w:rStyle w:val="HTMLCode"/>
+                <w:rFonts w:eastAsiaTheme="majorEastAsia"/>
+              </w:rPr>
+            </w:pPr>
+            <w:r>
+              <w:rPr>
+                <w:rStyle w:val="m"/>
+              </w:rPr>
+              <w:t>String</w:t>
+            </w:r>
+            <w:r>
+              <w:rPr>
+                <w:rStyle w:val="HTMLCode"/>
+                <w:rFonts w:eastAsiaTheme="majorEastAsia"/>
+              </w:rPr>
+              <w:t xml:space="preserve"> </w:t>
+            </w:r>
+            <w:r>
+              <w:rPr>
+                <w:rStyle w:val="m"/>
+              </w:rPr>
+              <w:t>answer</w:t>
+            </w:r>
+            <w:r>
+              <w:rPr>
+                <w:rStyle w:val="HTMLCode"/>
+                <w:rFonts w:eastAsiaTheme="majorEastAsia"/>
+              </w:rPr>
+              <w:t xml:space="preserve"> </w:t>
+            </w:r>
+            <w:r>
+              <w:rPr>
+                <w:rStyle w:val="g"/>
+                <w:rFonts w:eastAsiaTheme="majorEastAsia"/>
+              </w:rPr>
+              <w:t>=</w:t>
+            </w:r>
+            <w:r>
+              <w:rPr>
+                <w:rStyle w:val="HTMLCode"/>
+                <w:rFonts w:eastAsiaTheme="majorEastAsia"/>
+              </w:rPr>
+              <w:t xml:space="preserve"> </w:t>
+            </w:r>
+            <w:r>
+              <w:rPr>
+                <w:rStyle w:val="m"/>
+              </w:rPr>
+              <w:t>chatClient</w:t>
+            </w:r>
+          </w:p>
+          <w:p>
+            <w:pPr>
+              <w:pStyle w:val="HTMLPreformatted"/>
+              <w:rPr>
+                <w:rStyle w:val="HTMLCode"/>
+                <w:rFonts w:eastAsiaTheme="majorEastAsia"/>
+              </w:rPr>
+            </w:pPr>
+            <w:r>
+              <w:rPr>
+                <w:rStyle w:val="HTMLCode"/>
+                <w:rFonts w:eastAsiaTheme="majorEastAsia"/>
+              </w:rPr>
+              <w:t xml:space="preserve">        </w:t>
+            </w:r>
+            <w:r>
+              <w:rPr>
+                <w:rStyle w:val="g"/>
+                <w:rFonts w:eastAsiaTheme="majorEastAsia"/>
+              </w:rPr>
+              <w:t>.</w:t>
+            </w:r>
+            <w:r>
+              <w:rPr>
+                <w:rStyle w:val="m"/>
+              </w:rPr>
+              <w:t>prompt</w:t>
+            </w:r>
+            <w:r>
+              <w:rPr>
+                <w:rStyle w:val="HTMLCode"/>
+                <w:rFonts w:eastAsiaTheme="majorEastAsia"/>
+              </w:rPr>
+              <w:t>()</w:t>
+            </w:r>
+          </w:p>
+          <w:p>
+            <w:pPr>
+              <w:pStyle w:val="HTMLPreformatted"/>
+              <w:rPr>
+                <w:rStyle w:val="HTMLCode"/>
+                <w:rFonts w:eastAsiaTheme="majorEastAsia"/>
+              </w:rPr>
+            </w:pPr>
+            <w:r>
+              <w:rPr>
+                <w:rStyle w:val="HTMLCode"/>
+                <w:rFonts w:eastAsiaTheme="majorEastAsia"/>
+              </w:rPr>
+              <w:t xml:space="preserve">        </w:t>
+            </w:r>
+            <w:r>
+              <w:rPr>
+                <w:rStyle w:val="g"/>
+                <w:rFonts w:eastAsiaTheme="majorEastAsia"/>
+              </w:rPr>
+              <w:t>.</w:t>
+            </w:r>
+            <w:r>
+              <w:rPr>
+                <w:rStyle w:val="m"/>
+              </w:rPr>
+              <w:t>user</w:t>
+            </w:r>
+            <w:r>
+              <w:rPr>
+                <w:rStyle w:val="HTMLCode"/>
+                <w:rFonts w:eastAsiaTheme="majorEastAsia"/>
+              </w:rPr>
+              <w:t>(</w:t>
+            </w:r>
+            <w:r>
+              <w:rPr>
+                <w:rStyle w:val="k"/>
+              </w:rPr>
+              <w:t>"How many vacation days do I get?"</w:t>
+            </w:r>
+            <w:r>
+              <w:rPr>
+                <w:rStyle w:val="HTMLCode"/>
+                <w:rFonts w:eastAsiaTheme="majorEastAsia"/>
+              </w:rPr>
+              <w:t>)</w:t>
+            </w:r>
+          </w:p>
+          <w:p>
+            <w:pPr>
+              <w:pStyle w:val="HTMLPreformatted"/>
+              <w:rPr>
+                <w:rStyle w:val="HTMLCode"/>
+                <w:rFonts w:eastAsiaTheme="majorEastAsia"/>
+              </w:rPr>
+            </w:pPr>
+            <w:r>
+              <w:rPr>
+                <w:rStyle w:val="HTMLCode"/>
+                <w:rFonts w:eastAsiaTheme="majorEastAsia"/>
+              </w:rPr>
+              <w:t xml:space="preserve">        </w:t>
+            </w:r>
+            <w:r>
+              <w:rPr>
+                <w:rStyle w:val="g"/>
+                <w:rFonts w:eastAsiaTheme="majorEastAsia"/>
+              </w:rPr>
+              <w:t>.</w:t>
+            </w:r>
+            <w:r>
+              <w:rPr>
+                <w:rStyle w:val="m"/>
+              </w:rPr>
+              <w:t>advisors</w:t>
+            </w:r>
+            <w:r>
+              <w:rPr>
+                <w:rStyle w:val="HTMLCode"/>
+                <w:rFonts w:eastAsiaTheme="majorEastAsia"/>
+              </w:rPr>
+              <w:t>(</w:t>
+            </w:r>
+          </w:p>
+          <w:p>
+            <w:pPr>
+              <w:pStyle w:val="HTMLPreformatted"/>
+              <w:rPr>
+                <w:rStyle w:val="HTMLCode"/>
+                <w:rFonts w:eastAsiaTheme="majorEastAsia"/>
+              </w:rPr>
+            </w:pPr>
+            <w:r>
+              <w:rPr>
+                <w:rStyle w:val="HTMLCode"/>
+                <w:rFonts w:eastAsiaTheme="majorEastAsia"/>
+              </w:rPr>
+              <w:t xml:space="preserve">            </w:t>
+            </w:r>
+            <w:r>
+              <w:rPr>
+                <w:rStyle w:val="m"/>
+              </w:rPr>
+              <w:t>QuestionAnswerAdvisor</w:t>
+            </w:r>
+            <w:r>
+              <w:rPr>
+                <w:rStyle w:val="g"/>
+                <w:rFonts w:eastAsiaTheme="majorEastAsia"/>
+              </w:rPr>
+              <w:t>.</w:t>
+            </w:r>
+            <w:r>
+              <w:rPr>
+                <w:rStyle w:val="m"/>
+              </w:rPr>
+              <w:t>builder</w:t>
+            </w:r>
+            <w:r>
+              <w:rPr>
+                <w:rStyle w:val="HTMLCode"/>
+                <w:rFonts w:eastAsiaTheme="majorEastAsia"/>
+              </w:rPr>
+              <w:t>(</w:t>
+            </w:r>
+            <w:r>
+              <w:rPr>
+                <w:rStyle w:val="m"/>
+              </w:rPr>
+              <w:t>vectorStore</w:t>
+            </w:r>
+            <w:r>
+              <w:rPr>
+                <w:rStyle w:val="HTMLCode"/>
+                <w:rFonts w:eastAsiaTheme="majorEastAsia"/>
+              </w:rPr>
+              <w:t>)</w:t>
+            </w:r>
+          </w:p>
+          <w:p>
+            <w:pPr>
+              <w:pStyle w:val="HTMLPreformatted"/>
+              <w:rPr>
+                <w:rStyle w:val="HTMLCode"/>
+                <w:rFonts w:eastAsiaTheme="majorEastAsia"/>
+              </w:rPr>
+            </w:pPr>
+            <w:r>
+              <w:rPr>
+                <w:rStyle w:val="HTMLCode"/>
+                <w:rFonts w:eastAsiaTheme="majorEastAsia"/>
+              </w:rPr>
+              <w:t xml:space="preserve">                </w:t>
+            </w:r>
+            <w:r>
+              <w:rPr>
+                <w:rStyle w:val="g"/>
+                <w:rFonts w:eastAsiaTheme="majorEastAsia"/>
+              </w:rPr>
+              <w:t>.</w:t>
+            </w:r>
+            <w:r>
+              <w:rPr>
+                <w:rStyle w:val="m"/>
+              </w:rPr>
+              <w:t>build</w:t>
+            </w:r>
+            <w:r>
+              <w:rPr>
+                <w:rStyle w:val="HTMLCode"/>
+                <w:rFonts w:eastAsiaTheme="majorEastAsia"/>
+              </w:rPr>
+              <w:t>()</w:t>
+            </w:r>
+          </w:p>
+          <w:p>
+            <w:pPr>
+              <w:pStyle w:val="HTMLPreformatted"/>
+              <w:rPr>
+                <w:rStyle w:val="HTMLCode"/>
+                <w:rFonts w:eastAsiaTheme="majorEastAsia"/>
+              </w:rPr>
+            </w:pPr>
+            <w:r>
+              <w:rPr>
+                <w:rStyle w:val="HTMLCode"/>
+                <w:rFonts w:eastAsiaTheme="majorEastAsia"/>
+              </w:rPr>
+              <w:t xml:space="preserve">        )</w:t>
+            </w:r>
+          </w:p>
+          <w:p>
+            <w:pPr>
+              <w:pStyle w:val="HTMLPreformatted"/>
+              <w:rPr>
+                <w:rStyle w:val="HTMLCode"/>
+                <w:rFonts w:eastAsiaTheme="majorEastAsia"/>
+              </w:rPr>
+            </w:pPr>
+            <w:r>
+              <w:rPr>
+                <w:rStyle w:val="HTMLCode"/>
+                <w:rFonts w:eastAsiaTheme="majorEastAsia"/>
+              </w:rPr>
+              <w:t xml:space="preserve">        </w:t>
+            </w:r>
+            <w:r>
+              <w:rPr>
+                <w:rStyle w:val="g"/>
+                <w:rFonts w:eastAsiaTheme="majorEastAsia"/>
+              </w:rPr>
+              <w:t>.</w:t>
+            </w:r>
+            <w:r>
+              <w:rPr>
+                <w:rStyle w:val="m"/>
+              </w:rPr>
+              <w:t>call</w:t>
+            </w:r>
+            <w:r>
+              <w:rPr>
+                <w:rStyle w:val="HTMLCode"/>
+                <w:rFonts w:eastAsiaTheme="majorEastAsia"/>
+              </w:rPr>
+              <w:t>()</w:t>
+            </w:r>
+          </w:p>
+          <w:p>
+            <w:pPr>
+              <w:pStyle w:val="HTMLPreformatted"/>
+            </w:pPr>
+            <w:r>
+              <w:rPr>
+                <w:rStyle w:val="HTMLCode"/>
+                <w:rFonts w:eastAsiaTheme="majorEastAsia"/>
+              </w:rPr>
+              <w:t xml:space="preserve">        </w:t>
+            </w:r>
+            <w:r>
+              <w:rPr>
+                <w:rStyle w:val="g"/>
+                <w:rFonts w:eastAsiaTheme="majorEastAsia"/>
+              </w:rPr>
+              <w:t>.</w:t>
+            </w:r>
+            <w:r>
+              <w:rPr>
+                <w:rStyle w:val="m"/>
+              </w:rPr>
+              <w:t>content</w:t>
+            </w:r>
+            <w:r>
+              <w:rPr>
+                <w:rStyle w:val="HTMLCode"/>
+                <w:rFonts w:eastAsiaTheme="majorEastAsia"/>
+              </w:rPr>
+              <w:t>();</w:t>
+            </w:r>
+          </w:p>
+          <w:p>
+            <w:pPr>
+              <w:pStyle w:val="Heading1"/>
+              <w:outlineLvl w:val="0"/>
+            </w:pPr>
+          </w:p>
+        </w:tc>
+      </w:tr>
+    </w:tbl>
+    <w:p>
+      <w:pPr>
+        <w:pStyle w:val="1violet"/>
+      </w:pPr>
+    </w:p>
+    <w:p>
+      <w:pPr>
+        <w:pStyle w:val="1violet"/>
+      </w:pPr>
+    </w:p>
+    <w:p>
+      <w:pPr>
+        <w:pStyle w:val="1violet"/>
+      </w:pPr>
+    </w:p>
+    <w:tbl>
+      <w:tblPr>
+        <w:tblStyle w:val="TableGrid"/>
+        <w:tblW w:w="0" w:type="auto"/>
+        <w:tblLook w:val="04A0" w:firstRow="1" w:lastRow="0" w:firstColumn="1" w:lastColumn="0" w:noHBand="0" w:noVBand="1"/>
+      </w:tblPr>
+      <w:tblGrid>
+        <w:gridCol w:w="11515"/>
+        <w:gridCol w:w="11515"/>
+      </w:tblGrid>
+      <w:tr>
+        <w:tc>
+          <w:tcPr>
+            <w:tcW w:w="11515" w:type="dxa"/>
+          </w:tcPr>
+          <w:p>
+            <w:pPr>
+              <w:pStyle w:val="Heading1"/>
+              <w:outlineLvl w:val="0"/>
+              <w:rPr>
+                <w:color w:val="auto"/>
+                <w:sz w:val="48"/>
+              </w:rPr>
+            </w:pPr>
+            <w:r>
+              <w:lastRenderedPageBreak/>
+              <w:t>9. Now let's solve your 2025 → 2026 problem</w:t>
+            </w:r>
+          </w:p>
+          <w:p>
+            <w:pPr>
+              <w:spacing w:before="100" w:beforeAutospacing="1" w:after="100" w:afterAutospacing="1"/>
+            </w:pPr>
+            <w:r>
+              <w:t>Suppose MongoDB contains:</w:t>
+            </w:r>
+          </w:p>
+          <w:p>
+            <w:pPr>
+              <w:pStyle w:val="HTMLPreformatted"/>
+              <w:rPr>
+                <w:rStyle w:val="HTMLCode"/>
+                <w:rFonts w:eastAsiaTheme="majorEastAsia"/>
+              </w:rPr>
+            </w:pPr>
+            <w:r>
+              <w:rPr>
+                <w:rStyle w:val="HTMLCode"/>
+                <w:rFonts w:eastAsiaTheme="majorEastAsia"/>
+              </w:rPr>
+              <w:t>TCS-LEAVE-2025</w:t>
+            </w:r>
+          </w:p>
+          <w:p>
+            <w:pPr>
+              <w:pStyle w:val="HTMLPreformatted"/>
+              <w:rPr>
+                <w:rStyle w:val="HTMLCode"/>
+                <w:rFonts w:eastAsiaTheme="majorEastAsia"/>
+              </w:rPr>
+            </w:pPr>
+            <w:r>
+              <w:rPr>
+                <w:rStyle w:val="HTMLCode"/>
+                <w:rFonts w:eastAsiaTheme="majorEastAsia"/>
+              </w:rPr>
+              <w:t>status = EXPIRED</w:t>
+            </w:r>
+          </w:p>
+          <w:p>
+            <w:pPr>
+              <w:pStyle w:val="HTMLPreformatted"/>
+              <w:rPr>
+                <w:rStyle w:val="HTMLCode"/>
+                <w:rFonts w:eastAsiaTheme="majorEastAsia"/>
+              </w:rPr>
+            </w:pPr>
+          </w:p>
+          <w:p>
+            <w:pPr>
+              <w:pStyle w:val="HTMLPreformatted"/>
+              <w:rPr>
+                <w:rStyle w:val="HTMLCode"/>
+                <w:rFonts w:eastAsiaTheme="majorEastAsia"/>
+              </w:rPr>
+            </w:pPr>
+            <w:r>
+              <w:rPr>
+                <w:rStyle w:val="HTMLCode"/>
+                <w:rFonts w:eastAsiaTheme="majorEastAsia"/>
+              </w:rPr>
+              <w:t>TCS-LEAVE-2026</w:t>
+            </w:r>
+          </w:p>
+          <w:p>
+            <w:pPr>
+              <w:pStyle w:val="HTMLPreformatted"/>
+            </w:pPr>
+            <w:r>
+              <w:rPr>
+                <w:rStyle w:val="HTMLCode"/>
+                <w:rFonts w:eastAsiaTheme="majorEastAsia"/>
+              </w:rPr>
+              <w:t>status = ACTIVE</w:t>
+            </w:r>
+          </w:p>
+          <w:p>
+            <w:pPr>
+              <w:pStyle w:val="NormalWeb"/>
+            </w:pPr>
+            <w:r>
+              <w:t>You ask:</w:t>
+            </w:r>
+          </w:p>
+          <w:p>
+            <w:pPr>
+              <w:pStyle w:val="NormalWeb"/>
+            </w:pPr>
+            <w:r>
+              <w:t>"How many annual leave days do I get?"</w:t>
+            </w:r>
+          </w:p>
+          <w:p>
+            <w:pPr>
+              <w:pStyle w:val="NormalWeb"/>
+            </w:pPr>
+            <w:r>
+              <w:t>Don't search everything.</w:t>
+            </w:r>
+          </w:p>
+          <w:p>
+            <w:pPr>
+              <w:pStyle w:val="NormalWeb"/>
+            </w:pPr>
+            <w:r>
+              <w:t>Apply metadata filtering:</w:t>
+            </w:r>
+          </w:p>
+          <w:p>
+            <w:pPr>
+              <w:pStyle w:val="HTMLPreformatted"/>
+            </w:pPr>
+            <w:r>
+              <w:rPr>
+                <w:rStyle w:val="HTMLCode"/>
+                <w:rFonts w:eastAsiaTheme="majorEastAsia"/>
+              </w:rPr>
+              <w:t>status = ACTIVE</w:t>
+            </w:r>
+          </w:p>
+          <w:p>
+            <w:pPr>
+              <w:pStyle w:val="NormalWeb"/>
+            </w:pPr>
+            <w:r>
+              <w:t>Then:</w:t>
+            </w:r>
+          </w:p>
+          <w:p>
+            <w:pPr>
+              <w:pStyle w:val="HTMLPreformatted"/>
+              <w:rPr>
+                <w:rStyle w:val="HTMLCode"/>
+                <w:rFonts w:eastAsiaTheme="majorEastAsia"/>
+              </w:rPr>
+            </w:pPr>
+            <w:r>
+              <w:rPr>
+                <w:rStyle w:val="HTMLCode"/>
+                <w:rFonts w:eastAsiaTheme="majorEastAsia"/>
+              </w:rPr>
+              <w:t>Question</w:t>
+            </w:r>
+          </w:p>
+          <w:p>
+            <w:pPr>
+              <w:pStyle w:val="HTMLPreformatted"/>
+              <w:rPr>
+                <w:rStyle w:val="HTMLCode"/>
+                <w:rFonts w:eastAsiaTheme="majorEastAsia"/>
+              </w:rPr>
+            </w:pPr>
+            <w:r>
+              <w:rPr>
+                <w:rStyle w:val="HTMLCode"/>
+                <w:rFonts w:eastAsiaTheme="majorEastAsia"/>
+              </w:rPr>
+              <w:t xml:space="preserve">   ↓</w:t>
+            </w:r>
+          </w:p>
+          <w:p>
+            <w:pPr>
+              <w:pStyle w:val="HTMLPreformatted"/>
+              <w:rPr>
+                <w:rStyle w:val="HTMLCode"/>
+                <w:rFonts w:eastAsiaTheme="majorEastAsia"/>
+              </w:rPr>
+            </w:pPr>
+            <w:r>
+              <w:rPr>
+                <w:rStyle w:val="HTMLCode"/>
+                <w:rFonts w:eastAsiaTheme="majorEastAsia"/>
+              </w:rPr>
+              <w:t>Vector Search</w:t>
+            </w:r>
+          </w:p>
+          <w:p>
+            <w:pPr>
+              <w:pStyle w:val="HTMLPreformatted"/>
+              <w:rPr>
+                <w:rStyle w:val="HTMLCode"/>
+                <w:rFonts w:eastAsiaTheme="majorEastAsia"/>
+              </w:rPr>
+            </w:pPr>
+            <w:r>
+              <w:rPr>
+                <w:rStyle w:val="HTMLCode"/>
+                <w:rFonts w:eastAsiaTheme="majorEastAsia"/>
+              </w:rPr>
+              <w:t xml:space="preserve">   ↓</w:t>
+            </w:r>
+          </w:p>
+          <w:p>
+            <w:pPr>
+              <w:pStyle w:val="HTMLPreformatted"/>
+              <w:rPr>
+                <w:rStyle w:val="HTMLCode"/>
+                <w:rFonts w:eastAsiaTheme="majorEastAsia"/>
+              </w:rPr>
+            </w:pPr>
+            <w:r>
+              <w:rPr>
+                <w:rStyle w:val="HTMLCode"/>
+                <w:rFonts w:eastAsiaTheme="majorEastAsia"/>
+              </w:rPr>
+              <w:t>Filter status=ACTIVE</w:t>
+            </w:r>
+          </w:p>
+          <w:p>
+            <w:pPr>
+              <w:pStyle w:val="HTMLPreformatted"/>
+              <w:rPr>
+                <w:rStyle w:val="HTMLCode"/>
+                <w:rFonts w:eastAsiaTheme="majorEastAsia"/>
+              </w:rPr>
+            </w:pPr>
+            <w:r>
+              <w:rPr>
+                <w:rStyle w:val="HTMLCode"/>
+                <w:rFonts w:eastAsiaTheme="majorEastAsia"/>
+              </w:rPr>
+              <w:t xml:space="preserve">   ↓</w:t>
+            </w:r>
+          </w:p>
+          <w:p>
+            <w:pPr>
+              <w:pStyle w:val="HTMLPreformatted"/>
+              <w:rPr>
+                <w:rStyle w:val="HTMLCode"/>
+                <w:rFonts w:eastAsiaTheme="majorEastAsia"/>
+              </w:rPr>
+            </w:pPr>
+            <w:r>
+              <w:rPr>
+                <w:rStyle w:val="HTMLCode"/>
+                <w:rFonts w:eastAsiaTheme="majorEastAsia"/>
+              </w:rPr>
+              <w:t>2026 chunks</w:t>
+            </w:r>
+          </w:p>
+          <w:p>
+            <w:pPr>
+              <w:pStyle w:val="HTMLPreformatted"/>
+              <w:rPr>
+                <w:rStyle w:val="HTMLCode"/>
+                <w:rFonts w:eastAsiaTheme="majorEastAsia"/>
+              </w:rPr>
+            </w:pPr>
+            <w:r>
+              <w:rPr>
+                <w:rStyle w:val="HTMLCode"/>
+                <w:rFonts w:eastAsiaTheme="majorEastAsia"/>
+              </w:rPr>
+              <w:t xml:space="preserve">   ↓</w:t>
+            </w:r>
+          </w:p>
+          <w:p>
+            <w:pPr>
+              <w:pStyle w:val="HTMLPreformatted"/>
+            </w:pPr>
+            <w:r>
+              <w:rPr>
+                <w:rStyle w:val="HTMLCode"/>
+                <w:rFonts w:eastAsiaTheme="majorEastAsia"/>
+              </w:rPr>
+              <w:t>LLM</w:t>
+            </w:r>
+          </w:p>
+          <w:p>
+            <w:pPr>
+              <w:spacing w:before="100" w:beforeAutospacing="1" w:after="100" w:afterAutospacing="1"/>
+            </w:pPr>
+            <w:r>
+              <w:t xml:space="preserve">This is </w:t>
+            </w:r>
+            <w:r>
+              <w:rPr>
+                <w:rStyle w:val="Strong"/>
+              </w:rPr>
+              <w:t>much safer</w:t>
+            </w:r>
+            <w:r>
+              <w:t xml:space="preserve"> than relying purely on similarity.</w:t>
+            </w:r>
+          </w:p>
+          <w:p>
+            <w:pPr>
+              <w:pStyle w:val="1violet"/>
+            </w:pPr>
+          </w:p>
+        </w:tc>
+        <w:tc>
+          <w:tcPr>
+            <w:tcW w:w="11515" w:type="dxa"/>
+          </w:tcPr>
+          <w:p>
+            <w:pPr>
+              <w:pStyle w:val="1violet"/>
+            </w:pPr>
+          </w:p>
+        </w:tc>
+      </w:tr>
+    </w:tbl>
+    <w:p>
+      <w:pPr>
+        <w:pStyle w:val="1violet"/>
+      </w:pPr>
+    </w:p>
+    <w:p>
+      <w:pPr>
+        <w:pStyle w:val="h1-b"/>
+      </w:pPr>
+      <w:r>
+        <w:t>Langchain</w:t>
+      </w:r>
+    </w:p>
+    <w:p>
+      <w:pPr>
+        <w:pStyle w:val="1violet"/>
+      </w:pPr>
+      <w:r>
+        <w:t>It’s a framework that helps to build the system using LLM by connecting it to the external data, tools /systems</w:t>
+      </w:r>
+    </w:p>
+    <w:p>
+      <w:pPr>
+        <w:pStyle w:val="1violet"/>
+      </w:pPr>
+      <w:r>
+        <w:t>Spring AI and LangChain solve many of the same problems. LangChain is primarily popular in the Python/JavaScript ecosystem for building LLM applications, while Spring AI provides similar LLM, RAG, tool-calling and agent capabilities integrated naturally with Spring Boot. If my existing application is Java/Spring Boot, I would generally prefer Spring AI rather than introducing LangChain just for LLM integration. I would consider LangChain when I specifically need capabilities or integrations from its ecosystem, particularly if the AI component is being built in Python.</w:t>
+      </w:r>
+    </w:p>
+    <w:p>
+      <w:pPr>
+        <w:pStyle w:val="1violet"/>
+      </w:pPr>
+    </w:p>
+    <w:p>
+      <w:pPr>
+        <w:pStyle w:val="1violet"/>
+      </w:pPr>
+      <w:r>
+        <w:t>Spring AI is not an LLM itself. LangChain is not an LLM either.</w:t>
+      </w:r>
+    </w:p>
+    <w:p>
+      <w:pPr>
+        <w:pStyle w:val="1violet"/>
+      </w:pPr>
+    </w:p>
+    <w:p>
+      <w:pPr>
+        <w:pStyle w:val="1violet"/>
+      </w:pPr>
+      <w:r>
+        <w:t>Both are frameworks/orchestration layers sitting between your application and models such as GPT, Claude, Gemini, etc</w:t>
+      </w:r>
+    </w:p>
+    <w:p>
+      <w:pPr>
+        <w:pStyle w:val="h1-orange"/>
+      </w:pPr>
+      <w:r>
+        <w:lastRenderedPageBreak/>
         <w:t xml:space="preserve">Pend – yet to </w:t>
       </w:r>
       <w:r>
@@ -37049,6 +43406,16 @@
       <w:lang w:eastAsia="en-IN"/>
     </w:rPr>
   </w:style>
+  <w:style w:type="character" w:customStyle="1" w:styleId="inqyif">
+    <w:name w:val="inqyif"/>
+    <w:basedOn w:val="DefaultParagraphFont"/>
+    <w:rsid w:val="005A4A6F"/>
+  </w:style>
+  <w:style w:type="character" w:customStyle="1" w:styleId="yadgie">
+    <w:name w:val="yadgie"/>
+    <w:basedOn w:val="DefaultParagraphFont"/>
+    <w:rsid w:val="005A4A6F"/>
+  </w:style>
 </w:styles>
 </file>
 
@@ -37318,7 +43685,7 @@
 </file>
 
 <file path=customXml/itemProps1.xml><?xml version="1.0" encoding="utf-8"?>
-<ds:datastoreItem xmlns:ds="http://schemas.openxmlformats.org/officeDocument/2006/customXml" ds:itemID="{C519D656-7D89-40D5-93A1-27BAAF031D54}">
+<ds:datastoreItem xmlns:ds="http://schemas.openxmlformats.org/officeDocument/2006/customXml" ds:itemID="{CF4F8958-6DA7-415F-87AA-254A280C98AA}">
   <ds:schemaRefs>
     <ds:schemaRef ds:uri="http://schemas.openxmlformats.org/officeDocument/2006/bibliography"/>
   </ds:schemaRefs>
